--- a/resources/a-level-economics-unemployment-coastal-town/A-Level-Economics-Unemployment-Coastal-Town-Student.docx
+++ b/resources/a-level-economics-unemployment-coastal-town/A-Level-Economics-Unemployment-Coastal-Town-Student.docx
@@ -43,13 +43,13 @@
         <w:tc>
           <w:tcPr>
             <w:tcW w:type="dxa" w:w="4670"/>
-            <w:shd w:fill="142D40"/>
             <w:tcBorders>
               <w:top w:val="single" w:sz="4" w:color="D9D9D9"/>
               <w:bottom w:val="single" w:sz="4" w:color="D9D9D9"/>
               <w:left w:val="single" w:sz="4" w:color="D9D9D9"/>
               <w:right w:val="single" w:sz="4" w:color="D9D9D9"/>
             </w:tcBorders>
+            <w:shd w:fill="142D40"/>
             <w:tcMar>
               <w:top w:w="85" w:type="dxa"/>
               <w:bottom w:w="85" w:type="dxa"/>
@@ -74,13 +74,13 @@
         <w:tc>
           <w:tcPr>
             <w:tcW w:type="dxa" w:w="2741"/>
-            <w:shd w:fill="142D40"/>
             <w:tcBorders>
               <w:top w:val="single" w:sz="4" w:color="D9D9D9"/>
               <w:bottom w:val="single" w:sz="4" w:color="D9D9D9"/>
               <w:left w:val="single" w:sz="4" w:color="D9D9D9"/>
               <w:right w:val="single" w:sz="4" w:color="D9D9D9"/>
             </w:tcBorders>
+            <w:shd w:fill="142D40"/>
             <w:tcMar>
               <w:top w:w="85" w:type="dxa"/>
               <w:bottom w:w="85" w:type="dxa"/>
@@ -105,13 +105,13 @@
         <w:tc>
           <w:tcPr>
             <w:tcW w:type="dxa" w:w="2741"/>
-            <w:shd w:fill="142D40"/>
             <w:tcBorders>
               <w:top w:val="single" w:sz="4" w:color="D9D9D9"/>
               <w:bottom w:val="single" w:sz="4" w:color="D9D9D9"/>
               <w:left w:val="single" w:sz="4" w:color="D9D9D9"/>
               <w:right w:val="single" w:sz="4" w:color="D9D9D9"/>
             </w:tcBorders>
+            <w:shd w:fill="142D40"/>
             <w:tcMar>
               <w:top w:w="85" w:type="dxa"/>
               <w:bottom w:w="85" w:type="dxa"/>
@@ -138,13 +138,13 @@
         <w:tc>
           <w:tcPr>
             <w:tcW w:type="dxa" w:w="4670"/>
-            <w:shd w:fill="FFFFFF"/>
             <w:tcBorders>
               <w:top w:val="single" w:sz="4" w:color="D9D9D9"/>
               <w:bottom w:val="single" w:sz="4" w:color="D9D9D9"/>
               <w:left w:val="single" w:sz="4" w:color="D9D9D9"/>
               <w:right w:val="single" w:sz="4" w:color="D9D9D9"/>
             </w:tcBorders>
+            <w:shd w:fill="FFFFFF"/>
             <w:tcMar>
               <w:top w:w="85" w:type="dxa"/>
               <w:bottom w:w="85" w:type="dxa"/>
@@ -169,13 +169,13 @@
         <w:tc>
           <w:tcPr>
             <w:tcW w:type="dxa" w:w="2741"/>
-            <w:shd w:fill="FFFFFF"/>
             <w:tcBorders>
               <w:top w:val="single" w:sz="4" w:color="D9D9D9"/>
               <w:bottom w:val="single" w:sz="4" w:color="D9D9D9"/>
               <w:left w:val="single" w:sz="4" w:color="D9D9D9"/>
               <w:right w:val="single" w:sz="4" w:color="D9D9D9"/>
             </w:tcBorders>
+            <w:shd w:fill="FFFFFF"/>
             <w:tcMar>
               <w:top w:w="85" w:type="dxa"/>
               <w:bottom w:w="85" w:type="dxa"/>
@@ -200,13 +200,13 @@
         <w:tc>
           <w:tcPr>
             <w:tcW w:type="dxa" w:w="2741"/>
-            <w:shd w:fill="FFFFFF"/>
             <w:tcBorders>
               <w:top w:val="single" w:sz="4" w:color="D9D9D9"/>
               <w:bottom w:val="single" w:sz="4" w:color="D9D9D9"/>
               <w:left w:val="single" w:sz="4" w:color="D9D9D9"/>
               <w:right w:val="single" w:sz="4" w:color="D9D9D9"/>
             </w:tcBorders>
+            <w:shd w:fill="FFFFFF"/>
             <w:tcMar>
               <w:top w:w="85" w:type="dxa"/>
               <w:bottom w:w="85" w:type="dxa"/>
@@ -233,13 +233,13 @@
         <w:tc>
           <w:tcPr>
             <w:tcW w:type="dxa" w:w="4670"/>
-            <w:shd w:fill="F1F5F7"/>
             <w:tcBorders>
               <w:top w:val="single" w:sz="4" w:color="D9D9D9"/>
               <w:bottom w:val="single" w:sz="4" w:color="D9D9D9"/>
               <w:left w:val="single" w:sz="4" w:color="D9D9D9"/>
               <w:right w:val="single" w:sz="4" w:color="D9D9D9"/>
             </w:tcBorders>
+            <w:shd w:fill="F1F5F7"/>
             <w:tcMar>
               <w:top w:w="85" w:type="dxa"/>
               <w:bottom w:w="85" w:type="dxa"/>
@@ -264,13 +264,13 @@
         <w:tc>
           <w:tcPr>
             <w:tcW w:type="dxa" w:w="2741"/>
-            <w:shd w:fill="F1F5F7"/>
             <w:tcBorders>
               <w:top w:val="single" w:sz="4" w:color="D9D9D9"/>
               <w:bottom w:val="single" w:sz="4" w:color="D9D9D9"/>
               <w:left w:val="single" w:sz="4" w:color="D9D9D9"/>
               <w:right w:val="single" w:sz="4" w:color="D9D9D9"/>
             </w:tcBorders>
+            <w:shd w:fill="F1F5F7"/>
             <w:tcMar>
               <w:top w:w="85" w:type="dxa"/>
               <w:bottom w:w="85" w:type="dxa"/>
@@ -295,13 +295,13 @@
         <w:tc>
           <w:tcPr>
             <w:tcW w:type="dxa" w:w="2741"/>
-            <w:shd w:fill="F1F5F7"/>
             <w:tcBorders>
               <w:top w:val="single" w:sz="4" w:color="D9D9D9"/>
               <w:bottom w:val="single" w:sz="4" w:color="D9D9D9"/>
               <w:left w:val="single" w:sz="4" w:color="D9D9D9"/>
               <w:right w:val="single" w:sz="4" w:color="D9D9D9"/>
             </w:tcBorders>
+            <w:shd w:fill="F1F5F7"/>
             <w:tcMar>
               <w:top w:w="85" w:type="dxa"/>
               <w:bottom w:w="85" w:type="dxa"/>
@@ -328,13 +328,13 @@
         <w:tc>
           <w:tcPr>
             <w:tcW w:type="dxa" w:w="4670"/>
-            <w:shd w:fill="FFFFFF"/>
             <w:tcBorders>
               <w:top w:val="single" w:sz="4" w:color="D9D9D9"/>
               <w:bottom w:val="single" w:sz="4" w:color="D9D9D9"/>
               <w:left w:val="single" w:sz="4" w:color="D9D9D9"/>
               <w:right w:val="single" w:sz="4" w:color="D9D9D9"/>
             </w:tcBorders>
+            <w:shd w:fill="FFFFFF"/>
             <w:tcMar>
               <w:top w:w="85" w:type="dxa"/>
               <w:bottom w:w="85" w:type="dxa"/>
@@ -359,13 +359,13 @@
         <w:tc>
           <w:tcPr>
             <w:tcW w:type="dxa" w:w="2741"/>
-            <w:shd w:fill="FFFFFF"/>
             <w:tcBorders>
               <w:top w:val="single" w:sz="4" w:color="D9D9D9"/>
               <w:bottom w:val="single" w:sz="4" w:color="D9D9D9"/>
               <w:left w:val="single" w:sz="4" w:color="D9D9D9"/>
               <w:right w:val="single" w:sz="4" w:color="D9D9D9"/>
             </w:tcBorders>
+            <w:shd w:fill="FFFFFF"/>
             <w:tcMar>
               <w:top w:w="85" w:type="dxa"/>
               <w:bottom w:w="85" w:type="dxa"/>
@@ -390,13 +390,13 @@
         <w:tc>
           <w:tcPr>
             <w:tcW w:type="dxa" w:w="2741"/>
-            <w:shd w:fill="FFFFFF"/>
             <w:tcBorders>
               <w:top w:val="single" w:sz="4" w:color="D9D9D9"/>
               <w:bottom w:val="single" w:sz="4" w:color="D9D9D9"/>
               <w:left w:val="single" w:sz="4" w:color="D9D9D9"/>
               <w:right w:val="single" w:sz="4" w:color="D9D9D9"/>
             </w:tcBorders>
+            <w:shd w:fill="FFFFFF"/>
             <w:tcMar>
               <w:top w:w="85" w:type="dxa"/>
               <w:bottom w:w="85" w:type="dxa"/>
@@ -423,13 +423,13 @@
         <w:tc>
           <w:tcPr>
             <w:tcW w:type="dxa" w:w="4670"/>
-            <w:shd w:fill="F1F5F7"/>
             <w:tcBorders>
               <w:top w:val="single" w:sz="4" w:color="D9D9D9"/>
               <w:bottom w:val="single" w:sz="4" w:color="D9D9D9"/>
               <w:left w:val="single" w:sz="4" w:color="D9D9D9"/>
               <w:right w:val="single" w:sz="4" w:color="D9D9D9"/>
             </w:tcBorders>
+            <w:shd w:fill="F1F5F7"/>
             <w:tcMar>
               <w:top w:w="85" w:type="dxa"/>
               <w:bottom w:w="85" w:type="dxa"/>
@@ -454,13 +454,13 @@
         <w:tc>
           <w:tcPr>
             <w:tcW w:type="dxa" w:w="2741"/>
-            <w:shd w:fill="F1F5F7"/>
             <w:tcBorders>
               <w:top w:val="single" w:sz="4" w:color="D9D9D9"/>
               <w:bottom w:val="single" w:sz="4" w:color="D9D9D9"/>
               <w:left w:val="single" w:sz="4" w:color="D9D9D9"/>
               <w:right w:val="single" w:sz="4" w:color="D9D9D9"/>
             </w:tcBorders>
+            <w:shd w:fill="F1F5F7"/>
             <w:tcMar>
               <w:top w:w="85" w:type="dxa"/>
               <w:bottom w:w="85" w:type="dxa"/>
@@ -485,13 +485,13 @@
         <w:tc>
           <w:tcPr>
             <w:tcW w:type="dxa" w:w="2741"/>
-            <w:shd w:fill="F1F5F7"/>
             <w:tcBorders>
               <w:top w:val="single" w:sz="4" w:color="D9D9D9"/>
               <w:bottom w:val="single" w:sz="4" w:color="D9D9D9"/>
               <w:left w:val="single" w:sz="4" w:color="D9D9D9"/>
               <w:right w:val="single" w:sz="4" w:color="D9D9D9"/>
             </w:tcBorders>
+            <w:shd w:fill="F1F5F7"/>
             <w:tcMar>
               <w:top w:w="85" w:type="dxa"/>
               <w:bottom w:w="85" w:type="dxa"/>
@@ -518,13 +518,13 @@
         <w:tc>
           <w:tcPr>
             <w:tcW w:type="dxa" w:w="4670"/>
-            <w:shd w:fill="FFFFFF"/>
             <w:tcBorders>
               <w:top w:val="single" w:sz="4" w:color="D9D9D9"/>
               <w:bottom w:val="single" w:sz="4" w:color="D9D9D9"/>
               <w:left w:val="single" w:sz="4" w:color="D9D9D9"/>
               <w:right w:val="single" w:sz="4" w:color="D9D9D9"/>
             </w:tcBorders>
+            <w:shd w:fill="FFFFFF"/>
             <w:tcMar>
               <w:top w:w="85" w:type="dxa"/>
               <w:bottom w:w="85" w:type="dxa"/>
@@ -549,13 +549,13 @@
         <w:tc>
           <w:tcPr>
             <w:tcW w:type="dxa" w:w="2741"/>
-            <w:shd w:fill="FFFFFF"/>
             <w:tcBorders>
               <w:top w:val="single" w:sz="4" w:color="D9D9D9"/>
               <w:bottom w:val="single" w:sz="4" w:color="D9D9D9"/>
               <w:left w:val="single" w:sz="4" w:color="D9D9D9"/>
               <w:right w:val="single" w:sz="4" w:color="D9D9D9"/>
             </w:tcBorders>
+            <w:shd w:fill="FFFFFF"/>
             <w:tcMar>
               <w:top w:w="85" w:type="dxa"/>
               <w:bottom w:w="85" w:type="dxa"/>
@@ -580,13 +580,13 @@
         <w:tc>
           <w:tcPr>
             <w:tcW w:type="dxa" w:w="2741"/>
-            <w:shd w:fill="FFFFFF"/>
             <w:tcBorders>
               <w:top w:val="single" w:sz="4" w:color="D9D9D9"/>
               <w:bottom w:val="single" w:sz="4" w:color="D9D9D9"/>
               <w:left w:val="single" w:sz="4" w:color="D9D9D9"/>
               <w:right w:val="single" w:sz="4" w:color="D9D9D9"/>
             </w:tcBorders>
+            <w:shd w:fill="FFFFFF"/>
             <w:tcMar>
               <w:top w:w="85" w:type="dxa"/>
               <w:bottom w:w="85" w:type="dxa"/>
@@ -613,13 +613,13 @@
         <w:tc>
           <w:tcPr>
             <w:tcW w:type="dxa" w:w="4670"/>
-            <w:shd w:fill="F1F5F7"/>
             <w:tcBorders>
               <w:top w:val="single" w:sz="4" w:color="D9D9D9"/>
               <w:bottom w:val="single" w:sz="4" w:color="D9D9D9"/>
               <w:left w:val="single" w:sz="4" w:color="D9D9D9"/>
               <w:right w:val="single" w:sz="4" w:color="D9D9D9"/>
             </w:tcBorders>
+            <w:shd w:fill="F1F5F7"/>
             <w:tcMar>
               <w:top w:w="85" w:type="dxa"/>
               <w:bottom w:w="85" w:type="dxa"/>
@@ -644,13 +644,13 @@
         <w:tc>
           <w:tcPr>
             <w:tcW w:type="dxa" w:w="2741"/>
-            <w:shd w:fill="F1F5F7"/>
             <w:tcBorders>
               <w:top w:val="single" w:sz="4" w:color="D9D9D9"/>
               <w:bottom w:val="single" w:sz="4" w:color="D9D9D9"/>
               <w:left w:val="single" w:sz="4" w:color="D9D9D9"/>
               <w:right w:val="single" w:sz="4" w:color="D9D9D9"/>
             </w:tcBorders>
+            <w:shd w:fill="F1F5F7"/>
             <w:tcMar>
               <w:top w:w="85" w:type="dxa"/>
               <w:bottom w:w="85" w:type="dxa"/>
@@ -675,13 +675,13 @@
         <w:tc>
           <w:tcPr>
             <w:tcW w:type="dxa" w:w="2741"/>
-            <w:shd w:fill="F1F5F7"/>
             <w:tcBorders>
               <w:top w:val="single" w:sz="4" w:color="D9D9D9"/>
               <w:bottom w:val="single" w:sz="4" w:color="D9D9D9"/>
               <w:left w:val="single" w:sz="4" w:color="D9D9D9"/>
               <w:right w:val="single" w:sz="4" w:color="D9D9D9"/>
             </w:tcBorders>
+            <w:shd w:fill="F1F5F7"/>
             <w:tcMar>
               <w:top w:w="85" w:type="dxa"/>
               <w:bottom w:w="85" w:type="dxa"/>
@@ -781,13 +781,13 @@
         <w:tc>
           <w:tcPr>
             <w:tcW w:type="dxa" w:w="7309"/>
-            <w:shd w:fill="142D40"/>
             <w:tcBorders>
               <w:top w:val="single" w:sz="4" w:color="D9D9D9"/>
               <w:bottom w:val="single" w:sz="4" w:color="D9D9D9"/>
               <w:left w:val="single" w:sz="4" w:color="D9D9D9"/>
               <w:right w:val="single" w:sz="4" w:color="D9D9D9"/>
             </w:tcBorders>
+            <w:shd w:fill="142D40"/>
             <w:tcMar>
               <w:top w:w="85" w:type="dxa"/>
               <w:bottom w:w="85" w:type="dxa"/>
@@ -812,13 +812,13 @@
         <w:tc>
           <w:tcPr>
             <w:tcW w:type="dxa" w:w="2843"/>
-            <w:shd w:fill="142D40"/>
             <w:tcBorders>
               <w:top w:val="single" w:sz="4" w:color="D9D9D9"/>
               <w:bottom w:val="single" w:sz="4" w:color="D9D9D9"/>
               <w:left w:val="single" w:sz="4" w:color="D9D9D9"/>
               <w:right w:val="single" w:sz="4" w:color="D9D9D9"/>
             </w:tcBorders>
+            <w:shd w:fill="142D40"/>
             <w:tcMar>
               <w:top w:w="85" w:type="dxa"/>
               <w:bottom w:w="85" w:type="dxa"/>
@@ -845,13 +845,13 @@
         <w:tc>
           <w:tcPr>
             <w:tcW w:type="dxa" w:w="7309"/>
-            <w:shd w:fill="FFFFFF"/>
             <w:tcBorders>
               <w:top w:val="single" w:sz="4" w:color="D9D9D9"/>
               <w:bottom w:val="single" w:sz="4" w:color="D9D9D9"/>
               <w:left w:val="single" w:sz="4" w:color="D9D9D9"/>
               <w:right w:val="single" w:sz="4" w:color="D9D9D9"/>
             </w:tcBorders>
+            <w:shd w:fill="FFFFFF"/>
             <w:tcMar>
               <w:top w:w="85" w:type="dxa"/>
               <w:bottom w:w="85" w:type="dxa"/>
@@ -876,13 +876,13 @@
         <w:tc>
           <w:tcPr>
             <w:tcW w:type="dxa" w:w="2843"/>
-            <w:shd w:fill="FFFFFF"/>
             <w:tcBorders>
               <w:top w:val="single" w:sz="4" w:color="D9D9D9"/>
               <w:bottom w:val="single" w:sz="4" w:color="D9D9D9"/>
               <w:left w:val="single" w:sz="4" w:color="D9D9D9"/>
               <w:right w:val="single" w:sz="4" w:color="D9D9D9"/>
             </w:tcBorders>
+            <w:shd w:fill="FFFFFF"/>
             <w:tcMar>
               <w:top w:w="85" w:type="dxa"/>
               <w:bottom w:w="85" w:type="dxa"/>
@@ -908,13 +908,13 @@
         <w:tc>
           <w:tcPr>
             <w:tcW w:type="dxa" w:w="7309"/>
-            <w:shd w:fill="F1F5F7"/>
             <w:tcBorders>
               <w:top w:val="single" w:sz="4" w:color="D9D9D9"/>
               <w:bottom w:val="single" w:sz="4" w:color="D9D9D9"/>
               <w:left w:val="single" w:sz="4" w:color="D9D9D9"/>
               <w:right w:val="single" w:sz="4" w:color="D9D9D9"/>
             </w:tcBorders>
+            <w:shd w:fill="F1F5F7"/>
             <w:tcMar>
               <w:top w:w="85" w:type="dxa"/>
               <w:bottom w:w="85" w:type="dxa"/>
@@ -939,13 +939,13 @@
         <w:tc>
           <w:tcPr>
             <w:tcW w:type="dxa" w:w="2843"/>
-            <w:shd w:fill="F1F5F7"/>
             <w:tcBorders>
               <w:top w:val="single" w:sz="4" w:color="D9D9D9"/>
               <w:bottom w:val="single" w:sz="4" w:color="D9D9D9"/>
               <w:left w:val="single" w:sz="4" w:color="D9D9D9"/>
               <w:right w:val="single" w:sz="4" w:color="D9D9D9"/>
             </w:tcBorders>
+            <w:shd w:fill="F1F5F7"/>
             <w:tcMar>
               <w:top w:w="85" w:type="dxa"/>
               <w:bottom w:w="85" w:type="dxa"/>
@@ -971,13 +971,13 @@
         <w:tc>
           <w:tcPr>
             <w:tcW w:type="dxa" w:w="7309"/>
-            <w:shd w:fill="FFFFFF"/>
             <w:tcBorders>
               <w:top w:val="single" w:sz="4" w:color="D9D9D9"/>
               <w:bottom w:val="single" w:sz="4" w:color="D9D9D9"/>
               <w:left w:val="single" w:sz="4" w:color="D9D9D9"/>
               <w:right w:val="single" w:sz="4" w:color="D9D9D9"/>
             </w:tcBorders>
+            <w:shd w:fill="FFFFFF"/>
             <w:tcMar>
               <w:top w:w="85" w:type="dxa"/>
               <w:bottom w:w="85" w:type="dxa"/>
@@ -1002,13 +1002,13 @@
         <w:tc>
           <w:tcPr>
             <w:tcW w:type="dxa" w:w="2843"/>
-            <w:shd w:fill="FFFFFF"/>
             <w:tcBorders>
               <w:top w:val="single" w:sz="4" w:color="D9D9D9"/>
               <w:bottom w:val="single" w:sz="4" w:color="D9D9D9"/>
               <w:left w:val="single" w:sz="4" w:color="D9D9D9"/>
               <w:right w:val="single" w:sz="4" w:color="D9D9D9"/>
             </w:tcBorders>
+            <w:shd w:fill="FFFFFF"/>
             <w:tcMar>
               <w:top w:w="85" w:type="dxa"/>
               <w:bottom w:w="85" w:type="dxa"/>
@@ -1034,13 +1034,13 @@
         <w:tc>
           <w:tcPr>
             <w:tcW w:type="dxa" w:w="7309"/>
-            <w:shd w:fill="F1F5F7"/>
             <w:tcBorders>
               <w:top w:val="single" w:sz="4" w:color="D9D9D9"/>
               <w:bottom w:val="single" w:sz="4" w:color="D9D9D9"/>
               <w:left w:val="single" w:sz="4" w:color="D9D9D9"/>
               <w:right w:val="single" w:sz="4" w:color="D9D9D9"/>
             </w:tcBorders>
+            <w:shd w:fill="F1F5F7"/>
             <w:tcMar>
               <w:top w:w="85" w:type="dxa"/>
               <w:bottom w:w="85" w:type="dxa"/>
@@ -1065,13 +1065,13 @@
         <w:tc>
           <w:tcPr>
             <w:tcW w:type="dxa" w:w="2843"/>
-            <w:shd w:fill="F1F5F7"/>
             <w:tcBorders>
               <w:top w:val="single" w:sz="4" w:color="D9D9D9"/>
               <w:bottom w:val="single" w:sz="4" w:color="D9D9D9"/>
               <w:left w:val="single" w:sz="4" w:color="D9D9D9"/>
               <w:right w:val="single" w:sz="4" w:color="D9D9D9"/>
             </w:tcBorders>
+            <w:shd w:fill="F1F5F7"/>
             <w:tcMar>
               <w:top w:w="85" w:type="dxa"/>
               <w:bottom w:w="85" w:type="dxa"/>
@@ -1137,13 +1137,13 @@
         <w:tc>
           <w:tcPr>
             <w:tcW w:type="dxa" w:w="4670"/>
-            <w:shd w:fill="142D40"/>
             <w:tcBorders>
               <w:top w:val="single" w:sz="4" w:color="D9D9D9"/>
               <w:bottom w:val="single" w:sz="4" w:color="D9D9D9"/>
               <w:left w:val="single" w:sz="4" w:color="D9D9D9"/>
               <w:right w:val="single" w:sz="4" w:color="D9D9D9"/>
             </w:tcBorders>
+            <w:shd w:fill="142D40"/>
             <w:tcMar>
               <w:top w:w="85" w:type="dxa"/>
               <w:bottom w:w="85" w:type="dxa"/>
@@ -1168,13 +1168,13 @@
         <w:tc>
           <w:tcPr>
             <w:tcW w:type="dxa" w:w="2741"/>
-            <w:shd w:fill="142D40"/>
             <w:tcBorders>
               <w:top w:val="single" w:sz="4" w:color="D9D9D9"/>
               <w:bottom w:val="single" w:sz="4" w:color="D9D9D9"/>
               <w:left w:val="single" w:sz="4" w:color="D9D9D9"/>
               <w:right w:val="single" w:sz="4" w:color="D9D9D9"/>
             </w:tcBorders>
+            <w:shd w:fill="142D40"/>
             <w:tcMar>
               <w:top w:w="85" w:type="dxa"/>
               <w:bottom w:w="85" w:type="dxa"/>
@@ -1199,13 +1199,13 @@
         <w:tc>
           <w:tcPr>
             <w:tcW w:type="dxa" w:w="2741"/>
-            <w:shd w:fill="142D40"/>
             <w:tcBorders>
               <w:top w:val="single" w:sz="4" w:color="D9D9D9"/>
               <w:bottom w:val="single" w:sz="4" w:color="D9D9D9"/>
               <w:left w:val="single" w:sz="4" w:color="D9D9D9"/>
               <w:right w:val="single" w:sz="4" w:color="D9D9D9"/>
             </w:tcBorders>
+            <w:shd w:fill="142D40"/>
             <w:tcMar>
               <w:top w:w="85" w:type="dxa"/>
               <w:bottom w:w="85" w:type="dxa"/>
@@ -1232,13 +1232,13 @@
         <w:tc>
           <w:tcPr>
             <w:tcW w:type="dxa" w:w="4670"/>
-            <w:shd w:fill="FFFFFF"/>
             <w:tcBorders>
               <w:top w:val="single" w:sz="4" w:color="D9D9D9"/>
               <w:bottom w:val="single" w:sz="4" w:color="D9D9D9"/>
               <w:left w:val="single" w:sz="4" w:color="D9D9D9"/>
               <w:right w:val="single" w:sz="4" w:color="D9D9D9"/>
             </w:tcBorders>
+            <w:shd w:fill="FFFFFF"/>
             <w:tcMar>
               <w:top w:w="85" w:type="dxa"/>
               <w:bottom w:w="85" w:type="dxa"/>
@@ -1263,13 +1263,13 @@
         <w:tc>
           <w:tcPr>
             <w:tcW w:type="dxa" w:w="2741"/>
-            <w:shd w:fill="FFFFFF"/>
             <w:tcBorders>
               <w:top w:val="single" w:sz="4" w:color="D9D9D9"/>
               <w:bottom w:val="single" w:sz="4" w:color="D9D9D9"/>
               <w:left w:val="single" w:sz="4" w:color="D9D9D9"/>
               <w:right w:val="single" w:sz="4" w:color="D9D9D9"/>
             </w:tcBorders>
+            <w:shd w:fill="FFFFFF"/>
             <w:tcMar>
               <w:top w:w="85" w:type="dxa"/>
               <w:bottom w:w="85" w:type="dxa"/>
@@ -1294,13 +1294,13 @@
         <w:tc>
           <w:tcPr>
             <w:tcW w:type="dxa" w:w="2741"/>
-            <w:shd w:fill="FFFFFF"/>
             <w:tcBorders>
               <w:top w:val="single" w:sz="4" w:color="D9D9D9"/>
               <w:bottom w:val="single" w:sz="4" w:color="D9D9D9"/>
               <w:left w:val="single" w:sz="4" w:color="D9D9D9"/>
               <w:right w:val="single" w:sz="4" w:color="D9D9D9"/>
             </w:tcBorders>
+            <w:shd w:fill="FFFFFF"/>
             <w:tcMar>
               <w:top w:w="85" w:type="dxa"/>
               <w:bottom w:w="85" w:type="dxa"/>
@@ -1327,13 +1327,13 @@
         <w:tc>
           <w:tcPr>
             <w:tcW w:type="dxa" w:w="4670"/>
-            <w:shd w:fill="F1F5F7"/>
             <w:tcBorders>
               <w:top w:val="single" w:sz="4" w:color="D9D9D9"/>
               <w:bottom w:val="single" w:sz="4" w:color="D9D9D9"/>
               <w:left w:val="single" w:sz="4" w:color="D9D9D9"/>
               <w:right w:val="single" w:sz="4" w:color="D9D9D9"/>
             </w:tcBorders>
+            <w:shd w:fill="F1F5F7"/>
             <w:tcMar>
               <w:top w:w="85" w:type="dxa"/>
               <w:bottom w:w="85" w:type="dxa"/>
@@ -1358,13 +1358,13 @@
         <w:tc>
           <w:tcPr>
             <w:tcW w:type="dxa" w:w="2741"/>
-            <w:shd w:fill="F1F5F7"/>
             <w:tcBorders>
               <w:top w:val="single" w:sz="4" w:color="D9D9D9"/>
               <w:bottom w:val="single" w:sz="4" w:color="D9D9D9"/>
               <w:left w:val="single" w:sz="4" w:color="D9D9D9"/>
               <w:right w:val="single" w:sz="4" w:color="D9D9D9"/>
             </w:tcBorders>
+            <w:shd w:fill="F1F5F7"/>
             <w:tcMar>
               <w:top w:w="85" w:type="dxa"/>
               <w:bottom w:w="85" w:type="dxa"/>
@@ -1389,13 +1389,13 @@
         <w:tc>
           <w:tcPr>
             <w:tcW w:type="dxa" w:w="2741"/>
-            <w:shd w:fill="F1F5F7"/>
             <w:tcBorders>
               <w:top w:val="single" w:sz="4" w:color="D9D9D9"/>
               <w:bottom w:val="single" w:sz="4" w:color="D9D9D9"/>
               <w:left w:val="single" w:sz="4" w:color="D9D9D9"/>
               <w:right w:val="single" w:sz="4" w:color="D9D9D9"/>
             </w:tcBorders>
+            <w:shd w:fill="F1F5F7"/>
             <w:tcMar>
               <w:top w:w="85" w:type="dxa"/>
               <w:bottom w:w="85" w:type="dxa"/>
@@ -1422,13 +1422,13 @@
         <w:tc>
           <w:tcPr>
             <w:tcW w:type="dxa" w:w="4670"/>
-            <w:shd w:fill="FFFFFF"/>
             <w:tcBorders>
               <w:top w:val="single" w:sz="4" w:color="D9D9D9"/>
               <w:bottom w:val="single" w:sz="4" w:color="D9D9D9"/>
               <w:left w:val="single" w:sz="4" w:color="D9D9D9"/>
               <w:right w:val="single" w:sz="4" w:color="D9D9D9"/>
             </w:tcBorders>
+            <w:shd w:fill="FFFFFF"/>
             <w:tcMar>
               <w:top w:w="85" w:type="dxa"/>
               <w:bottom w:w="85" w:type="dxa"/>
@@ -1453,13 +1453,13 @@
         <w:tc>
           <w:tcPr>
             <w:tcW w:type="dxa" w:w="2741"/>
-            <w:shd w:fill="FFFFFF"/>
             <w:tcBorders>
               <w:top w:val="single" w:sz="4" w:color="D9D9D9"/>
               <w:bottom w:val="single" w:sz="4" w:color="D9D9D9"/>
               <w:left w:val="single" w:sz="4" w:color="D9D9D9"/>
               <w:right w:val="single" w:sz="4" w:color="D9D9D9"/>
             </w:tcBorders>
+            <w:shd w:fill="FFFFFF"/>
             <w:tcMar>
               <w:top w:w="85" w:type="dxa"/>
               <w:bottom w:w="85" w:type="dxa"/>
@@ -1484,13 +1484,13 @@
         <w:tc>
           <w:tcPr>
             <w:tcW w:type="dxa" w:w="2741"/>
-            <w:shd w:fill="FFFFFF"/>
             <w:tcBorders>
               <w:top w:val="single" w:sz="4" w:color="D9D9D9"/>
               <w:bottom w:val="single" w:sz="4" w:color="D9D9D9"/>
               <w:left w:val="single" w:sz="4" w:color="D9D9D9"/>
               <w:right w:val="single" w:sz="4" w:color="D9D9D9"/>
             </w:tcBorders>
+            <w:shd w:fill="FFFFFF"/>
             <w:tcMar>
               <w:top w:w="85" w:type="dxa"/>
               <w:bottom w:w="85" w:type="dxa"/>
@@ -1517,13 +1517,13 @@
         <w:tc>
           <w:tcPr>
             <w:tcW w:type="dxa" w:w="4670"/>
-            <w:shd w:fill="F1F5F7"/>
             <w:tcBorders>
               <w:top w:val="single" w:sz="4" w:color="D9D9D9"/>
               <w:bottom w:val="single" w:sz="4" w:color="D9D9D9"/>
               <w:left w:val="single" w:sz="4" w:color="D9D9D9"/>
               <w:right w:val="single" w:sz="4" w:color="D9D9D9"/>
             </w:tcBorders>
+            <w:shd w:fill="F1F5F7"/>
             <w:tcMar>
               <w:top w:w="85" w:type="dxa"/>
               <w:bottom w:w="85" w:type="dxa"/>
@@ -1548,13 +1548,13 @@
         <w:tc>
           <w:tcPr>
             <w:tcW w:type="dxa" w:w="2741"/>
-            <w:shd w:fill="F1F5F7"/>
             <w:tcBorders>
               <w:top w:val="single" w:sz="4" w:color="D9D9D9"/>
               <w:bottom w:val="single" w:sz="4" w:color="D9D9D9"/>
               <w:left w:val="single" w:sz="4" w:color="D9D9D9"/>
               <w:right w:val="single" w:sz="4" w:color="D9D9D9"/>
             </w:tcBorders>
+            <w:shd w:fill="F1F5F7"/>
             <w:tcMar>
               <w:top w:w="85" w:type="dxa"/>
               <w:bottom w:w="85" w:type="dxa"/>
@@ -1579,13 +1579,13 @@
         <w:tc>
           <w:tcPr>
             <w:tcW w:type="dxa" w:w="2741"/>
-            <w:shd w:fill="F1F5F7"/>
             <w:tcBorders>
               <w:top w:val="single" w:sz="4" w:color="D9D9D9"/>
               <w:bottom w:val="single" w:sz="4" w:color="D9D9D9"/>
               <w:left w:val="single" w:sz="4" w:color="D9D9D9"/>
               <w:right w:val="single" w:sz="4" w:color="D9D9D9"/>
             </w:tcBorders>
+            <w:shd w:fill="F1F5F7"/>
             <w:tcMar>
               <w:top w:w="85" w:type="dxa"/>
               <w:bottom w:w="85" w:type="dxa"/>
@@ -1612,13 +1612,13 @@
         <w:tc>
           <w:tcPr>
             <w:tcW w:type="dxa" w:w="4670"/>
-            <w:shd w:fill="FFFFFF"/>
             <w:tcBorders>
               <w:top w:val="single" w:sz="4" w:color="D9D9D9"/>
               <w:bottom w:val="single" w:sz="4" w:color="D9D9D9"/>
               <w:left w:val="single" w:sz="4" w:color="D9D9D9"/>
               <w:right w:val="single" w:sz="4" w:color="D9D9D9"/>
             </w:tcBorders>
+            <w:shd w:fill="FFFFFF"/>
             <w:tcMar>
               <w:top w:w="85" w:type="dxa"/>
               <w:bottom w:w="85" w:type="dxa"/>
@@ -1643,13 +1643,13 @@
         <w:tc>
           <w:tcPr>
             <w:tcW w:type="dxa" w:w="2741"/>
-            <w:shd w:fill="FFFFFF"/>
             <w:tcBorders>
               <w:top w:val="single" w:sz="4" w:color="D9D9D9"/>
               <w:bottom w:val="single" w:sz="4" w:color="D9D9D9"/>
               <w:left w:val="single" w:sz="4" w:color="D9D9D9"/>
               <w:right w:val="single" w:sz="4" w:color="D9D9D9"/>
             </w:tcBorders>
+            <w:shd w:fill="FFFFFF"/>
             <w:tcMar>
               <w:top w:w="85" w:type="dxa"/>
               <w:bottom w:w="85" w:type="dxa"/>
@@ -1673,13 +1673,13 @@
         <w:tc>
           <w:tcPr>
             <w:tcW w:type="dxa" w:w="2741"/>
-            <w:shd w:fill="FFFFFF"/>
             <w:tcBorders>
               <w:top w:val="single" w:sz="4" w:color="D9D9D9"/>
               <w:bottom w:val="single" w:sz="4" w:color="D9D9D9"/>
               <w:left w:val="single" w:sz="4" w:color="D9D9D9"/>
               <w:right w:val="single" w:sz="4" w:color="D9D9D9"/>
             </w:tcBorders>
+            <w:shd w:fill="FFFFFF"/>
             <w:tcMar>
               <w:top w:w="85" w:type="dxa"/>
               <w:bottom w:w="85" w:type="dxa"/>
@@ -1705,13 +1705,13 @@
         <w:tc>
           <w:tcPr>
             <w:tcW w:type="dxa" w:w="4670"/>
-            <w:shd w:fill="F1F5F7"/>
             <w:tcBorders>
               <w:top w:val="single" w:sz="4" w:color="D9D9D9"/>
               <w:bottom w:val="single" w:sz="4" w:color="D9D9D9"/>
               <w:left w:val="single" w:sz="4" w:color="D9D9D9"/>
               <w:right w:val="single" w:sz="4" w:color="D9D9D9"/>
             </w:tcBorders>
+            <w:shd w:fill="F1F5F7"/>
             <w:tcMar>
               <w:top w:w="85" w:type="dxa"/>
               <w:bottom w:w="85" w:type="dxa"/>
@@ -1736,13 +1736,13 @@
         <w:tc>
           <w:tcPr>
             <w:tcW w:type="dxa" w:w="2741"/>
-            <w:shd w:fill="F1F5F7"/>
             <w:tcBorders>
               <w:top w:val="single" w:sz="4" w:color="D9D9D9"/>
               <w:bottom w:val="single" w:sz="4" w:color="D9D9D9"/>
               <w:left w:val="single" w:sz="4" w:color="D9D9D9"/>
               <w:right w:val="single" w:sz="4" w:color="D9D9D9"/>
             </w:tcBorders>
+            <w:shd w:fill="F1F5F7"/>
             <w:tcMar>
               <w:top w:w="85" w:type="dxa"/>
               <w:bottom w:w="85" w:type="dxa"/>
@@ -1766,13 +1766,13 @@
         <w:tc>
           <w:tcPr>
             <w:tcW w:type="dxa" w:w="2741"/>
-            <w:shd w:fill="F1F5F7"/>
             <w:tcBorders>
               <w:top w:val="single" w:sz="4" w:color="D9D9D9"/>
               <w:bottom w:val="single" w:sz="4" w:color="D9D9D9"/>
               <w:left w:val="single" w:sz="4" w:color="D9D9D9"/>
               <w:right w:val="single" w:sz="4" w:color="D9D9D9"/>
             </w:tcBorders>
+            <w:shd w:fill="F1F5F7"/>
             <w:tcMar>
               <w:top w:w="85" w:type="dxa"/>
               <w:bottom w:w="85" w:type="dxa"/>
@@ -1798,13 +1798,13 @@
         <w:tc>
           <w:tcPr>
             <w:tcW w:type="dxa" w:w="4670"/>
-            <w:shd w:fill="FFFFFF"/>
             <w:tcBorders>
               <w:top w:val="single" w:sz="4" w:color="D9D9D9"/>
               <w:bottom w:val="single" w:sz="4" w:color="D9D9D9"/>
               <w:left w:val="single" w:sz="4" w:color="D9D9D9"/>
               <w:right w:val="single" w:sz="4" w:color="D9D9D9"/>
             </w:tcBorders>
+            <w:shd w:fill="FFFFFF"/>
             <w:tcMar>
               <w:top w:w="85" w:type="dxa"/>
               <w:bottom w:w="85" w:type="dxa"/>
@@ -1829,13 +1829,13 @@
         <w:tc>
           <w:tcPr>
             <w:tcW w:type="dxa" w:w="2741"/>
-            <w:shd w:fill="FFFFFF"/>
             <w:tcBorders>
               <w:top w:val="single" w:sz="4" w:color="D9D9D9"/>
               <w:bottom w:val="single" w:sz="4" w:color="D9D9D9"/>
               <w:left w:val="single" w:sz="4" w:color="D9D9D9"/>
               <w:right w:val="single" w:sz="4" w:color="D9D9D9"/>
             </w:tcBorders>
+            <w:shd w:fill="FFFFFF"/>
             <w:tcMar>
               <w:top w:w="85" w:type="dxa"/>
               <w:bottom w:w="85" w:type="dxa"/>
@@ -1859,13 +1859,13 @@
         <w:tc>
           <w:tcPr>
             <w:tcW w:type="dxa" w:w="2741"/>
-            <w:shd w:fill="FFFFFF"/>
             <w:tcBorders>
               <w:top w:val="single" w:sz="4" w:color="D9D9D9"/>
               <w:bottom w:val="single" w:sz="4" w:color="D9D9D9"/>
               <w:left w:val="single" w:sz="4" w:color="D9D9D9"/>
               <w:right w:val="single" w:sz="4" w:color="D9D9D9"/>
             </w:tcBorders>
+            <w:shd w:fill="FFFFFF"/>
             <w:tcMar>
               <w:top w:w="85" w:type="dxa"/>
               <w:bottom w:w="85" w:type="dxa"/>
@@ -1891,13 +1891,13 @@
         <w:tc>
           <w:tcPr>
             <w:tcW w:type="dxa" w:w="4670"/>
-            <w:shd w:fill="F1F5F7"/>
             <w:tcBorders>
               <w:top w:val="single" w:sz="4" w:color="D9D9D9"/>
               <w:bottom w:val="single" w:sz="4" w:color="D9D9D9"/>
               <w:left w:val="single" w:sz="4" w:color="D9D9D9"/>
               <w:right w:val="single" w:sz="4" w:color="D9D9D9"/>
             </w:tcBorders>
+            <w:shd w:fill="F1F5F7"/>
             <w:tcMar>
               <w:top w:w="85" w:type="dxa"/>
               <w:bottom w:w="85" w:type="dxa"/>
@@ -1922,13 +1922,13 @@
         <w:tc>
           <w:tcPr>
             <w:tcW w:type="dxa" w:w="2741"/>
-            <w:shd w:fill="F1F5F7"/>
             <w:tcBorders>
               <w:top w:val="single" w:sz="4" w:color="D9D9D9"/>
               <w:bottom w:val="single" w:sz="4" w:color="D9D9D9"/>
               <w:left w:val="single" w:sz="4" w:color="D9D9D9"/>
               <w:right w:val="single" w:sz="4" w:color="D9D9D9"/>
             </w:tcBorders>
+            <w:shd w:fill="F1F5F7"/>
             <w:tcMar>
               <w:top w:w="85" w:type="dxa"/>
               <w:bottom w:w="85" w:type="dxa"/>
@@ -1952,13 +1952,13 @@
         <w:tc>
           <w:tcPr>
             <w:tcW w:type="dxa" w:w="2741"/>
-            <w:shd w:fill="F1F5F7"/>
             <w:tcBorders>
               <w:top w:val="single" w:sz="4" w:color="D9D9D9"/>
               <w:bottom w:val="single" w:sz="4" w:color="D9D9D9"/>
               <w:left w:val="single" w:sz="4" w:color="D9D9D9"/>
               <w:right w:val="single" w:sz="4" w:color="D9D9D9"/>
             </w:tcBorders>
+            <w:shd w:fill="F1F5F7"/>
             <w:tcMar>
               <w:top w:w="85" w:type="dxa"/>
               <w:bottom w:w="85" w:type="dxa"/>
@@ -2205,13 +2205,13 @@
         <w:tc>
           <w:tcPr>
             <w:tcW w:type="dxa" w:w="4670"/>
-            <w:shd w:fill="142D40"/>
             <w:tcBorders>
               <w:top w:val="single" w:sz="4" w:color="D9D9D9"/>
               <w:bottom w:val="single" w:sz="4" w:color="D9D9D9"/>
               <w:left w:val="single" w:sz="4" w:color="D9D9D9"/>
               <w:right w:val="single" w:sz="4" w:color="D9D9D9"/>
             </w:tcBorders>
+            <w:shd w:fill="142D40"/>
             <w:tcMar>
               <w:top w:w="85" w:type="dxa"/>
               <w:bottom w:w="85" w:type="dxa"/>
@@ -2236,13 +2236,13 @@
         <w:tc>
           <w:tcPr>
             <w:tcW w:type="dxa" w:w="2741"/>
-            <w:shd w:fill="142D40"/>
             <w:tcBorders>
               <w:top w:val="single" w:sz="4" w:color="D9D9D9"/>
               <w:bottom w:val="single" w:sz="4" w:color="D9D9D9"/>
               <w:left w:val="single" w:sz="4" w:color="D9D9D9"/>
               <w:right w:val="single" w:sz="4" w:color="D9D9D9"/>
             </w:tcBorders>
+            <w:shd w:fill="142D40"/>
             <w:tcMar>
               <w:top w:w="85" w:type="dxa"/>
               <w:bottom w:w="85" w:type="dxa"/>
@@ -2267,13 +2267,13 @@
         <w:tc>
           <w:tcPr>
             <w:tcW w:type="dxa" w:w="2741"/>
-            <w:shd w:fill="142D40"/>
             <w:tcBorders>
               <w:top w:val="single" w:sz="4" w:color="D9D9D9"/>
               <w:bottom w:val="single" w:sz="4" w:color="D9D9D9"/>
               <w:left w:val="single" w:sz="4" w:color="D9D9D9"/>
               <w:right w:val="single" w:sz="4" w:color="D9D9D9"/>
             </w:tcBorders>
+            <w:shd w:fill="142D40"/>
             <w:tcMar>
               <w:top w:w="85" w:type="dxa"/>
               <w:bottom w:w="85" w:type="dxa"/>
@@ -2300,13 +2300,13 @@
         <w:tc>
           <w:tcPr>
             <w:tcW w:type="dxa" w:w="4670"/>
-            <w:shd w:fill="FFFFFF"/>
             <w:tcBorders>
               <w:top w:val="single" w:sz="4" w:color="D9D9D9"/>
               <w:bottom w:val="single" w:sz="4" w:color="D9D9D9"/>
               <w:left w:val="single" w:sz="4" w:color="D9D9D9"/>
               <w:right w:val="single" w:sz="4" w:color="D9D9D9"/>
             </w:tcBorders>
+            <w:shd w:fill="FFFFFF"/>
             <w:tcMar>
               <w:top w:w="85" w:type="dxa"/>
               <w:bottom w:w="85" w:type="dxa"/>
@@ -2331,13 +2331,13 @@
         <w:tc>
           <w:tcPr>
             <w:tcW w:type="dxa" w:w="2741"/>
-            <w:shd w:fill="FFFFFF"/>
             <w:tcBorders>
               <w:top w:val="single" w:sz="4" w:color="D9D9D9"/>
               <w:bottom w:val="single" w:sz="4" w:color="D9D9D9"/>
               <w:left w:val="single" w:sz="4" w:color="D9D9D9"/>
               <w:right w:val="single" w:sz="4" w:color="D9D9D9"/>
             </w:tcBorders>
+            <w:shd w:fill="FFFFFF"/>
             <w:tcMar>
               <w:top w:w="85" w:type="dxa"/>
               <w:bottom w:w="85" w:type="dxa"/>
@@ -2362,13 +2362,13 @@
         <w:tc>
           <w:tcPr>
             <w:tcW w:type="dxa" w:w="2741"/>
-            <w:shd w:fill="FFFFFF"/>
             <w:tcBorders>
               <w:top w:val="single" w:sz="4" w:color="D9D9D9"/>
               <w:bottom w:val="single" w:sz="4" w:color="D9D9D9"/>
               <w:left w:val="single" w:sz="4" w:color="D9D9D9"/>
               <w:right w:val="single" w:sz="4" w:color="D9D9D9"/>
             </w:tcBorders>
+            <w:shd w:fill="FFFFFF"/>
             <w:tcMar>
               <w:top w:w="85" w:type="dxa"/>
               <w:bottom w:w="85" w:type="dxa"/>
@@ -2395,13 +2395,13 @@
         <w:tc>
           <w:tcPr>
             <w:tcW w:type="dxa" w:w="4670"/>
-            <w:shd w:fill="F1F5F7"/>
             <w:tcBorders>
               <w:top w:val="single" w:sz="4" w:color="D9D9D9"/>
               <w:bottom w:val="single" w:sz="4" w:color="D9D9D9"/>
               <w:left w:val="single" w:sz="4" w:color="D9D9D9"/>
               <w:right w:val="single" w:sz="4" w:color="D9D9D9"/>
             </w:tcBorders>
+            <w:shd w:fill="F1F5F7"/>
             <w:tcMar>
               <w:top w:w="85" w:type="dxa"/>
               <w:bottom w:w="85" w:type="dxa"/>
@@ -2426,13 +2426,13 @@
         <w:tc>
           <w:tcPr>
             <w:tcW w:type="dxa" w:w="2741"/>
-            <w:shd w:fill="F1F5F7"/>
             <w:tcBorders>
               <w:top w:val="single" w:sz="4" w:color="D9D9D9"/>
               <w:bottom w:val="single" w:sz="4" w:color="D9D9D9"/>
               <w:left w:val="single" w:sz="4" w:color="D9D9D9"/>
               <w:right w:val="single" w:sz="4" w:color="D9D9D9"/>
             </w:tcBorders>
+            <w:shd w:fill="F1F5F7"/>
             <w:tcMar>
               <w:top w:w="85" w:type="dxa"/>
               <w:bottom w:w="85" w:type="dxa"/>
@@ -2457,13 +2457,13 @@
         <w:tc>
           <w:tcPr>
             <w:tcW w:type="dxa" w:w="2741"/>
-            <w:shd w:fill="F1F5F7"/>
             <w:tcBorders>
               <w:top w:val="single" w:sz="4" w:color="D9D9D9"/>
               <w:bottom w:val="single" w:sz="4" w:color="D9D9D9"/>
               <w:left w:val="single" w:sz="4" w:color="D9D9D9"/>
               <w:right w:val="single" w:sz="4" w:color="D9D9D9"/>
             </w:tcBorders>
+            <w:shd w:fill="F1F5F7"/>
             <w:tcMar>
               <w:top w:w="85" w:type="dxa"/>
               <w:bottom w:w="85" w:type="dxa"/>
@@ -2490,13 +2490,13 @@
         <w:tc>
           <w:tcPr>
             <w:tcW w:type="dxa" w:w="4670"/>
-            <w:shd w:fill="FFFFFF"/>
             <w:tcBorders>
               <w:top w:val="single" w:sz="4" w:color="D9D9D9"/>
               <w:bottom w:val="single" w:sz="4" w:color="D9D9D9"/>
               <w:left w:val="single" w:sz="4" w:color="D9D9D9"/>
               <w:right w:val="single" w:sz="4" w:color="D9D9D9"/>
             </w:tcBorders>
+            <w:shd w:fill="FFFFFF"/>
             <w:tcMar>
               <w:top w:w="85" w:type="dxa"/>
               <w:bottom w:w="85" w:type="dxa"/>
@@ -2521,13 +2521,13 @@
         <w:tc>
           <w:tcPr>
             <w:tcW w:type="dxa" w:w="2741"/>
-            <w:shd w:fill="FFFFFF"/>
             <w:tcBorders>
               <w:top w:val="single" w:sz="4" w:color="D9D9D9"/>
               <w:bottom w:val="single" w:sz="4" w:color="D9D9D9"/>
               <w:left w:val="single" w:sz="4" w:color="D9D9D9"/>
               <w:right w:val="single" w:sz="4" w:color="D9D9D9"/>
             </w:tcBorders>
+            <w:shd w:fill="FFFFFF"/>
             <w:tcMar>
               <w:top w:w="85" w:type="dxa"/>
               <w:bottom w:w="85" w:type="dxa"/>
@@ -2552,13 +2552,13 @@
         <w:tc>
           <w:tcPr>
             <w:tcW w:type="dxa" w:w="2741"/>
-            <w:shd w:fill="FFFFFF"/>
             <w:tcBorders>
               <w:top w:val="single" w:sz="4" w:color="D9D9D9"/>
               <w:bottom w:val="single" w:sz="4" w:color="D9D9D9"/>
               <w:left w:val="single" w:sz="4" w:color="D9D9D9"/>
               <w:right w:val="single" w:sz="4" w:color="D9D9D9"/>
             </w:tcBorders>
+            <w:shd w:fill="FFFFFF"/>
             <w:tcMar>
               <w:top w:w="85" w:type="dxa"/>
               <w:bottom w:w="85" w:type="dxa"/>
@@ -2821,13 +2821,13 @@
         <w:tc>
           <w:tcPr>
             <w:tcW w:type="dxa" w:w="812"/>
-            <w:shd w:fill="142D40"/>
             <w:tcBorders>
               <w:top w:val="single" w:sz="4" w:color="D9D9D9"/>
               <w:bottom w:val="single" w:sz="4" w:color="D9D9D9"/>
               <w:left w:val="single" w:sz="4" w:color="D9D9D9"/>
               <w:right w:val="single" w:sz="4" w:color="D9D9D9"/>
             </w:tcBorders>
+            <w:shd w:fill="142D40"/>
             <w:tcMar>
               <w:top w:w="85" w:type="dxa"/>
               <w:bottom w:w="85" w:type="dxa"/>
@@ -2852,13 +2852,13 @@
         <w:tc>
           <w:tcPr>
             <w:tcW w:type="dxa" w:w="6497"/>
-            <w:shd w:fill="142D40"/>
             <w:tcBorders>
               <w:top w:val="single" w:sz="4" w:color="D9D9D9"/>
               <w:bottom w:val="single" w:sz="4" w:color="D9D9D9"/>
               <w:left w:val="single" w:sz="4" w:color="D9D9D9"/>
               <w:right w:val="single" w:sz="4" w:color="D9D9D9"/>
             </w:tcBorders>
+            <w:shd w:fill="142D40"/>
             <w:tcMar>
               <w:top w:w="85" w:type="dxa"/>
               <w:bottom w:w="85" w:type="dxa"/>
@@ -2883,13 +2883,13 @@
         <w:tc>
           <w:tcPr>
             <w:tcW w:type="dxa" w:w="2843"/>
-            <w:shd w:fill="142D40"/>
             <w:tcBorders>
               <w:top w:val="single" w:sz="4" w:color="D9D9D9"/>
               <w:bottom w:val="single" w:sz="4" w:color="D9D9D9"/>
               <w:left w:val="single" w:sz="4" w:color="D9D9D9"/>
               <w:right w:val="single" w:sz="4" w:color="D9D9D9"/>
             </w:tcBorders>
+            <w:shd w:fill="142D40"/>
             <w:tcMar>
               <w:top w:w="85" w:type="dxa"/>
               <w:bottom w:w="85" w:type="dxa"/>
@@ -2916,13 +2916,13 @@
         <w:tc>
           <w:tcPr>
             <w:tcW w:type="dxa" w:w="812"/>
-            <w:shd w:fill="FFFFFF"/>
             <w:tcBorders>
               <w:top w:val="single" w:sz="4" w:color="D9D9D9"/>
               <w:bottom w:val="single" w:sz="4" w:color="D9D9D9"/>
               <w:left w:val="single" w:sz="4" w:color="D9D9D9"/>
               <w:right w:val="single" w:sz="4" w:color="D9D9D9"/>
             </w:tcBorders>
+            <w:shd w:fill="FFFFFF"/>
             <w:tcMar>
               <w:top w:w="85" w:type="dxa"/>
               <w:bottom w:w="85" w:type="dxa"/>
@@ -2947,13 +2947,13 @@
         <w:tc>
           <w:tcPr>
             <w:tcW w:type="dxa" w:w="6497"/>
-            <w:shd w:fill="FFFFFF"/>
             <w:tcBorders>
               <w:top w:val="single" w:sz="4" w:color="D9D9D9"/>
               <w:bottom w:val="single" w:sz="4" w:color="D9D9D9"/>
               <w:left w:val="single" w:sz="4" w:color="D9D9D9"/>
               <w:right w:val="single" w:sz="4" w:color="D9D9D9"/>
             </w:tcBorders>
+            <w:shd w:fill="FFFFFF"/>
             <w:tcMar>
               <w:top w:w="85" w:type="dxa"/>
               <w:bottom w:w="85" w:type="dxa"/>
@@ -2978,13 +2978,13 @@
         <w:tc>
           <w:tcPr>
             <w:tcW w:type="dxa" w:w="2843"/>
-            <w:shd w:fill="FFFFFF"/>
             <w:tcBorders>
               <w:top w:val="single" w:sz="4" w:color="D9D9D9"/>
               <w:bottom w:val="single" w:sz="4" w:color="D9D9D9"/>
               <w:left w:val="single" w:sz="4" w:color="D9D9D9"/>
               <w:right w:val="single" w:sz="4" w:color="D9D9D9"/>
             </w:tcBorders>
+            <w:shd w:fill="FFFFFF"/>
             <w:tcMar>
               <w:top w:w="85" w:type="dxa"/>
               <w:bottom w:w="85" w:type="dxa"/>
@@ -3010,13 +3010,13 @@
         <w:tc>
           <w:tcPr>
             <w:tcW w:type="dxa" w:w="812"/>
-            <w:shd w:fill="F1F5F7"/>
             <w:tcBorders>
               <w:top w:val="single" w:sz="4" w:color="D9D9D9"/>
               <w:bottom w:val="single" w:sz="4" w:color="D9D9D9"/>
               <w:left w:val="single" w:sz="4" w:color="D9D9D9"/>
               <w:right w:val="single" w:sz="4" w:color="D9D9D9"/>
             </w:tcBorders>
+            <w:shd w:fill="F1F5F7"/>
             <w:tcMar>
               <w:top w:w="85" w:type="dxa"/>
               <w:bottom w:w="85" w:type="dxa"/>
@@ -3041,13 +3041,13 @@
         <w:tc>
           <w:tcPr>
             <w:tcW w:type="dxa" w:w="6497"/>
-            <w:shd w:fill="F1F5F7"/>
             <w:tcBorders>
               <w:top w:val="single" w:sz="4" w:color="D9D9D9"/>
               <w:bottom w:val="single" w:sz="4" w:color="D9D9D9"/>
               <w:left w:val="single" w:sz="4" w:color="D9D9D9"/>
               <w:right w:val="single" w:sz="4" w:color="D9D9D9"/>
             </w:tcBorders>
+            <w:shd w:fill="F1F5F7"/>
             <w:tcMar>
               <w:top w:w="85" w:type="dxa"/>
               <w:bottom w:w="85" w:type="dxa"/>
@@ -3072,13 +3072,13 @@
         <w:tc>
           <w:tcPr>
             <w:tcW w:type="dxa" w:w="2843"/>
-            <w:shd w:fill="F1F5F7"/>
             <w:tcBorders>
               <w:top w:val="single" w:sz="4" w:color="D9D9D9"/>
               <w:bottom w:val="single" w:sz="4" w:color="D9D9D9"/>
               <w:left w:val="single" w:sz="4" w:color="D9D9D9"/>
               <w:right w:val="single" w:sz="4" w:color="D9D9D9"/>
             </w:tcBorders>
+            <w:shd w:fill="F1F5F7"/>
             <w:tcMar>
               <w:top w:w="85" w:type="dxa"/>
               <w:bottom w:w="85" w:type="dxa"/>
@@ -3104,13 +3104,13 @@
         <w:tc>
           <w:tcPr>
             <w:tcW w:type="dxa" w:w="812"/>
-            <w:shd w:fill="FFFFFF"/>
             <w:tcBorders>
               <w:top w:val="single" w:sz="4" w:color="D9D9D9"/>
               <w:bottom w:val="single" w:sz="4" w:color="D9D9D9"/>
               <w:left w:val="single" w:sz="4" w:color="D9D9D9"/>
               <w:right w:val="single" w:sz="4" w:color="D9D9D9"/>
             </w:tcBorders>
+            <w:shd w:fill="FFFFFF"/>
             <w:tcMar>
               <w:top w:w="85" w:type="dxa"/>
               <w:bottom w:w="85" w:type="dxa"/>
@@ -3135,13 +3135,13 @@
         <w:tc>
           <w:tcPr>
             <w:tcW w:type="dxa" w:w="6497"/>
-            <w:shd w:fill="FFFFFF"/>
             <w:tcBorders>
               <w:top w:val="single" w:sz="4" w:color="D9D9D9"/>
               <w:bottom w:val="single" w:sz="4" w:color="D9D9D9"/>
               <w:left w:val="single" w:sz="4" w:color="D9D9D9"/>
               <w:right w:val="single" w:sz="4" w:color="D9D9D9"/>
             </w:tcBorders>
+            <w:shd w:fill="FFFFFF"/>
             <w:tcMar>
               <w:top w:w="85" w:type="dxa"/>
               <w:bottom w:w="85" w:type="dxa"/>
@@ -3166,13 +3166,13 @@
         <w:tc>
           <w:tcPr>
             <w:tcW w:type="dxa" w:w="2843"/>
-            <w:shd w:fill="FFFFFF"/>
             <w:tcBorders>
               <w:top w:val="single" w:sz="4" w:color="D9D9D9"/>
               <w:bottom w:val="single" w:sz="4" w:color="D9D9D9"/>
               <w:left w:val="single" w:sz="4" w:color="D9D9D9"/>
               <w:right w:val="single" w:sz="4" w:color="D9D9D9"/>
             </w:tcBorders>
+            <w:shd w:fill="FFFFFF"/>
             <w:tcMar>
               <w:top w:w="85" w:type="dxa"/>
               <w:bottom w:w="85" w:type="dxa"/>
@@ -3198,13 +3198,13 @@
         <w:tc>
           <w:tcPr>
             <w:tcW w:type="dxa" w:w="812"/>
-            <w:shd w:fill="F1F5F7"/>
             <w:tcBorders>
               <w:top w:val="single" w:sz="4" w:color="D9D9D9"/>
               <w:bottom w:val="single" w:sz="4" w:color="D9D9D9"/>
               <w:left w:val="single" w:sz="4" w:color="D9D9D9"/>
               <w:right w:val="single" w:sz="4" w:color="D9D9D9"/>
             </w:tcBorders>
+            <w:shd w:fill="F1F5F7"/>
             <w:tcMar>
               <w:top w:w="85" w:type="dxa"/>
               <w:bottom w:w="85" w:type="dxa"/>
@@ -3229,13 +3229,13 @@
         <w:tc>
           <w:tcPr>
             <w:tcW w:type="dxa" w:w="6497"/>
-            <w:shd w:fill="F1F5F7"/>
             <w:tcBorders>
               <w:top w:val="single" w:sz="4" w:color="D9D9D9"/>
               <w:bottom w:val="single" w:sz="4" w:color="D9D9D9"/>
               <w:left w:val="single" w:sz="4" w:color="D9D9D9"/>
               <w:right w:val="single" w:sz="4" w:color="D9D9D9"/>
             </w:tcBorders>
+            <w:shd w:fill="F1F5F7"/>
             <w:tcMar>
               <w:top w:w="85" w:type="dxa"/>
               <w:bottom w:w="85" w:type="dxa"/>
@@ -3260,13 +3260,13 @@
         <w:tc>
           <w:tcPr>
             <w:tcW w:type="dxa" w:w="2843"/>
-            <w:shd w:fill="F1F5F7"/>
             <w:tcBorders>
               <w:top w:val="single" w:sz="4" w:color="D9D9D9"/>
               <w:bottom w:val="single" w:sz="4" w:color="D9D9D9"/>
               <w:left w:val="single" w:sz="4" w:color="D9D9D9"/>
               <w:right w:val="single" w:sz="4" w:color="D9D9D9"/>
             </w:tcBorders>
+            <w:shd w:fill="F1F5F7"/>
             <w:tcMar>
               <w:top w:w="85" w:type="dxa"/>
               <w:bottom w:w="85" w:type="dxa"/>
@@ -3292,13 +3292,13 @@
         <w:tc>
           <w:tcPr>
             <w:tcW w:type="dxa" w:w="812"/>
-            <w:shd w:fill="FFFFFF"/>
             <w:tcBorders>
               <w:top w:val="single" w:sz="4" w:color="D9D9D9"/>
               <w:bottom w:val="single" w:sz="4" w:color="D9D9D9"/>
               <w:left w:val="single" w:sz="4" w:color="D9D9D9"/>
               <w:right w:val="single" w:sz="4" w:color="D9D9D9"/>
             </w:tcBorders>
+            <w:shd w:fill="FFFFFF"/>
             <w:tcMar>
               <w:top w:w="85" w:type="dxa"/>
               <w:bottom w:w="85" w:type="dxa"/>
@@ -3323,13 +3323,13 @@
         <w:tc>
           <w:tcPr>
             <w:tcW w:type="dxa" w:w="6497"/>
-            <w:shd w:fill="FFFFFF"/>
             <w:tcBorders>
               <w:top w:val="single" w:sz="4" w:color="D9D9D9"/>
               <w:bottom w:val="single" w:sz="4" w:color="D9D9D9"/>
               <w:left w:val="single" w:sz="4" w:color="D9D9D9"/>
               <w:right w:val="single" w:sz="4" w:color="D9D9D9"/>
             </w:tcBorders>
+            <w:shd w:fill="FFFFFF"/>
             <w:tcMar>
               <w:top w:w="85" w:type="dxa"/>
               <w:bottom w:w="85" w:type="dxa"/>
@@ -3354,13 +3354,13 @@
         <w:tc>
           <w:tcPr>
             <w:tcW w:type="dxa" w:w="2843"/>
-            <w:shd w:fill="FFFFFF"/>
             <w:tcBorders>
               <w:top w:val="single" w:sz="4" w:color="D9D9D9"/>
               <w:bottom w:val="single" w:sz="4" w:color="D9D9D9"/>
               <w:left w:val="single" w:sz="4" w:color="D9D9D9"/>
               <w:right w:val="single" w:sz="4" w:color="D9D9D9"/>
             </w:tcBorders>
+            <w:shd w:fill="FFFFFF"/>
             <w:tcMar>
               <w:top w:w="85" w:type="dxa"/>
               <w:bottom w:w="85" w:type="dxa"/>
@@ -3386,13 +3386,13 @@
         <w:tc>
           <w:tcPr>
             <w:tcW w:type="dxa" w:w="812"/>
-            <w:shd w:fill="F1F5F7"/>
             <w:tcBorders>
               <w:top w:val="single" w:sz="4" w:color="D9D9D9"/>
               <w:bottom w:val="single" w:sz="4" w:color="D9D9D9"/>
               <w:left w:val="single" w:sz="4" w:color="D9D9D9"/>
               <w:right w:val="single" w:sz="4" w:color="D9D9D9"/>
             </w:tcBorders>
+            <w:shd w:fill="F1F5F7"/>
             <w:tcMar>
               <w:top w:w="85" w:type="dxa"/>
               <w:bottom w:w="85" w:type="dxa"/>
@@ -3417,13 +3417,13 @@
         <w:tc>
           <w:tcPr>
             <w:tcW w:type="dxa" w:w="6497"/>
-            <w:shd w:fill="F1F5F7"/>
             <w:tcBorders>
               <w:top w:val="single" w:sz="4" w:color="D9D9D9"/>
               <w:bottom w:val="single" w:sz="4" w:color="D9D9D9"/>
               <w:left w:val="single" w:sz="4" w:color="D9D9D9"/>
               <w:right w:val="single" w:sz="4" w:color="D9D9D9"/>
             </w:tcBorders>
+            <w:shd w:fill="F1F5F7"/>
             <w:tcMar>
               <w:top w:w="85" w:type="dxa"/>
               <w:bottom w:w="85" w:type="dxa"/>
@@ -3448,13 +3448,13 @@
         <w:tc>
           <w:tcPr>
             <w:tcW w:type="dxa" w:w="2843"/>
-            <w:shd w:fill="F1F5F7"/>
             <w:tcBorders>
               <w:top w:val="single" w:sz="4" w:color="D9D9D9"/>
               <w:bottom w:val="single" w:sz="4" w:color="D9D9D9"/>
               <w:left w:val="single" w:sz="4" w:color="D9D9D9"/>
               <w:right w:val="single" w:sz="4" w:color="D9D9D9"/>
             </w:tcBorders>
+            <w:shd w:fill="F1F5F7"/>
             <w:tcMar>
               <w:top w:w="85" w:type="dxa"/>
               <w:bottom w:w="85" w:type="dxa"/>
@@ -3480,13 +3480,13 @@
         <w:tc>
           <w:tcPr>
             <w:tcW w:type="dxa" w:w="812"/>
-            <w:shd w:fill="FFFFFF"/>
             <w:tcBorders>
               <w:top w:val="single" w:sz="4" w:color="D9D9D9"/>
               <w:bottom w:val="single" w:sz="4" w:color="D9D9D9"/>
               <w:left w:val="single" w:sz="4" w:color="D9D9D9"/>
               <w:right w:val="single" w:sz="4" w:color="D9D9D9"/>
             </w:tcBorders>
+            <w:shd w:fill="FFFFFF"/>
             <w:tcMar>
               <w:top w:w="85" w:type="dxa"/>
               <w:bottom w:w="85" w:type="dxa"/>
@@ -3511,13 +3511,13 @@
         <w:tc>
           <w:tcPr>
             <w:tcW w:type="dxa" w:w="6497"/>
-            <w:shd w:fill="FFFFFF"/>
             <w:tcBorders>
               <w:top w:val="single" w:sz="4" w:color="D9D9D9"/>
               <w:bottom w:val="single" w:sz="4" w:color="D9D9D9"/>
               <w:left w:val="single" w:sz="4" w:color="D9D9D9"/>
               <w:right w:val="single" w:sz="4" w:color="D9D9D9"/>
             </w:tcBorders>
+            <w:shd w:fill="FFFFFF"/>
             <w:tcMar>
               <w:top w:w="85" w:type="dxa"/>
               <w:bottom w:w="85" w:type="dxa"/>
@@ -3542,13 +3542,13 @@
         <w:tc>
           <w:tcPr>
             <w:tcW w:type="dxa" w:w="2843"/>
-            <w:shd w:fill="FFFFFF"/>
             <w:tcBorders>
               <w:top w:val="single" w:sz="4" w:color="D9D9D9"/>
               <w:bottom w:val="single" w:sz="4" w:color="D9D9D9"/>
               <w:left w:val="single" w:sz="4" w:color="D9D9D9"/>
               <w:right w:val="single" w:sz="4" w:color="D9D9D9"/>
             </w:tcBorders>
+            <w:shd w:fill="FFFFFF"/>
             <w:tcMar>
               <w:top w:w="85" w:type="dxa"/>
               <w:bottom w:w="85" w:type="dxa"/>
@@ -3574,13 +3574,13 @@
         <w:tc>
           <w:tcPr>
             <w:tcW w:type="dxa" w:w="812"/>
-            <w:shd w:fill="F1F5F7"/>
             <w:tcBorders>
               <w:top w:val="single" w:sz="4" w:color="D9D9D9"/>
               <w:bottom w:val="single" w:sz="4" w:color="D9D9D9"/>
               <w:left w:val="single" w:sz="4" w:color="D9D9D9"/>
               <w:right w:val="single" w:sz="4" w:color="D9D9D9"/>
             </w:tcBorders>
+            <w:shd w:fill="F1F5F7"/>
             <w:tcMar>
               <w:top w:w="85" w:type="dxa"/>
               <w:bottom w:w="85" w:type="dxa"/>
@@ -3605,13 +3605,13 @@
         <w:tc>
           <w:tcPr>
             <w:tcW w:type="dxa" w:w="6497"/>
-            <w:shd w:fill="F1F5F7"/>
             <w:tcBorders>
               <w:top w:val="single" w:sz="4" w:color="D9D9D9"/>
               <w:bottom w:val="single" w:sz="4" w:color="D9D9D9"/>
               <w:left w:val="single" w:sz="4" w:color="D9D9D9"/>
               <w:right w:val="single" w:sz="4" w:color="D9D9D9"/>
             </w:tcBorders>
+            <w:shd w:fill="F1F5F7"/>
             <w:tcMar>
               <w:top w:w="85" w:type="dxa"/>
               <w:bottom w:w="85" w:type="dxa"/>
@@ -3636,13 +3636,13 @@
         <w:tc>
           <w:tcPr>
             <w:tcW w:type="dxa" w:w="2843"/>
-            <w:shd w:fill="F1F5F7"/>
             <w:tcBorders>
               <w:top w:val="single" w:sz="4" w:color="D9D9D9"/>
               <w:bottom w:val="single" w:sz="4" w:color="D9D9D9"/>
               <w:left w:val="single" w:sz="4" w:color="D9D9D9"/>
               <w:right w:val="single" w:sz="4" w:color="D9D9D9"/>
             </w:tcBorders>
+            <w:shd w:fill="F1F5F7"/>
             <w:tcMar>
               <w:top w:w="85" w:type="dxa"/>
               <w:bottom w:w="85" w:type="dxa"/>
@@ -3766,13 +3766,13 @@
         <w:tc>
           <w:tcPr>
             <w:tcW w:type="dxa" w:w="1827"/>
-            <w:shd w:fill="142D40"/>
             <w:tcBorders>
               <w:top w:val="single" w:sz="4" w:color="D9D9D9"/>
               <w:bottom w:val="single" w:sz="4" w:color="D9D9D9"/>
               <w:left w:val="single" w:sz="4" w:color="D9D9D9"/>
               <w:right w:val="single" w:sz="4" w:color="D9D9D9"/>
             </w:tcBorders>
+            <w:shd w:fill="142D40"/>
             <w:tcMar>
               <w:top w:w="85" w:type="dxa"/>
               <w:bottom w:w="85" w:type="dxa"/>
@@ -3797,13 +3797,13 @@
         <w:tc>
           <w:tcPr>
             <w:tcW w:type="dxa" w:w="4467"/>
-            <w:shd w:fill="142D40"/>
             <w:tcBorders>
               <w:top w:val="single" w:sz="4" w:color="D9D9D9"/>
               <w:bottom w:val="single" w:sz="4" w:color="D9D9D9"/>
               <w:left w:val="single" w:sz="4" w:color="D9D9D9"/>
               <w:right w:val="single" w:sz="4" w:color="D9D9D9"/>
             </w:tcBorders>
+            <w:shd w:fill="142D40"/>
             <w:tcMar>
               <w:top w:w="85" w:type="dxa"/>
               <w:bottom w:w="85" w:type="dxa"/>
@@ -3828,13 +3828,13 @@
         <w:tc>
           <w:tcPr>
             <w:tcW w:type="dxa" w:w="3858"/>
-            <w:shd w:fill="142D40"/>
             <w:tcBorders>
               <w:top w:val="single" w:sz="4" w:color="D9D9D9"/>
               <w:bottom w:val="single" w:sz="4" w:color="D9D9D9"/>
               <w:left w:val="single" w:sz="4" w:color="D9D9D9"/>
               <w:right w:val="single" w:sz="4" w:color="D9D9D9"/>
             </w:tcBorders>
+            <w:shd w:fill="142D40"/>
             <w:tcMar>
               <w:top w:w="85" w:type="dxa"/>
               <w:bottom w:w="85" w:type="dxa"/>
@@ -3861,13 +3861,13 @@
         <w:tc>
           <w:tcPr>
             <w:tcW w:type="dxa" w:w="1827"/>
-            <w:shd w:fill="FFFFFF"/>
             <w:tcBorders>
               <w:top w:val="single" w:sz="4" w:color="D9D9D9"/>
               <w:bottom w:val="single" w:sz="4" w:color="D9D9D9"/>
               <w:left w:val="single" w:sz="4" w:color="D9D9D9"/>
               <w:right w:val="single" w:sz="4" w:color="D9D9D9"/>
             </w:tcBorders>
+            <w:shd w:fill="FFFFFF"/>
             <w:tcMar>
               <w:top w:w="85" w:type="dxa"/>
               <w:bottom w:w="85" w:type="dxa"/>
@@ -3892,13 +3892,13 @@
         <w:tc>
           <w:tcPr>
             <w:tcW w:type="dxa" w:w="4467"/>
-            <w:shd w:fill="FFFFFF"/>
             <w:tcBorders>
               <w:top w:val="single" w:sz="4" w:color="D9D9D9"/>
               <w:bottom w:val="single" w:sz="4" w:color="D9D9D9"/>
               <w:left w:val="single" w:sz="4" w:color="D9D9D9"/>
               <w:right w:val="single" w:sz="4" w:color="D9D9D9"/>
             </w:tcBorders>
+            <w:shd w:fill="FFFFFF"/>
             <w:tcMar>
               <w:top w:w="85" w:type="dxa"/>
               <w:bottom w:w="85" w:type="dxa"/>
@@ -3923,13 +3923,13 @@
         <w:tc>
           <w:tcPr>
             <w:tcW w:type="dxa" w:w="3858"/>
-            <w:shd w:fill="FFFFFF"/>
             <w:tcBorders>
               <w:top w:val="single" w:sz="4" w:color="D9D9D9"/>
               <w:bottom w:val="single" w:sz="4" w:color="D9D9D9"/>
               <w:left w:val="single" w:sz="4" w:color="D9D9D9"/>
               <w:right w:val="single" w:sz="4" w:color="D9D9D9"/>
             </w:tcBorders>
+            <w:shd w:fill="FFFFFF"/>
             <w:tcMar>
               <w:top w:w="85" w:type="dxa"/>
               <w:bottom w:w="85" w:type="dxa"/>
@@ -3956,13 +3956,13 @@
         <w:tc>
           <w:tcPr>
             <w:tcW w:type="dxa" w:w="1827"/>
-            <w:shd w:fill="F1F5F7"/>
             <w:tcBorders>
               <w:top w:val="single" w:sz="4" w:color="D9D9D9"/>
               <w:bottom w:val="single" w:sz="4" w:color="D9D9D9"/>
               <w:left w:val="single" w:sz="4" w:color="D9D9D9"/>
               <w:right w:val="single" w:sz="4" w:color="D9D9D9"/>
             </w:tcBorders>
+            <w:shd w:fill="F1F5F7"/>
             <w:tcMar>
               <w:top w:w="85" w:type="dxa"/>
               <w:bottom w:w="85" w:type="dxa"/>
@@ -3987,13 +3987,13 @@
         <w:tc>
           <w:tcPr>
             <w:tcW w:type="dxa" w:w="4467"/>
-            <w:shd w:fill="F1F5F7"/>
             <w:tcBorders>
               <w:top w:val="single" w:sz="4" w:color="D9D9D9"/>
               <w:bottom w:val="single" w:sz="4" w:color="D9D9D9"/>
               <w:left w:val="single" w:sz="4" w:color="D9D9D9"/>
               <w:right w:val="single" w:sz="4" w:color="D9D9D9"/>
             </w:tcBorders>
+            <w:shd w:fill="F1F5F7"/>
             <w:tcMar>
               <w:top w:w="85" w:type="dxa"/>
               <w:bottom w:w="85" w:type="dxa"/>
@@ -4018,13 +4018,13 @@
         <w:tc>
           <w:tcPr>
             <w:tcW w:type="dxa" w:w="3858"/>
-            <w:shd w:fill="F1F5F7"/>
             <w:tcBorders>
               <w:top w:val="single" w:sz="4" w:color="D9D9D9"/>
               <w:bottom w:val="single" w:sz="4" w:color="D9D9D9"/>
               <w:left w:val="single" w:sz="4" w:color="D9D9D9"/>
               <w:right w:val="single" w:sz="4" w:color="D9D9D9"/>
             </w:tcBorders>
+            <w:shd w:fill="F1F5F7"/>
             <w:tcMar>
               <w:top w:w="85" w:type="dxa"/>
               <w:bottom w:w="85" w:type="dxa"/>
@@ -4051,13 +4051,13 @@
         <w:tc>
           <w:tcPr>
             <w:tcW w:type="dxa" w:w="1827"/>
-            <w:shd w:fill="FFFFFF"/>
             <w:tcBorders>
               <w:top w:val="single" w:sz="4" w:color="D9D9D9"/>
               <w:bottom w:val="single" w:sz="4" w:color="D9D9D9"/>
               <w:left w:val="single" w:sz="4" w:color="D9D9D9"/>
               <w:right w:val="single" w:sz="4" w:color="D9D9D9"/>
             </w:tcBorders>
+            <w:shd w:fill="FFFFFF"/>
             <w:tcMar>
               <w:top w:w="85" w:type="dxa"/>
               <w:bottom w:w="85" w:type="dxa"/>
@@ -4082,13 +4082,13 @@
         <w:tc>
           <w:tcPr>
             <w:tcW w:type="dxa" w:w="4467"/>
-            <w:shd w:fill="FFFFFF"/>
             <w:tcBorders>
               <w:top w:val="single" w:sz="4" w:color="D9D9D9"/>
               <w:bottom w:val="single" w:sz="4" w:color="D9D9D9"/>
               <w:left w:val="single" w:sz="4" w:color="D9D9D9"/>
               <w:right w:val="single" w:sz="4" w:color="D9D9D9"/>
             </w:tcBorders>
+            <w:shd w:fill="FFFFFF"/>
             <w:tcMar>
               <w:top w:w="85" w:type="dxa"/>
               <w:bottom w:w="85" w:type="dxa"/>
@@ -4113,13 +4113,13 @@
         <w:tc>
           <w:tcPr>
             <w:tcW w:type="dxa" w:w="3858"/>
-            <w:shd w:fill="FFFFFF"/>
             <w:tcBorders>
               <w:top w:val="single" w:sz="4" w:color="D9D9D9"/>
               <w:bottom w:val="single" w:sz="4" w:color="D9D9D9"/>
               <w:left w:val="single" w:sz="4" w:color="D9D9D9"/>
               <w:right w:val="single" w:sz="4" w:color="D9D9D9"/>
             </w:tcBorders>
+            <w:shd w:fill="FFFFFF"/>
             <w:tcMar>
               <w:top w:w="85" w:type="dxa"/>
               <w:bottom w:w="85" w:type="dxa"/>
@@ -4168,13 +4168,13 @@
         <w:tc>
           <w:tcPr>
             <w:tcW w:type="dxa" w:w="2436"/>
-            <w:shd w:fill="142D40"/>
             <w:tcBorders>
               <w:top w:val="single" w:sz="4" w:color="D9D9D9"/>
               <w:bottom w:val="single" w:sz="4" w:color="D9D9D9"/>
               <w:left w:val="single" w:sz="4" w:color="D9D9D9"/>
               <w:right w:val="single" w:sz="4" w:color="D9D9D9"/>
             </w:tcBorders>
+            <w:shd w:fill="142D40"/>
             <w:tcMar>
               <w:top w:w="85" w:type="dxa"/>
               <w:bottom w:w="85" w:type="dxa"/>
@@ -4199,13 +4199,13 @@
         <w:tc>
           <w:tcPr>
             <w:tcW w:type="dxa" w:w="4670"/>
-            <w:shd w:fill="142D40"/>
             <w:tcBorders>
               <w:top w:val="single" w:sz="4" w:color="D9D9D9"/>
               <w:bottom w:val="single" w:sz="4" w:color="D9D9D9"/>
               <w:left w:val="single" w:sz="4" w:color="D9D9D9"/>
               <w:right w:val="single" w:sz="4" w:color="D9D9D9"/>
             </w:tcBorders>
+            <w:shd w:fill="142D40"/>
             <w:tcMar>
               <w:top w:w="85" w:type="dxa"/>
               <w:bottom w:w="85" w:type="dxa"/>
@@ -4230,13 +4230,13 @@
         <w:tc>
           <w:tcPr>
             <w:tcW w:type="dxa" w:w="3046"/>
-            <w:shd w:fill="142D40"/>
             <w:tcBorders>
               <w:top w:val="single" w:sz="4" w:color="D9D9D9"/>
               <w:bottom w:val="single" w:sz="4" w:color="D9D9D9"/>
               <w:left w:val="single" w:sz="4" w:color="D9D9D9"/>
               <w:right w:val="single" w:sz="4" w:color="D9D9D9"/>
             </w:tcBorders>
+            <w:shd w:fill="142D40"/>
             <w:tcMar>
               <w:top w:w="85" w:type="dxa"/>
               <w:bottom w:w="85" w:type="dxa"/>
@@ -4263,13 +4263,13 @@
         <w:tc>
           <w:tcPr>
             <w:tcW w:type="dxa" w:w="2436"/>
-            <w:shd w:fill="FFFFFF"/>
             <w:tcBorders>
               <w:top w:val="single" w:sz="4" w:color="D9D9D9"/>
               <w:bottom w:val="single" w:sz="4" w:color="D9D9D9"/>
               <w:left w:val="single" w:sz="4" w:color="D9D9D9"/>
               <w:right w:val="single" w:sz="4" w:color="D9D9D9"/>
             </w:tcBorders>
+            <w:shd w:fill="FFFFFF"/>
             <w:tcMar>
               <w:top w:w="85" w:type="dxa"/>
               <w:bottom w:w="85" w:type="dxa"/>
@@ -4294,13 +4294,13 @@
         <w:tc>
           <w:tcPr>
             <w:tcW w:type="dxa" w:w="4670"/>
-            <w:shd w:fill="FFFFFF"/>
             <w:tcBorders>
               <w:top w:val="single" w:sz="4" w:color="D9D9D9"/>
               <w:bottom w:val="single" w:sz="4" w:color="D9D9D9"/>
               <w:left w:val="single" w:sz="4" w:color="D9D9D9"/>
               <w:right w:val="single" w:sz="4" w:color="D9D9D9"/>
             </w:tcBorders>
+            <w:shd w:fill="FFFFFF"/>
             <w:tcMar>
               <w:top w:w="85" w:type="dxa"/>
               <w:bottom w:w="85" w:type="dxa"/>
@@ -4324,13 +4324,13 @@
         <w:tc>
           <w:tcPr>
             <w:tcW w:type="dxa" w:w="3046"/>
-            <w:shd w:fill="FFFFFF"/>
             <w:tcBorders>
               <w:top w:val="single" w:sz="4" w:color="D9D9D9"/>
               <w:bottom w:val="single" w:sz="4" w:color="D9D9D9"/>
               <w:left w:val="single" w:sz="4" w:color="D9D9D9"/>
               <w:right w:val="single" w:sz="4" w:color="D9D9D9"/>
             </w:tcBorders>
+            <w:shd w:fill="FFFFFF"/>
             <w:tcMar>
               <w:top w:w="85" w:type="dxa"/>
               <w:bottom w:w="85" w:type="dxa"/>
@@ -4356,13 +4356,13 @@
         <w:tc>
           <w:tcPr>
             <w:tcW w:type="dxa" w:w="2436"/>
-            <w:shd w:fill="F1F5F7"/>
             <w:tcBorders>
               <w:top w:val="single" w:sz="4" w:color="D9D9D9"/>
               <w:bottom w:val="single" w:sz="4" w:color="D9D9D9"/>
               <w:left w:val="single" w:sz="4" w:color="D9D9D9"/>
               <w:right w:val="single" w:sz="4" w:color="D9D9D9"/>
             </w:tcBorders>
+            <w:shd w:fill="F1F5F7"/>
             <w:tcMar>
               <w:top w:w="85" w:type="dxa"/>
               <w:bottom w:w="85" w:type="dxa"/>
@@ -4387,13 +4387,13 @@
         <w:tc>
           <w:tcPr>
             <w:tcW w:type="dxa" w:w="4670"/>
-            <w:shd w:fill="F1F5F7"/>
             <w:tcBorders>
               <w:top w:val="single" w:sz="4" w:color="D9D9D9"/>
               <w:bottom w:val="single" w:sz="4" w:color="D9D9D9"/>
               <w:left w:val="single" w:sz="4" w:color="D9D9D9"/>
               <w:right w:val="single" w:sz="4" w:color="D9D9D9"/>
             </w:tcBorders>
+            <w:shd w:fill="F1F5F7"/>
             <w:tcMar>
               <w:top w:w="85" w:type="dxa"/>
               <w:bottom w:w="85" w:type="dxa"/>
@@ -4417,13 +4417,13 @@
         <w:tc>
           <w:tcPr>
             <w:tcW w:type="dxa" w:w="3046"/>
-            <w:shd w:fill="F1F5F7"/>
             <w:tcBorders>
               <w:top w:val="single" w:sz="4" w:color="D9D9D9"/>
               <w:bottom w:val="single" w:sz="4" w:color="D9D9D9"/>
               <w:left w:val="single" w:sz="4" w:color="D9D9D9"/>
               <w:right w:val="single" w:sz="4" w:color="D9D9D9"/>
             </w:tcBorders>
+            <w:shd w:fill="F1F5F7"/>
             <w:tcMar>
               <w:top w:w="85" w:type="dxa"/>
               <w:bottom w:w="85" w:type="dxa"/>
@@ -4449,13 +4449,13 @@
         <w:tc>
           <w:tcPr>
             <w:tcW w:type="dxa" w:w="2436"/>
-            <w:shd w:fill="FFFFFF"/>
             <w:tcBorders>
               <w:top w:val="single" w:sz="4" w:color="D9D9D9"/>
               <w:bottom w:val="single" w:sz="4" w:color="D9D9D9"/>
               <w:left w:val="single" w:sz="4" w:color="D9D9D9"/>
               <w:right w:val="single" w:sz="4" w:color="D9D9D9"/>
             </w:tcBorders>
+            <w:shd w:fill="FFFFFF"/>
             <w:tcMar>
               <w:top w:w="85" w:type="dxa"/>
               <w:bottom w:w="85" w:type="dxa"/>
@@ -4480,13 +4480,13 @@
         <w:tc>
           <w:tcPr>
             <w:tcW w:type="dxa" w:w="4670"/>
-            <w:shd w:fill="FFFFFF"/>
             <w:tcBorders>
               <w:top w:val="single" w:sz="4" w:color="D9D9D9"/>
               <w:bottom w:val="single" w:sz="4" w:color="D9D9D9"/>
               <w:left w:val="single" w:sz="4" w:color="D9D9D9"/>
               <w:right w:val="single" w:sz="4" w:color="D9D9D9"/>
             </w:tcBorders>
+            <w:shd w:fill="FFFFFF"/>
             <w:tcMar>
               <w:top w:w="85" w:type="dxa"/>
               <w:bottom w:w="85" w:type="dxa"/>
@@ -4510,13 +4510,13 @@
         <w:tc>
           <w:tcPr>
             <w:tcW w:type="dxa" w:w="3046"/>
-            <w:shd w:fill="FFFFFF"/>
             <w:tcBorders>
               <w:top w:val="single" w:sz="4" w:color="D9D9D9"/>
               <w:bottom w:val="single" w:sz="4" w:color="D9D9D9"/>
               <w:left w:val="single" w:sz="4" w:color="D9D9D9"/>
               <w:right w:val="single" w:sz="4" w:color="D9D9D9"/>
             </w:tcBorders>
+            <w:shd w:fill="FFFFFF"/>
             <w:tcMar>
               <w:top w:w="85" w:type="dxa"/>
               <w:bottom w:w="85" w:type="dxa"/>

--- a/resources/a-level-economics-unemployment-coastal-town/A-Level-Economics-Unemployment-Coastal-Town-Student.docx
+++ b/resources/a-level-economics-unemployment-coastal-town/A-Level-Economics-Unemployment-Coastal-Town-Student.docx
@@ -45,15 +45,15 @@
             <w:tcW w:type="dxa" w:w="4670"/>
             <w:tcBorders>
               <w:top w:val="single" w:sz="4" w:color="D9D9D9"/>
+              <w:left w:val="single" w:sz="4" w:color="D9D9D9"/>
               <w:bottom w:val="single" w:sz="4" w:color="D9D9D9"/>
-              <w:left w:val="single" w:sz="4" w:color="D9D9D9"/>
               <w:right w:val="single" w:sz="4" w:color="D9D9D9"/>
             </w:tcBorders>
             <w:shd w:fill="142D40"/>
             <w:tcMar>
               <w:top w:w="85" w:type="dxa"/>
+              <w:left w:w="85" w:type="dxa"/>
               <w:bottom w:w="85" w:type="dxa"/>
-              <w:left w:w="85" w:type="dxa"/>
               <w:right w:w="85" w:type="dxa"/>
             </w:tcMar>
           </w:tcPr>
@@ -76,15 +76,15 @@
             <w:tcW w:type="dxa" w:w="2741"/>
             <w:tcBorders>
               <w:top w:val="single" w:sz="4" w:color="D9D9D9"/>
+              <w:left w:val="single" w:sz="4" w:color="D9D9D9"/>
               <w:bottom w:val="single" w:sz="4" w:color="D9D9D9"/>
-              <w:left w:val="single" w:sz="4" w:color="D9D9D9"/>
               <w:right w:val="single" w:sz="4" w:color="D9D9D9"/>
             </w:tcBorders>
             <w:shd w:fill="142D40"/>
             <w:tcMar>
               <w:top w:w="85" w:type="dxa"/>
+              <w:left w:w="85" w:type="dxa"/>
               <w:bottom w:w="85" w:type="dxa"/>
-              <w:left w:w="85" w:type="dxa"/>
               <w:right w:w="85" w:type="dxa"/>
             </w:tcMar>
           </w:tcPr>
@@ -107,15 +107,15 @@
             <w:tcW w:type="dxa" w:w="2741"/>
             <w:tcBorders>
               <w:top w:val="single" w:sz="4" w:color="D9D9D9"/>
+              <w:left w:val="single" w:sz="4" w:color="D9D9D9"/>
               <w:bottom w:val="single" w:sz="4" w:color="D9D9D9"/>
-              <w:left w:val="single" w:sz="4" w:color="D9D9D9"/>
               <w:right w:val="single" w:sz="4" w:color="D9D9D9"/>
             </w:tcBorders>
             <w:shd w:fill="142D40"/>
             <w:tcMar>
               <w:top w:w="85" w:type="dxa"/>
+              <w:left w:w="85" w:type="dxa"/>
               <w:bottom w:w="85" w:type="dxa"/>
-              <w:left w:w="85" w:type="dxa"/>
               <w:right w:w="85" w:type="dxa"/>
             </w:tcMar>
           </w:tcPr>
@@ -140,15 +140,15 @@
             <w:tcW w:type="dxa" w:w="4670"/>
             <w:tcBorders>
               <w:top w:val="single" w:sz="4" w:color="D9D9D9"/>
+              <w:left w:val="single" w:sz="4" w:color="D9D9D9"/>
               <w:bottom w:val="single" w:sz="4" w:color="D9D9D9"/>
-              <w:left w:val="single" w:sz="4" w:color="D9D9D9"/>
               <w:right w:val="single" w:sz="4" w:color="D9D9D9"/>
             </w:tcBorders>
             <w:shd w:fill="FFFFFF"/>
             <w:tcMar>
               <w:top w:w="85" w:type="dxa"/>
+              <w:left w:w="85" w:type="dxa"/>
               <w:bottom w:w="85" w:type="dxa"/>
-              <w:left w:w="85" w:type="dxa"/>
               <w:right w:w="85" w:type="dxa"/>
             </w:tcMar>
           </w:tcPr>
@@ -171,15 +171,15 @@
             <w:tcW w:type="dxa" w:w="2741"/>
             <w:tcBorders>
               <w:top w:val="single" w:sz="4" w:color="D9D9D9"/>
+              <w:left w:val="single" w:sz="4" w:color="D9D9D9"/>
               <w:bottom w:val="single" w:sz="4" w:color="D9D9D9"/>
-              <w:left w:val="single" w:sz="4" w:color="D9D9D9"/>
               <w:right w:val="single" w:sz="4" w:color="D9D9D9"/>
             </w:tcBorders>
             <w:shd w:fill="FFFFFF"/>
             <w:tcMar>
               <w:top w:w="85" w:type="dxa"/>
+              <w:left w:w="85" w:type="dxa"/>
               <w:bottom w:w="85" w:type="dxa"/>
-              <w:left w:w="85" w:type="dxa"/>
               <w:right w:w="85" w:type="dxa"/>
             </w:tcMar>
           </w:tcPr>
@@ -202,15 +202,15 @@
             <w:tcW w:type="dxa" w:w="2741"/>
             <w:tcBorders>
               <w:top w:val="single" w:sz="4" w:color="D9D9D9"/>
+              <w:left w:val="single" w:sz="4" w:color="D9D9D9"/>
               <w:bottom w:val="single" w:sz="4" w:color="D9D9D9"/>
-              <w:left w:val="single" w:sz="4" w:color="D9D9D9"/>
               <w:right w:val="single" w:sz="4" w:color="D9D9D9"/>
             </w:tcBorders>
             <w:shd w:fill="FFFFFF"/>
             <w:tcMar>
               <w:top w:w="85" w:type="dxa"/>
+              <w:left w:w="85" w:type="dxa"/>
               <w:bottom w:w="85" w:type="dxa"/>
-              <w:left w:w="85" w:type="dxa"/>
               <w:right w:w="85" w:type="dxa"/>
             </w:tcMar>
           </w:tcPr>
@@ -235,15 +235,15 @@
             <w:tcW w:type="dxa" w:w="4670"/>
             <w:tcBorders>
               <w:top w:val="single" w:sz="4" w:color="D9D9D9"/>
+              <w:left w:val="single" w:sz="4" w:color="D9D9D9"/>
               <w:bottom w:val="single" w:sz="4" w:color="D9D9D9"/>
-              <w:left w:val="single" w:sz="4" w:color="D9D9D9"/>
               <w:right w:val="single" w:sz="4" w:color="D9D9D9"/>
             </w:tcBorders>
             <w:shd w:fill="F1F5F7"/>
             <w:tcMar>
               <w:top w:w="85" w:type="dxa"/>
+              <w:left w:w="85" w:type="dxa"/>
               <w:bottom w:w="85" w:type="dxa"/>
-              <w:left w:w="85" w:type="dxa"/>
               <w:right w:w="85" w:type="dxa"/>
             </w:tcMar>
           </w:tcPr>
@@ -266,15 +266,15 @@
             <w:tcW w:type="dxa" w:w="2741"/>
             <w:tcBorders>
               <w:top w:val="single" w:sz="4" w:color="D9D9D9"/>
+              <w:left w:val="single" w:sz="4" w:color="D9D9D9"/>
               <w:bottom w:val="single" w:sz="4" w:color="D9D9D9"/>
-              <w:left w:val="single" w:sz="4" w:color="D9D9D9"/>
               <w:right w:val="single" w:sz="4" w:color="D9D9D9"/>
             </w:tcBorders>
             <w:shd w:fill="F1F5F7"/>
             <w:tcMar>
               <w:top w:w="85" w:type="dxa"/>
+              <w:left w:w="85" w:type="dxa"/>
               <w:bottom w:w="85" w:type="dxa"/>
-              <w:left w:w="85" w:type="dxa"/>
               <w:right w:w="85" w:type="dxa"/>
             </w:tcMar>
           </w:tcPr>
@@ -297,15 +297,15 @@
             <w:tcW w:type="dxa" w:w="2741"/>
             <w:tcBorders>
               <w:top w:val="single" w:sz="4" w:color="D9D9D9"/>
+              <w:left w:val="single" w:sz="4" w:color="D9D9D9"/>
               <w:bottom w:val="single" w:sz="4" w:color="D9D9D9"/>
-              <w:left w:val="single" w:sz="4" w:color="D9D9D9"/>
               <w:right w:val="single" w:sz="4" w:color="D9D9D9"/>
             </w:tcBorders>
             <w:shd w:fill="F1F5F7"/>
             <w:tcMar>
               <w:top w:w="85" w:type="dxa"/>
+              <w:left w:w="85" w:type="dxa"/>
               <w:bottom w:w="85" w:type="dxa"/>
-              <w:left w:w="85" w:type="dxa"/>
               <w:right w:w="85" w:type="dxa"/>
             </w:tcMar>
           </w:tcPr>
@@ -330,15 +330,15 @@
             <w:tcW w:type="dxa" w:w="4670"/>
             <w:tcBorders>
               <w:top w:val="single" w:sz="4" w:color="D9D9D9"/>
+              <w:left w:val="single" w:sz="4" w:color="D9D9D9"/>
               <w:bottom w:val="single" w:sz="4" w:color="D9D9D9"/>
-              <w:left w:val="single" w:sz="4" w:color="D9D9D9"/>
               <w:right w:val="single" w:sz="4" w:color="D9D9D9"/>
             </w:tcBorders>
             <w:shd w:fill="FFFFFF"/>
             <w:tcMar>
               <w:top w:w="85" w:type="dxa"/>
+              <w:left w:w="85" w:type="dxa"/>
               <w:bottom w:w="85" w:type="dxa"/>
-              <w:left w:w="85" w:type="dxa"/>
               <w:right w:w="85" w:type="dxa"/>
             </w:tcMar>
           </w:tcPr>
@@ -361,15 +361,15 @@
             <w:tcW w:type="dxa" w:w="2741"/>
             <w:tcBorders>
               <w:top w:val="single" w:sz="4" w:color="D9D9D9"/>
+              <w:left w:val="single" w:sz="4" w:color="D9D9D9"/>
               <w:bottom w:val="single" w:sz="4" w:color="D9D9D9"/>
-              <w:left w:val="single" w:sz="4" w:color="D9D9D9"/>
               <w:right w:val="single" w:sz="4" w:color="D9D9D9"/>
             </w:tcBorders>
             <w:shd w:fill="FFFFFF"/>
             <w:tcMar>
               <w:top w:w="85" w:type="dxa"/>
+              <w:left w:w="85" w:type="dxa"/>
               <w:bottom w:w="85" w:type="dxa"/>
-              <w:left w:w="85" w:type="dxa"/>
               <w:right w:w="85" w:type="dxa"/>
             </w:tcMar>
           </w:tcPr>
@@ -392,15 +392,15 @@
             <w:tcW w:type="dxa" w:w="2741"/>
             <w:tcBorders>
               <w:top w:val="single" w:sz="4" w:color="D9D9D9"/>
+              <w:left w:val="single" w:sz="4" w:color="D9D9D9"/>
               <w:bottom w:val="single" w:sz="4" w:color="D9D9D9"/>
-              <w:left w:val="single" w:sz="4" w:color="D9D9D9"/>
               <w:right w:val="single" w:sz="4" w:color="D9D9D9"/>
             </w:tcBorders>
             <w:shd w:fill="FFFFFF"/>
             <w:tcMar>
               <w:top w:w="85" w:type="dxa"/>
+              <w:left w:w="85" w:type="dxa"/>
               <w:bottom w:w="85" w:type="dxa"/>
-              <w:left w:w="85" w:type="dxa"/>
               <w:right w:w="85" w:type="dxa"/>
             </w:tcMar>
           </w:tcPr>
@@ -425,15 +425,15 @@
             <w:tcW w:type="dxa" w:w="4670"/>
             <w:tcBorders>
               <w:top w:val="single" w:sz="4" w:color="D9D9D9"/>
+              <w:left w:val="single" w:sz="4" w:color="D9D9D9"/>
               <w:bottom w:val="single" w:sz="4" w:color="D9D9D9"/>
-              <w:left w:val="single" w:sz="4" w:color="D9D9D9"/>
               <w:right w:val="single" w:sz="4" w:color="D9D9D9"/>
             </w:tcBorders>
             <w:shd w:fill="F1F5F7"/>
             <w:tcMar>
               <w:top w:w="85" w:type="dxa"/>
+              <w:left w:w="85" w:type="dxa"/>
               <w:bottom w:w="85" w:type="dxa"/>
-              <w:left w:w="85" w:type="dxa"/>
               <w:right w:w="85" w:type="dxa"/>
             </w:tcMar>
           </w:tcPr>
@@ -456,15 +456,15 @@
             <w:tcW w:type="dxa" w:w="2741"/>
             <w:tcBorders>
               <w:top w:val="single" w:sz="4" w:color="D9D9D9"/>
+              <w:left w:val="single" w:sz="4" w:color="D9D9D9"/>
               <w:bottom w:val="single" w:sz="4" w:color="D9D9D9"/>
-              <w:left w:val="single" w:sz="4" w:color="D9D9D9"/>
               <w:right w:val="single" w:sz="4" w:color="D9D9D9"/>
             </w:tcBorders>
             <w:shd w:fill="F1F5F7"/>
             <w:tcMar>
               <w:top w:w="85" w:type="dxa"/>
+              <w:left w:w="85" w:type="dxa"/>
               <w:bottom w:w="85" w:type="dxa"/>
-              <w:left w:w="85" w:type="dxa"/>
               <w:right w:w="85" w:type="dxa"/>
             </w:tcMar>
           </w:tcPr>
@@ -487,15 +487,15 @@
             <w:tcW w:type="dxa" w:w="2741"/>
             <w:tcBorders>
               <w:top w:val="single" w:sz="4" w:color="D9D9D9"/>
+              <w:left w:val="single" w:sz="4" w:color="D9D9D9"/>
               <w:bottom w:val="single" w:sz="4" w:color="D9D9D9"/>
-              <w:left w:val="single" w:sz="4" w:color="D9D9D9"/>
               <w:right w:val="single" w:sz="4" w:color="D9D9D9"/>
             </w:tcBorders>
             <w:shd w:fill="F1F5F7"/>
             <w:tcMar>
               <w:top w:w="85" w:type="dxa"/>
+              <w:left w:w="85" w:type="dxa"/>
               <w:bottom w:w="85" w:type="dxa"/>
-              <w:left w:w="85" w:type="dxa"/>
               <w:right w:w="85" w:type="dxa"/>
             </w:tcMar>
           </w:tcPr>
@@ -520,15 +520,15 @@
             <w:tcW w:type="dxa" w:w="4670"/>
             <w:tcBorders>
               <w:top w:val="single" w:sz="4" w:color="D9D9D9"/>
+              <w:left w:val="single" w:sz="4" w:color="D9D9D9"/>
               <w:bottom w:val="single" w:sz="4" w:color="D9D9D9"/>
-              <w:left w:val="single" w:sz="4" w:color="D9D9D9"/>
               <w:right w:val="single" w:sz="4" w:color="D9D9D9"/>
             </w:tcBorders>
             <w:shd w:fill="FFFFFF"/>
             <w:tcMar>
               <w:top w:w="85" w:type="dxa"/>
+              <w:left w:w="85" w:type="dxa"/>
               <w:bottom w:w="85" w:type="dxa"/>
-              <w:left w:w="85" w:type="dxa"/>
               <w:right w:w="85" w:type="dxa"/>
             </w:tcMar>
           </w:tcPr>
@@ -551,15 +551,15 @@
             <w:tcW w:type="dxa" w:w="2741"/>
             <w:tcBorders>
               <w:top w:val="single" w:sz="4" w:color="D9D9D9"/>
+              <w:left w:val="single" w:sz="4" w:color="D9D9D9"/>
               <w:bottom w:val="single" w:sz="4" w:color="D9D9D9"/>
-              <w:left w:val="single" w:sz="4" w:color="D9D9D9"/>
               <w:right w:val="single" w:sz="4" w:color="D9D9D9"/>
             </w:tcBorders>
             <w:shd w:fill="FFFFFF"/>
             <w:tcMar>
               <w:top w:w="85" w:type="dxa"/>
+              <w:left w:w="85" w:type="dxa"/>
               <w:bottom w:w="85" w:type="dxa"/>
-              <w:left w:w="85" w:type="dxa"/>
               <w:right w:w="85" w:type="dxa"/>
             </w:tcMar>
           </w:tcPr>
@@ -582,15 +582,15 @@
             <w:tcW w:type="dxa" w:w="2741"/>
             <w:tcBorders>
               <w:top w:val="single" w:sz="4" w:color="D9D9D9"/>
+              <w:left w:val="single" w:sz="4" w:color="D9D9D9"/>
               <w:bottom w:val="single" w:sz="4" w:color="D9D9D9"/>
-              <w:left w:val="single" w:sz="4" w:color="D9D9D9"/>
               <w:right w:val="single" w:sz="4" w:color="D9D9D9"/>
             </w:tcBorders>
             <w:shd w:fill="FFFFFF"/>
             <w:tcMar>
               <w:top w:w="85" w:type="dxa"/>
+              <w:left w:w="85" w:type="dxa"/>
               <w:bottom w:w="85" w:type="dxa"/>
-              <w:left w:w="85" w:type="dxa"/>
               <w:right w:w="85" w:type="dxa"/>
             </w:tcMar>
           </w:tcPr>
@@ -615,15 +615,15 @@
             <w:tcW w:type="dxa" w:w="4670"/>
             <w:tcBorders>
               <w:top w:val="single" w:sz="4" w:color="D9D9D9"/>
+              <w:left w:val="single" w:sz="4" w:color="D9D9D9"/>
               <w:bottom w:val="single" w:sz="4" w:color="D9D9D9"/>
-              <w:left w:val="single" w:sz="4" w:color="D9D9D9"/>
               <w:right w:val="single" w:sz="4" w:color="D9D9D9"/>
             </w:tcBorders>
             <w:shd w:fill="F1F5F7"/>
             <w:tcMar>
               <w:top w:w="85" w:type="dxa"/>
+              <w:left w:w="85" w:type="dxa"/>
               <w:bottom w:w="85" w:type="dxa"/>
-              <w:left w:w="85" w:type="dxa"/>
               <w:right w:w="85" w:type="dxa"/>
             </w:tcMar>
           </w:tcPr>
@@ -646,15 +646,15 @@
             <w:tcW w:type="dxa" w:w="2741"/>
             <w:tcBorders>
               <w:top w:val="single" w:sz="4" w:color="D9D9D9"/>
+              <w:left w:val="single" w:sz="4" w:color="D9D9D9"/>
               <w:bottom w:val="single" w:sz="4" w:color="D9D9D9"/>
-              <w:left w:val="single" w:sz="4" w:color="D9D9D9"/>
               <w:right w:val="single" w:sz="4" w:color="D9D9D9"/>
             </w:tcBorders>
             <w:shd w:fill="F1F5F7"/>
             <w:tcMar>
               <w:top w:w="85" w:type="dxa"/>
+              <w:left w:w="85" w:type="dxa"/>
               <w:bottom w:w="85" w:type="dxa"/>
-              <w:left w:w="85" w:type="dxa"/>
               <w:right w:w="85" w:type="dxa"/>
             </w:tcMar>
           </w:tcPr>
@@ -677,15 +677,15 @@
             <w:tcW w:type="dxa" w:w="2741"/>
             <w:tcBorders>
               <w:top w:val="single" w:sz="4" w:color="D9D9D9"/>
+              <w:left w:val="single" w:sz="4" w:color="D9D9D9"/>
               <w:bottom w:val="single" w:sz="4" w:color="D9D9D9"/>
-              <w:left w:val="single" w:sz="4" w:color="D9D9D9"/>
               <w:right w:val="single" w:sz="4" w:color="D9D9D9"/>
             </w:tcBorders>
             <w:shd w:fill="F1F5F7"/>
             <w:tcMar>
               <w:top w:w="85" w:type="dxa"/>
+              <w:left w:w="85" w:type="dxa"/>
               <w:bottom w:w="85" w:type="dxa"/>
-              <w:left w:w="85" w:type="dxa"/>
               <w:right w:w="85" w:type="dxa"/>
             </w:tcMar>
           </w:tcPr>
@@ -783,15 +783,15 @@
             <w:tcW w:type="dxa" w:w="7309"/>
             <w:tcBorders>
               <w:top w:val="single" w:sz="4" w:color="D9D9D9"/>
+              <w:left w:val="single" w:sz="4" w:color="D9D9D9"/>
               <w:bottom w:val="single" w:sz="4" w:color="D9D9D9"/>
-              <w:left w:val="single" w:sz="4" w:color="D9D9D9"/>
               <w:right w:val="single" w:sz="4" w:color="D9D9D9"/>
             </w:tcBorders>
             <w:shd w:fill="142D40"/>
             <w:tcMar>
               <w:top w:w="85" w:type="dxa"/>
+              <w:left w:w="85" w:type="dxa"/>
               <w:bottom w:w="85" w:type="dxa"/>
-              <w:left w:w="85" w:type="dxa"/>
               <w:right w:w="85" w:type="dxa"/>
             </w:tcMar>
           </w:tcPr>
@@ -814,15 +814,15 @@
             <w:tcW w:type="dxa" w:w="2843"/>
             <w:tcBorders>
               <w:top w:val="single" w:sz="4" w:color="D9D9D9"/>
+              <w:left w:val="single" w:sz="4" w:color="D9D9D9"/>
               <w:bottom w:val="single" w:sz="4" w:color="D9D9D9"/>
-              <w:left w:val="single" w:sz="4" w:color="D9D9D9"/>
               <w:right w:val="single" w:sz="4" w:color="D9D9D9"/>
             </w:tcBorders>
             <w:shd w:fill="142D40"/>
             <w:tcMar>
               <w:top w:w="85" w:type="dxa"/>
+              <w:left w:w="85" w:type="dxa"/>
               <w:bottom w:w="85" w:type="dxa"/>
-              <w:left w:w="85" w:type="dxa"/>
               <w:right w:w="85" w:type="dxa"/>
             </w:tcMar>
           </w:tcPr>
@@ -847,15 +847,15 @@
             <w:tcW w:type="dxa" w:w="7309"/>
             <w:tcBorders>
               <w:top w:val="single" w:sz="4" w:color="D9D9D9"/>
+              <w:left w:val="single" w:sz="4" w:color="D9D9D9"/>
               <w:bottom w:val="single" w:sz="4" w:color="D9D9D9"/>
-              <w:left w:val="single" w:sz="4" w:color="D9D9D9"/>
               <w:right w:val="single" w:sz="4" w:color="D9D9D9"/>
             </w:tcBorders>
             <w:shd w:fill="FFFFFF"/>
             <w:tcMar>
               <w:top w:w="85" w:type="dxa"/>
+              <w:left w:w="85" w:type="dxa"/>
               <w:bottom w:w="85" w:type="dxa"/>
-              <w:left w:w="85" w:type="dxa"/>
               <w:right w:w="85" w:type="dxa"/>
             </w:tcMar>
           </w:tcPr>
@@ -878,15 +878,15 @@
             <w:tcW w:type="dxa" w:w="2843"/>
             <w:tcBorders>
               <w:top w:val="single" w:sz="4" w:color="D9D9D9"/>
+              <w:left w:val="single" w:sz="4" w:color="D9D9D9"/>
               <w:bottom w:val="single" w:sz="4" w:color="D9D9D9"/>
-              <w:left w:val="single" w:sz="4" w:color="D9D9D9"/>
               <w:right w:val="single" w:sz="4" w:color="D9D9D9"/>
             </w:tcBorders>
             <w:shd w:fill="FFFFFF"/>
             <w:tcMar>
               <w:top w:w="85" w:type="dxa"/>
+              <w:left w:w="85" w:type="dxa"/>
               <w:bottom w:w="85" w:type="dxa"/>
-              <w:left w:w="85" w:type="dxa"/>
               <w:right w:w="85" w:type="dxa"/>
             </w:tcMar>
           </w:tcPr>
@@ -910,15 +910,15 @@
             <w:tcW w:type="dxa" w:w="7309"/>
             <w:tcBorders>
               <w:top w:val="single" w:sz="4" w:color="D9D9D9"/>
+              <w:left w:val="single" w:sz="4" w:color="D9D9D9"/>
               <w:bottom w:val="single" w:sz="4" w:color="D9D9D9"/>
-              <w:left w:val="single" w:sz="4" w:color="D9D9D9"/>
               <w:right w:val="single" w:sz="4" w:color="D9D9D9"/>
             </w:tcBorders>
             <w:shd w:fill="F1F5F7"/>
             <w:tcMar>
               <w:top w:w="85" w:type="dxa"/>
+              <w:left w:w="85" w:type="dxa"/>
               <w:bottom w:w="85" w:type="dxa"/>
-              <w:left w:w="85" w:type="dxa"/>
               <w:right w:w="85" w:type="dxa"/>
             </w:tcMar>
           </w:tcPr>
@@ -941,15 +941,15 @@
             <w:tcW w:type="dxa" w:w="2843"/>
             <w:tcBorders>
               <w:top w:val="single" w:sz="4" w:color="D9D9D9"/>
+              <w:left w:val="single" w:sz="4" w:color="D9D9D9"/>
               <w:bottom w:val="single" w:sz="4" w:color="D9D9D9"/>
-              <w:left w:val="single" w:sz="4" w:color="D9D9D9"/>
               <w:right w:val="single" w:sz="4" w:color="D9D9D9"/>
             </w:tcBorders>
             <w:shd w:fill="F1F5F7"/>
             <w:tcMar>
               <w:top w:w="85" w:type="dxa"/>
+              <w:left w:w="85" w:type="dxa"/>
               <w:bottom w:w="85" w:type="dxa"/>
-              <w:left w:w="85" w:type="dxa"/>
               <w:right w:w="85" w:type="dxa"/>
             </w:tcMar>
           </w:tcPr>
@@ -973,15 +973,15 @@
             <w:tcW w:type="dxa" w:w="7309"/>
             <w:tcBorders>
               <w:top w:val="single" w:sz="4" w:color="D9D9D9"/>
+              <w:left w:val="single" w:sz="4" w:color="D9D9D9"/>
               <w:bottom w:val="single" w:sz="4" w:color="D9D9D9"/>
-              <w:left w:val="single" w:sz="4" w:color="D9D9D9"/>
               <w:right w:val="single" w:sz="4" w:color="D9D9D9"/>
             </w:tcBorders>
             <w:shd w:fill="FFFFFF"/>
             <w:tcMar>
               <w:top w:w="85" w:type="dxa"/>
+              <w:left w:w="85" w:type="dxa"/>
               <w:bottom w:w="85" w:type="dxa"/>
-              <w:left w:w="85" w:type="dxa"/>
               <w:right w:w="85" w:type="dxa"/>
             </w:tcMar>
           </w:tcPr>
@@ -1004,15 +1004,15 @@
             <w:tcW w:type="dxa" w:w="2843"/>
             <w:tcBorders>
               <w:top w:val="single" w:sz="4" w:color="D9D9D9"/>
+              <w:left w:val="single" w:sz="4" w:color="D9D9D9"/>
               <w:bottom w:val="single" w:sz="4" w:color="D9D9D9"/>
-              <w:left w:val="single" w:sz="4" w:color="D9D9D9"/>
               <w:right w:val="single" w:sz="4" w:color="D9D9D9"/>
             </w:tcBorders>
             <w:shd w:fill="FFFFFF"/>
             <w:tcMar>
               <w:top w:w="85" w:type="dxa"/>
+              <w:left w:w="85" w:type="dxa"/>
               <w:bottom w:w="85" w:type="dxa"/>
-              <w:left w:w="85" w:type="dxa"/>
               <w:right w:w="85" w:type="dxa"/>
             </w:tcMar>
           </w:tcPr>
@@ -1036,15 +1036,15 @@
             <w:tcW w:type="dxa" w:w="7309"/>
             <w:tcBorders>
               <w:top w:val="single" w:sz="4" w:color="D9D9D9"/>
+              <w:left w:val="single" w:sz="4" w:color="D9D9D9"/>
               <w:bottom w:val="single" w:sz="4" w:color="D9D9D9"/>
-              <w:left w:val="single" w:sz="4" w:color="D9D9D9"/>
               <w:right w:val="single" w:sz="4" w:color="D9D9D9"/>
             </w:tcBorders>
             <w:shd w:fill="F1F5F7"/>
             <w:tcMar>
               <w:top w:w="85" w:type="dxa"/>
+              <w:left w:w="85" w:type="dxa"/>
               <w:bottom w:w="85" w:type="dxa"/>
-              <w:left w:w="85" w:type="dxa"/>
               <w:right w:w="85" w:type="dxa"/>
             </w:tcMar>
           </w:tcPr>
@@ -1067,15 +1067,15 @@
             <w:tcW w:type="dxa" w:w="2843"/>
             <w:tcBorders>
               <w:top w:val="single" w:sz="4" w:color="D9D9D9"/>
+              <w:left w:val="single" w:sz="4" w:color="D9D9D9"/>
               <w:bottom w:val="single" w:sz="4" w:color="D9D9D9"/>
-              <w:left w:val="single" w:sz="4" w:color="D9D9D9"/>
               <w:right w:val="single" w:sz="4" w:color="D9D9D9"/>
             </w:tcBorders>
             <w:shd w:fill="F1F5F7"/>
             <w:tcMar>
               <w:top w:w="85" w:type="dxa"/>
+              <w:left w:w="85" w:type="dxa"/>
               <w:bottom w:w="85" w:type="dxa"/>
-              <w:left w:w="85" w:type="dxa"/>
               <w:right w:w="85" w:type="dxa"/>
             </w:tcMar>
           </w:tcPr>
@@ -1139,15 +1139,15 @@
             <w:tcW w:type="dxa" w:w="4670"/>
             <w:tcBorders>
               <w:top w:val="single" w:sz="4" w:color="D9D9D9"/>
+              <w:left w:val="single" w:sz="4" w:color="D9D9D9"/>
               <w:bottom w:val="single" w:sz="4" w:color="D9D9D9"/>
-              <w:left w:val="single" w:sz="4" w:color="D9D9D9"/>
               <w:right w:val="single" w:sz="4" w:color="D9D9D9"/>
             </w:tcBorders>
             <w:shd w:fill="142D40"/>
             <w:tcMar>
               <w:top w:w="85" w:type="dxa"/>
+              <w:left w:w="85" w:type="dxa"/>
               <w:bottom w:w="85" w:type="dxa"/>
-              <w:left w:w="85" w:type="dxa"/>
               <w:right w:w="85" w:type="dxa"/>
             </w:tcMar>
           </w:tcPr>
@@ -1170,15 +1170,15 @@
             <w:tcW w:type="dxa" w:w="2741"/>
             <w:tcBorders>
               <w:top w:val="single" w:sz="4" w:color="D9D9D9"/>
+              <w:left w:val="single" w:sz="4" w:color="D9D9D9"/>
               <w:bottom w:val="single" w:sz="4" w:color="D9D9D9"/>
-              <w:left w:val="single" w:sz="4" w:color="D9D9D9"/>
               <w:right w:val="single" w:sz="4" w:color="D9D9D9"/>
             </w:tcBorders>
             <w:shd w:fill="142D40"/>
             <w:tcMar>
               <w:top w:w="85" w:type="dxa"/>
+              <w:left w:w="85" w:type="dxa"/>
               <w:bottom w:w="85" w:type="dxa"/>
-              <w:left w:w="85" w:type="dxa"/>
               <w:right w:w="85" w:type="dxa"/>
             </w:tcMar>
           </w:tcPr>
@@ -1201,15 +1201,15 @@
             <w:tcW w:type="dxa" w:w="2741"/>
             <w:tcBorders>
               <w:top w:val="single" w:sz="4" w:color="D9D9D9"/>
+              <w:left w:val="single" w:sz="4" w:color="D9D9D9"/>
               <w:bottom w:val="single" w:sz="4" w:color="D9D9D9"/>
-              <w:left w:val="single" w:sz="4" w:color="D9D9D9"/>
               <w:right w:val="single" w:sz="4" w:color="D9D9D9"/>
             </w:tcBorders>
             <w:shd w:fill="142D40"/>
             <w:tcMar>
               <w:top w:w="85" w:type="dxa"/>
+              <w:left w:w="85" w:type="dxa"/>
               <w:bottom w:w="85" w:type="dxa"/>
-              <w:left w:w="85" w:type="dxa"/>
               <w:right w:w="85" w:type="dxa"/>
             </w:tcMar>
           </w:tcPr>
@@ -1234,15 +1234,15 @@
             <w:tcW w:type="dxa" w:w="4670"/>
             <w:tcBorders>
               <w:top w:val="single" w:sz="4" w:color="D9D9D9"/>
+              <w:left w:val="single" w:sz="4" w:color="D9D9D9"/>
               <w:bottom w:val="single" w:sz="4" w:color="D9D9D9"/>
-              <w:left w:val="single" w:sz="4" w:color="D9D9D9"/>
               <w:right w:val="single" w:sz="4" w:color="D9D9D9"/>
             </w:tcBorders>
             <w:shd w:fill="FFFFFF"/>
             <w:tcMar>
               <w:top w:w="85" w:type="dxa"/>
+              <w:left w:w="85" w:type="dxa"/>
               <w:bottom w:w="85" w:type="dxa"/>
-              <w:left w:w="85" w:type="dxa"/>
               <w:right w:w="85" w:type="dxa"/>
             </w:tcMar>
           </w:tcPr>
@@ -1265,15 +1265,15 @@
             <w:tcW w:type="dxa" w:w="2741"/>
             <w:tcBorders>
               <w:top w:val="single" w:sz="4" w:color="D9D9D9"/>
+              <w:left w:val="single" w:sz="4" w:color="D9D9D9"/>
               <w:bottom w:val="single" w:sz="4" w:color="D9D9D9"/>
-              <w:left w:val="single" w:sz="4" w:color="D9D9D9"/>
               <w:right w:val="single" w:sz="4" w:color="D9D9D9"/>
             </w:tcBorders>
             <w:shd w:fill="FFFFFF"/>
             <w:tcMar>
               <w:top w:w="85" w:type="dxa"/>
+              <w:left w:w="85" w:type="dxa"/>
               <w:bottom w:w="85" w:type="dxa"/>
-              <w:left w:w="85" w:type="dxa"/>
               <w:right w:w="85" w:type="dxa"/>
             </w:tcMar>
           </w:tcPr>
@@ -1296,15 +1296,15 @@
             <w:tcW w:type="dxa" w:w="2741"/>
             <w:tcBorders>
               <w:top w:val="single" w:sz="4" w:color="D9D9D9"/>
+              <w:left w:val="single" w:sz="4" w:color="D9D9D9"/>
               <w:bottom w:val="single" w:sz="4" w:color="D9D9D9"/>
-              <w:left w:val="single" w:sz="4" w:color="D9D9D9"/>
               <w:right w:val="single" w:sz="4" w:color="D9D9D9"/>
             </w:tcBorders>
             <w:shd w:fill="FFFFFF"/>
             <w:tcMar>
               <w:top w:w="85" w:type="dxa"/>
+              <w:left w:w="85" w:type="dxa"/>
               <w:bottom w:w="85" w:type="dxa"/>
-              <w:left w:w="85" w:type="dxa"/>
               <w:right w:w="85" w:type="dxa"/>
             </w:tcMar>
           </w:tcPr>
@@ -1329,15 +1329,15 @@
             <w:tcW w:type="dxa" w:w="4670"/>
             <w:tcBorders>
               <w:top w:val="single" w:sz="4" w:color="D9D9D9"/>
+              <w:left w:val="single" w:sz="4" w:color="D9D9D9"/>
               <w:bottom w:val="single" w:sz="4" w:color="D9D9D9"/>
-              <w:left w:val="single" w:sz="4" w:color="D9D9D9"/>
               <w:right w:val="single" w:sz="4" w:color="D9D9D9"/>
             </w:tcBorders>
             <w:shd w:fill="F1F5F7"/>
             <w:tcMar>
               <w:top w:w="85" w:type="dxa"/>
+              <w:left w:w="85" w:type="dxa"/>
               <w:bottom w:w="85" w:type="dxa"/>
-              <w:left w:w="85" w:type="dxa"/>
               <w:right w:w="85" w:type="dxa"/>
             </w:tcMar>
           </w:tcPr>
@@ -1360,15 +1360,15 @@
             <w:tcW w:type="dxa" w:w="2741"/>
             <w:tcBorders>
               <w:top w:val="single" w:sz="4" w:color="D9D9D9"/>
+              <w:left w:val="single" w:sz="4" w:color="D9D9D9"/>
               <w:bottom w:val="single" w:sz="4" w:color="D9D9D9"/>
-              <w:left w:val="single" w:sz="4" w:color="D9D9D9"/>
               <w:right w:val="single" w:sz="4" w:color="D9D9D9"/>
             </w:tcBorders>
             <w:shd w:fill="F1F5F7"/>
             <w:tcMar>
               <w:top w:w="85" w:type="dxa"/>
+              <w:left w:w="85" w:type="dxa"/>
               <w:bottom w:w="85" w:type="dxa"/>
-              <w:left w:w="85" w:type="dxa"/>
               <w:right w:w="85" w:type="dxa"/>
             </w:tcMar>
           </w:tcPr>
@@ -1391,15 +1391,15 @@
             <w:tcW w:type="dxa" w:w="2741"/>
             <w:tcBorders>
               <w:top w:val="single" w:sz="4" w:color="D9D9D9"/>
+              <w:left w:val="single" w:sz="4" w:color="D9D9D9"/>
               <w:bottom w:val="single" w:sz="4" w:color="D9D9D9"/>
-              <w:left w:val="single" w:sz="4" w:color="D9D9D9"/>
               <w:right w:val="single" w:sz="4" w:color="D9D9D9"/>
             </w:tcBorders>
             <w:shd w:fill="F1F5F7"/>
             <w:tcMar>
               <w:top w:w="85" w:type="dxa"/>
+              <w:left w:w="85" w:type="dxa"/>
               <w:bottom w:w="85" w:type="dxa"/>
-              <w:left w:w="85" w:type="dxa"/>
               <w:right w:w="85" w:type="dxa"/>
             </w:tcMar>
           </w:tcPr>
@@ -1424,15 +1424,15 @@
             <w:tcW w:type="dxa" w:w="4670"/>
             <w:tcBorders>
               <w:top w:val="single" w:sz="4" w:color="D9D9D9"/>
+              <w:left w:val="single" w:sz="4" w:color="D9D9D9"/>
               <w:bottom w:val="single" w:sz="4" w:color="D9D9D9"/>
-              <w:left w:val="single" w:sz="4" w:color="D9D9D9"/>
               <w:right w:val="single" w:sz="4" w:color="D9D9D9"/>
             </w:tcBorders>
             <w:shd w:fill="FFFFFF"/>
             <w:tcMar>
               <w:top w:w="85" w:type="dxa"/>
+              <w:left w:w="85" w:type="dxa"/>
               <w:bottom w:w="85" w:type="dxa"/>
-              <w:left w:w="85" w:type="dxa"/>
               <w:right w:w="85" w:type="dxa"/>
             </w:tcMar>
           </w:tcPr>
@@ -1455,15 +1455,15 @@
             <w:tcW w:type="dxa" w:w="2741"/>
             <w:tcBorders>
               <w:top w:val="single" w:sz="4" w:color="D9D9D9"/>
+              <w:left w:val="single" w:sz="4" w:color="D9D9D9"/>
               <w:bottom w:val="single" w:sz="4" w:color="D9D9D9"/>
-              <w:left w:val="single" w:sz="4" w:color="D9D9D9"/>
               <w:right w:val="single" w:sz="4" w:color="D9D9D9"/>
             </w:tcBorders>
             <w:shd w:fill="FFFFFF"/>
             <w:tcMar>
               <w:top w:w="85" w:type="dxa"/>
+              <w:left w:w="85" w:type="dxa"/>
               <w:bottom w:w="85" w:type="dxa"/>
-              <w:left w:w="85" w:type="dxa"/>
               <w:right w:w="85" w:type="dxa"/>
             </w:tcMar>
           </w:tcPr>
@@ -1486,15 +1486,15 @@
             <w:tcW w:type="dxa" w:w="2741"/>
             <w:tcBorders>
               <w:top w:val="single" w:sz="4" w:color="D9D9D9"/>
+              <w:left w:val="single" w:sz="4" w:color="D9D9D9"/>
               <w:bottom w:val="single" w:sz="4" w:color="D9D9D9"/>
-              <w:left w:val="single" w:sz="4" w:color="D9D9D9"/>
               <w:right w:val="single" w:sz="4" w:color="D9D9D9"/>
             </w:tcBorders>
             <w:shd w:fill="FFFFFF"/>
             <w:tcMar>
               <w:top w:w="85" w:type="dxa"/>
+              <w:left w:w="85" w:type="dxa"/>
               <w:bottom w:w="85" w:type="dxa"/>
-              <w:left w:w="85" w:type="dxa"/>
               <w:right w:w="85" w:type="dxa"/>
             </w:tcMar>
           </w:tcPr>
@@ -1519,15 +1519,15 @@
             <w:tcW w:type="dxa" w:w="4670"/>
             <w:tcBorders>
               <w:top w:val="single" w:sz="4" w:color="D9D9D9"/>
+              <w:left w:val="single" w:sz="4" w:color="D9D9D9"/>
               <w:bottom w:val="single" w:sz="4" w:color="D9D9D9"/>
-              <w:left w:val="single" w:sz="4" w:color="D9D9D9"/>
               <w:right w:val="single" w:sz="4" w:color="D9D9D9"/>
             </w:tcBorders>
             <w:shd w:fill="F1F5F7"/>
             <w:tcMar>
               <w:top w:w="85" w:type="dxa"/>
+              <w:left w:w="85" w:type="dxa"/>
               <w:bottom w:w="85" w:type="dxa"/>
-              <w:left w:w="85" w:type="dxa"/>
               <w:right w:w="85" w:type="dxa"/>
             </w:tcMar>
           </w:tcPr>
@@ -1550,15 +1550,15 @@
             <w:tcW w:type="dxa" w:w="2741"/>
             <w:tcBorders>
               <w:top w:val="single" w:sz="4" w:color="D9D9D9"/>
+              <w:left w:val="single" w:sz="4" w:color="D9D9D9"/>
               <w:bottom w:val="single" w:sz="4" w:color="D9D9D9"/>
-              <w:left w:val="single" w:sz="4" w:color="D9D9D9"/>
               <w:right w:val="single" w:sz="4" w:color="D9D9D9"/>
             </w:tcBorders>
             <w:shd w:fill="F1F5F7"/>
             <w:tcMar>
               <w:top w:w="85" w:type="dxa"/>
+              <w:left w:w="85" w:type="dxa"/>
               <w:bottom w:w="85" w:type="dxa"/>
-              <w:left w:w="85" w:type="dxa"/>
               <w:right w:w="85" w:type="dxa"/>
             </w:tcMar>
           </w:tcPr>
@@ -1581,15 +1581,15 @@
             <w:tcW w:type="dxa" w:w="2741"/>
             <w:tcBorders>
               <w:top w:val="single" w:sz="4" w:color="D9D9D9"/>
+              <w:left w:val="single" w:sz="4" w:color="D9D9D9"/>
               <w:bottom w:val="single" w:sz="4" w:color="D9D9D9"/>
-              <w:left w:val="single" w:sz="4" w:color="D9D9D9"/>
               <w:right w:val="single" w:sz="4" w:color="D9D9D9"/>
             </w:tcBorders>
             <w:shd w:fill="F1F5F7"/>
             <w:tcMar>
               <w:top w:w="85" w:type="dxa"/>
+              <w:left w:w="85" w:type="dxa"/>
               <w:bottom w:w="85" w:type="dxa"/>
-              <w:left w:w="85" w:type="dxa"/>
               <w:right w:w="85" w:type="dxa"/>
             </w:tcMar>
           </w:tcPr>
@@ -1614,15 +1614,15 @@
             <w:tcW w:type="dxa" w:w="4670"/>
             <w:tcBorders>
               <w:top w:val="single" w:sz="4" w:color="D9D9D9"/>
+              <w:left w:val="single" w:sz="4" w:color="D9D9D9"/>
               <w:bottom w:val="single" w:sz="4" w:color="D9D9D9"/>
-              <w:left w:val="single" w:sz="4" w:color="D9D9D9"/>
               <w:right w:val="single" w:sz="4" w:color="D9D9D9"/>
             </w:tcBorders>
             <w:shd w:fill="FFFFFF"/>
             <w:tcMar>
               <w:top w:w="85" w:type="dxa"/>
+              <w:left w:w="85" w:type="dxa"/>
               <w:bottom w:w="85" w:type="dxa"/>
-              <w:left w:w="85" w:type="dxa"/>
               <w:right w:w="85" w:type="dxa"/>
             </w:tcMar>
           </w:tcPr>
@@ -1645,15 +1645,15 @@
             <w:tcW w:type="dxa" w:w="2741"/>
             <w:tcBorders>
               <w:top w:val="single" w:sz="4" w:color="D9D9D9"/>
+              <w:left w:val="single" w:sz="4" w:color="D9D9D9"/>
               <w:bottom w:val="single" w:sz="4" w:color="D9D9D9"/>
-              <w:left w:val="single" w:sz="4" w:color="D9D9D9"/>
               <w:right w:val="single" w:sz="4" w:color="D9D9D9"/>
             </w:tcBorders>
             <w:shd w:fill="FFFFFF"/>
             <w:tcMar>
               <w:top w:w="85" w:type="dxa"/>
+              <w:left w:w="85" w:type="dxa"/>
               <w:bottom w:w="85" w:type="dxa"/>
-              <w:left w:w="85" w:type="dxa"/>
               <w:right w:w="85" w:type="dxa"/>
             </w:tcMar>
           </w:tcPr>
@@ -1675,15 +1675,15 @@
             <w:tcW w:type="dxa" w:w="2741"/>
             <w:tcBorders>
               <w:top w:val="single" w:sz="4" w:color="D9D9D9"/>
+              <w:left w:val="single" w:sz="4" w:color="D9D9D9"/>
               <w:bottom w:val="single" w:sz="4" w:color="D9D9D9"/>
-              <w:left w:val="single" w:sz="4" w:color="D9D9D9"/>
               <w:right w:val="single" w:sz="4" w:color="D9D9D9"/>
             </w:tcBorders>
             <w:shd w:fill="FFFFFF"/>
             <w:tcMar>
               <w:top w:w="85" w:type="dxa"/>
+              <w:left w:w="85" w:type="dxa"/>
               <w:bottom w:w="85" w:type="dxa"/>
-              <w:left w:w="85" w:type="dxa"/>
               <w:right w:w="85" w:type="dxa"/>
             </w:tcMar>
           </w:tcPr>
@@ -1707,15 +1707,15 @@
             <w:tcW w:type="dxa" w:w="4670"/>
             <w:tcBorders>
               <w:top w:val="single" w:sz="4" w:color="D9D9D9"/>
+              <w:left w:val="single" w:sz="4" w:color="D9D9D9"/>
               <w:bottom w:val="single" w:sz="4" w:color="D9D9D9"/>
-              <w:left w:val="single" w:sz="4" w:color="D9D9D9"/>
               <w:right w:val="single" w:sz="4" w:color="D9D9D9"/>
             </w:tcBorders>
             <w:shd w:fill="F1F5F7"/>
             <w:tcMar>
               <w:top w:w="85" w:type="dxa"/>
+              <w:left w:w="85" w:type="dxa"/>
               <w:bottom w:w="85" w:type="dxa"/>
-              <w:left w:w="85" w:type="dxa"/>
               <w:right w:w="85" w:type="dxa"/>
             </w:tcMar>
           </w:tcPr>
@@ -1738,15 +1738,15 @@
             <w:tcW w:type="dxa" w:w="2741"/>
             <w:tcBorders>
               <w:top w:val="single" w:sz="4" w:color="D9D9D9"/>
+              <w:left w:val="single" w:sz="4" w:color="D9D9D9"/>
               <w:bottom w:val="single" w:sz="4" w:color="D9D9D9"/>
-              <w:left w:val="single" w:sz="4" w:color="D9D9D9"/>
               <w:right w:val="single" w:sz="4" w:color="D9D9D9"/>
             </w:tcBorders>
             <w:shd w:fill="F1F5F7"/>
             <w:tcMar>
               <w:top w:w="85" w:type="dxa"/>
+              <w:left w:w="85" w:type="dxa"/>
               <w:bottom w:w="85" w:type="dxa"/>
-              <w:left w:w="85" w:type="dxa"/>
               <w:right w:w="85" w:type="dxa"/>
             </w:tcMar>
           </w:tcPr>
@@ -1768,15 +1768,15 @@
             <w:tcW w:type="dxa" w:w="2741"/>
             <w:tcBorders>
               <w:top w:val="single" w:sz="4" w:color="D9D9D9"/>
+              <w:left w:val="single" w:sz="4" w:color="D9D9D9"/>
               <w:bottom w:val="single" w:sz="4" w:color="D9D9D9"/>
-              <w:left w:val="single" w:sz="4" w:color="D9D9D9"/>
               <w:right w:val="single" w:sz="4" w:color="D9D9D9"/>
             </w:tcBorders>
             <w:shd w:fill="F1F5F7"/>
             <w:tcMar>
               <w:top w:w="85" w:type="dxa"/>
+              <w:left w:w="85" w:type="dxa"/>
               <w:bottom w:w="85" w:type="dxa"/>
-              <w:left w:w="85" w:type="dxa"/>
               <w:right w:w="85" w:type="dxa"/>
             </w:tcMar>
           </w:tcPr>
@@ -1800,15 +1800,15 @@
             <w:tcW w:type="dxa" w:w="4670"/>
             <w:tcBorders>
               <w:top w:val="single" w:sz="4" w:color="D9D9D9"/>
+              <w:left w:val="single" w:sz="4" w:color="D9D9D9"/>
               <w:bottom w:val="single" w:sz="4" w:color="D9D9D9"/>
-              <w:left w:val="single" w:sz="4" w:color="D9D9D9"/>
               <w:right w:val="single" w:sz="4" w:color="D9D9D9"/>
             </w:tcBorders>
             <w:shd w:fill="FFFFFF"/>
             <w:tcMar>
               <w:top w:w="85" w:type="dxa"/>
+              <w:left w:w="85" w:type="dxa"/>
               <w:bottom w:w="85" w:type="dxa"/>
-              <w:left w:w="85" w:type="dxa"/>
               <w:right w:w="85" w:type="dxa"/>
             </w:tcMar>
           </w:tcPr>
@@ -1831,15 +1831,15 @@
             <w:tcW w:type="dxa" w:w="2741"/>
             <w:tcBorders>
               <w:top w:val="single" w:sz="4" w:color="D9D9D9"/>
+              <w:left w:val="single" w:sz="4" w:color="D9D9D9"/>
               <w:bottom w:val="single" w:sz="4" w:color="D9D9D9"/>
-              <w:left w:val="single" w:sz="4" w:color="D9D9D9"/>
               <w:right w:val="single" w:sz="4" w:color="D9D9D9"/>
             </w:tcBorders>
             <w:shd w:fill="FFFFFF"/>
             <w:tcMar>
               <w:top w:w="85" w:type="dxa"/>
+              <w:left w:w="85" w:type="dxa"/>
               <w:bottom w:w="85" w:type="dxa"/>
-              <w:left w:w="85" w:type="dxa"/>
               <w:right w:w="85" w:type="dxa"/>
             </w:tcMar>
           </w:tcPr>
@@ -1861,15 +1861,15 @@
             <w:tcW w:type="dxa" w:w="2741"/>
             <w:tcBorders>
               <w:top w:val="single" w:sz="4" w:color="D9D9D9"/>
+              <w:left w:val="single" w:sz="4" w:color="D9D9D9"/>
               <w:bottom w:val="single" w:sz="4" w:color="D9D9D9"/>
-              <w:left w:val="single" w:sz="4" w:color="D9D9D9"/>
               <w:right w:val="single" w:sz="4" w:color="D9D9D9"/>
             </w:tcBorders>
             <w:shd w:fill="FFFFFF"/>
             <w:tcMar>
               <w:top w:w="85" w:type="dxa"/>
+              <w:left w:w="85" w:type="dxa"/>
               <w:bottom w:w="85" w:type="dxa"/>
-              <w:left w:w="85" w:type="dxa"/>
               <w:right w:w="85" w:type="dxa"/>
             </w:tcMar>
           </w:tcPr>
@@ -1893,15 +1893,15 @@
             <w:tcW w:type="dxa" w:w="4670"/>
             <w:tcBorders>
               <w:top w:val="single" w:sz="4" w:color="D9D9D9"/>
+              <w:left w:val="single" w:sz="4" w:color="D9D9D9"/>
               <w:bottom w:val="single" w:sz="4" w:color="D9D9D9"/>
-              <w:left w:val="single" w:sz="4" w:color="D9D9D9"/>
               <w:right w:val="single" w:sz="4" w:color="D9D9D9"/>
             </w:tcBorders>
             <w:shd w:fill="F1F5F7"/>
             <w:tcMar>
               <w:top w:w="85" w:type="dxa"/>
+              <w:left w:w="85" w:type="dxa"/>
               <w:bottom w:w="85" w:type="dxa"/>
-              <w:left w:w="85" w:type="dxa"/>
               <w:right w:w="85" w:type="dxa"/>
             </w:tcMar>
           </w:tcPr>
@@ -1924,15 +1924,15 @@
             <w:tcW w:type="dxa" w:w="2741"/>
             <w:tcBorders>
               <w:top w:val="single" w:sz="4" w:color="D9D9D9"/>
+              <w:left w:val="single" w:sz="4" w:color="D9D9D9"/>
               <w:bottom w:val="single" w:sz="4" w:color="D9D9D9"/>
-              <w:left w:val="single" w:sz="4" w:color="D9D9D9"/>
               <w:right w:val="single" w:sz="4" w:color="D9D9D9"/>
             </w:tcBorders>
             <w:shd w:fill="F1F5F7"/>
             <w:tcMar>
               <w:top w:w="85" w:type="dxa"/>
+              <w:left w:w="85" w:type="dxa"/>
               <w:bottom w:w="85" w:type="dxa"/>
-              <w:left w:w="85" w:type="dxa"/>
               <w:right w:w="85" w:type="dxa"/>
             </w:tcMar>
           </w:tcPr>
@@ -1954,15 +1954,15 @@
             <w:tcW w:type="dxa" w:w="2741"/>
             <w:tcBorders>
               <w:top w:val="single" w:sz="4" w:color="D9D9D9"/>
+              <w:left w:val="single" w:sz="4" w:color="D9D9D9"/>
               <w:bottom w:val="single" w:sz="4" w:color="D9D9D9"/>
-              <w:left w:val="single" w:sz="4" w:color="D9D9D9"/>
               <w:right w:val="single" w:sz="4" w:color="D9D9D9"/>
             </w:tcBorders>
             <w:shd w:fill="F1F5F7"/>
             <w:tcMar>
               <w:top w:w="85" w:type="dxa"/>
+              <w:left w:w="85" w:type="dxa"/>
               <w:bottom w:w="85" w:type="dxa"/>
-              <w:left w:w="85" w:type="dxa"/>
               <w:right w:w="85" w:type="dxa"/>
             </w:tcMar>
           </w:tcPr>
@@ -2207,15 +2207,15 @@
             <w:tcW w:type="dxa" w:w="4670"/>
             <w:tcBorders>
               <w:top w:val="single" w:sz="4" w:color="D9D9D9"/>
+              <w:left w:val="single" w:sz="4" w:color="D9D9D9"/>
               <w:bottom w:val="single" w:sz="4" w:color="D9D9D9"/>
-              <w:left w:val="single" w:sz="4" w:color="D9D9D9"/>
               <w:right w:val="single" w:sz="4" w:color="D9D9D9"/>
             </w:tcBorders>
             <w:shd w:fill="142D40"/>
             <w:tcMar>
               <w:top w:w="85" w:type="dxa"/>
+              <w:left w:w="85" w:type="dxa"/>
               <w:bottom w:w="85" w:type="dxa"/>
-              <w:left w:w="85" w:type="dxa"/>
               <w:right w:w="85" w:type="dxa"/>
             </w:tcMar>
           </w:tcPr>
@@ -2238,15 +2238,15 @@
             <w:tcW w:type="dxa" w:w="2741"/>
             <w:tcBorders>
               <w:top w:val="single" w:sz="4" w:color="D9D9D9"/>
+              <w:left w:val="single" w:sz="4" w:color="D9D9D9"/>
               <w:bottom w:val="single" w:sz="4" w:color="D9D9D9"/>
-              <w:left w:val="single" w:sz="4" w:color="D9D9D9"/>
               <w:right w:val="single" w:sz="4" w:color="D9D9D9"/>
             </w:tcBorders>
             <w:shd w:fill="142D40"/>
             <w:tcMar>
               <w:top w:w="85" w:type="dxa"/>
+              <w:left w:w="85" w:type="dxa"/>
               <w:bottom w:w="85" w:type="dxa"/>
-              <w:left w:w="85" w:type="dxa"/>
               <w:right w:w="85" w:type="dxa"/>
             </w:tcMar>
           </w:tcPr>
@@ -2269,15 +2269,15 @@
             <w:tcW w:type="dxa" w:w="2741"/>
             <w:tcBorders>
               <w:top w:val="single" w:sz="4" w:color="D9D9D9"/>
+              <w:left w:val="single" w:sz="4" w:color="D9D9D9"/>
               <w:bottom w:val="single" w:sz="4" w:color="D9D9D9"/>
-              <w:left w:val="single" w:sz="4" w:color="D9D9D9"/>
               <w:right w:val="single" w:sz="4" w:color="D9D9D9"/>
             </w:tcBorders>
             <w:shd w:fill="142D40"/>
             <w:tcMar>
               <w:top w:w="85" w:type="dxa"/>
+              <w:left w:w="85" w:type="dxa"/>
               <w:bottom w:w="85" w:type="dxa"/>
-              <w:left w:w="85" w:type="dxa"/>
               <w:right w:w="85" w:type="dxa"/>
             </w:tcMar>
           </w:tcPr>
@@ -2302,15 +2302,15 @@
             <w:tcW w:type="dxa" w:w="4670"/>
             <w:tcBorders>
               <w:top w:val="single" w:sz="4" w:color="D9D9D9"/>
+              <w:left w:val="single" w:sz="4" w:color="D9D9D9"/>
               <w:bottom w:val="single" w:sz="4" w:color="D9D9D9"/>
-              <w:left w:val="single" w:sz="4" w:color="D9D9D9"/>
               <w:right w:val="single" w:sz="4" w:color="D9D9D9"/>
             </w:tcBorders>
             <w:shd w:fill="FFFFFF"/>
             <w:tcMar>
               <w:top w:w="85" w:type="dxa"/>
+              <w:left w:w="85" w:type="dxa"/>
               <w:bottom w:w="85" w:type="dxa"/>
-              <w:left w:w="85" w:type="dxa"/>
               <w:right w:w="85" w:type="dxa"/>
             </w:tcMar>
           </w:tcPr>
@@ -2333,15 +2333,15 @@
             <w:tcW w:type="dxa" w:w="2741"/>
             <w:tcBorders>
               <w:top w:val="single" w:sz="4" w:color="D9D9D9"/>
+              <w:left w:val="single" w:sz="4" w:color="D9D9D9"/>
               <w:bottom w:val="single" w:sz="4" w:color="D9D9D9"/>
-              <w:left w:val="single" w:sz="4" w:color="D9D9D9"/>
               <w:right w:val="single" w:sz="4" w:color="D9D9D9"/>
             </w:tcBorders>
             <w:shd w:fill="FFFFFF"/>
             <w:tcMar>
               <w:top w:w="85" w:type="dxa"/>
+              <w:left w:w="85" w:type="dxa"/>
               <w:bottom w:w="85" w:type="dxa"/>
-              <w:left w:w="85" w:type="dxa"/>
               <w:right w:w="85" w:type="dxa"/>
             </w:tcMar>
           </w:tcPr>
@@ -2364,15 +2364,15 @@
             <w:tcW w:type="dxa" w:w="2741"/>
             <w:tcBorders>
               <w:top w:val="single" w:sz="4" w:color="D9D9D9"/>
+              <w:left w:val="single" w:sz="4" w:color="D9D9D9"/>
               <w:bottom w:val="single" w:sz="4" w:color="D9D9D9"/>
-              <w:left w:val="single" w:sz="4" w:color="D9D9D9"/>
               <w:right w:val="single" w:sz="4" w:color="D9D9D9"/>
             </w:tcBorders>
             <w:shd w:fill="FFFFFF"/>
             <w:tcMar>
               <w:top w:w="85" w:type="dxa"/>
+              <w:left w:w="85" w:type="dxa"/>
               <w:bottom w:w="85" w:type="dxa"/>
-              <w:left w:w="85" w:type="dxa"/>
               <w:right w:w="85" w:type="dxa"/>
             </w:tcMar>
           </w:tcPr>
@@ -2397,15 +2397,15 @@
             <w:tcW w:type="dxa" w:w="4670"/>
             <w:tcBorders>
               <w:top w:val="single" w:sz="4" w:color="D9D9D9"/>
+              <w:left w:val="single" w:sz="4" w:color="D9D9D9"/>
               <w:bottom w:val="single" w:sz="4" w:color="D9D9D9"/>
-              <w:left w:val="single" w:sz="4" w:color="D9D9D9"/>
               <w:right w:val="single" w:sz="4" w:color="D9D9D9"/>
             </w:tcBorders>
             <w:shd w:fill="F1F5F7"/>
             <w:tcMar>
               <w:top w:w="85" w:type="dxa"/>
+              <w:left w:w="85" w:type="dxa"/>
               <w:bottom w:w="85" w:type="dxa"/>
-              <w:left w:w="85" w:type="dxa"/>
               <w:right w:w="85" w:type="dxa"/>
             </w:tcMar>
           </w:tcPr>
@@ -2428,15 +2428,15 @@
             <w:tcW w:type="dxa" w:w="2741"/>
             <w:tcBorders>
               <w:top w:val="single" w:sz="4" w:color="D9D9D9"/>
+              <w:left w:val="single" w:sz="4" w:color="D9D9D9"/>
               <w:bottom w:val="single" w:sz="4" w:color="D9D9D9"/>
-              <w:left w:val="single" w:sz="4" w:color="D9D9D9"/>
               <w:right w:val="single" w:sz="4" w:color="D9D9D9"/>
             </w:tcBorders>
             <w:shd w:fill="F1F5F7"/>
             <w:tcMar>
               <w:top w:w="85" w:type="dxa"/>
+              <w:left w:w="85" w:type="dxa"/>
               <w:bottom w:w="85" w:type="dxa"/>
-              <w:left w:w="85" w:type="dxa"/>
               <w:right w:w="85" w:type="dxa"/>
             </w:tcMar>
           </w:tcPr>
@@ -2459,15 +2459,15 @@
             <w:tcW w:type="dxa" w:w="2741"/>
             <w:tcBorders>
               <w:top w:val="single" w:sz="4" w:color="D9D9D9"/>
+              <w:left w:val="single" w:sz="4" w:color="D9D9D9"/>
               <w:bottom w:val="single" w:sz="4" w:color="D9D9D9"/>
-              <w:left w:val="single" w:sz="4" w:color="D9D9D9"/>
               <w:right w:val="single" w:sz="4" w:color="D9D9D9"/>
             </w:tcBorders>
             <w:shd w:fill="F1F5F7"/>
             <w:tcMar>
               <w:top w:w="85" w:type="dxa"/>
+              <w:left w:w="85" w:type="dxa"/>
               <w:bottom w:w="85" w:type="dxa"/>
-              <w:left w:w="85" w:type="dxa"/>
               <w:right w:w="85" w:type="dxa"/>
             </w:tcMar>
           </w:tcPr>
@@ -2492,15 +2492,15 @@
             <w:tcW w:type="dxa" w:w="4670"/>
             <w:tcBorders>
               <w:top w:val="single" w:sz="4" w:color="D9D9D9"/>
+              <w:left w:val="single" w:sz="4" w:color="D9D9D9"/>
               <w:bottom w:val="single" w:sz="4" w:color="D9D9D9"/>
-              <w:left w:val="single" w:sz="4" w:color="D9D9D9"/>
               <w:right w:val="single" w:sz="4" w:color="D9D9D9"/>
             </w:tcBorders>
             <w:shd w:fill="FFFFFF"/>
             <w:tcMar>
               <w:top w:w="85" w:type="dxa"/>
+              <w:left w:w="85" w:type="dxa"/>
               <w:bottom w:w="85" w:type="dxa"/>
-              <w:left w:w="85" w:type="dxa"/>
               <w:right w:w="85" w:type="dxa"/>
             </w:tcMar>
           </w:tcPr>
@@ -2523,15 +2523,15 @@
             <w:tcW w:type="dxa" w:w="2741"/>
             <w:tcBorders>
               <w:top w:val="single" w:sz="4" w:color="D9D9D9"/>
+              <w:left w:val="single" w:sz="4" w:color="D9D9D9"/>
               <w:bottom w:val="single" w:sz="4" w:color="D9D9D9"/>
-              <w:left w:val="single" w:sz="4" w:color="D9D9D9"/>
               <w:right w:val="single" w:sz="4" w:color="D9D9D9"/>
             </w:tcBorders>
             <w:shd w:fill="FFFFFF"/>
             <w:tcMar>
               <w:top w:w="85" w:type="dxa"/>
+              <w:left w:w="85" w:type="dxa"/>
               <w:bottom w:w="85" w:type="dxa"/>
-              <w:left w:w="85" w:type="dxa"/>
               <w:right w:w="85" w:type="dxa"/>
             </w:tcMar>
           </w:tcPr>
@@ -2554,15 +2554,15 @@
             <w:tcW w:type="dxa" w:w="2741"/>
             <w:tcBorders>
               <w:top w:val="single" w:sz="4" w:color="D9D9D9"/>
+              <w:left w:val="single" w:sz="4" w:color="D9D9D9"/>
               <w:bottom w:val="single" w:sz="4" w:color="D9D9D9"/>
-              <w:left w:val="single" w:sz="4" w:color="D9D9D9"/>
               <w:right w:val="single" w:sz="4" w:color="D9D9D9"/>
             </w:tcBorders>
             <w:shd w:fill="FFFFFF"/>
             <w:tcMar>
               <w:top w:w="85" w:type="dxa"/>
+              <w:left w:w="85" w:type="dxa"/>
               <w:bottom w:w="85" w:type="dxa"/>
-              <w:left w:w="85" w:type="dxa"/>
               <w:right w:w="85" w:type="dxa"/>
             </w:tcMar>
           </w:tcPr>
@@ -2823,15 +2823,15 @@
             <w:tcW w:type="dxa" w:w="812"/>
             <w:tcBorders>
               <w:top w:val="single" w:sz="4" w:color="D9D9D9"/>
+              <w:left w:val="single" w:sz="4" w:color="D9D9D9"/>
               <w:bottom w:val="single" w:sz="4" w:color="D9D9D9"/>
-              <w:left w:val="single" w:sz="4" w:color="D9D9D9"/>
               <w:right w:val="single" w:sz="4" w:color="D9D9D9"/>
             </w:tcBorders>
             <w:shd w:fill="142D40"/>
             <w:tcMar>
               <w:top w:w="85" w:type="dxa"/>
+              <w:left w:w="85" w:type="dxa"/>
               <w:bottom w:w="85" w:type="dxa"/>
-              <w:left w:w="85" w:type="dxa"/>
               <w:right w:w="85" w:type="dxa"/>
             </w:tcMar>
           </w:tcPr>
@@ -2854,15 +2854,15 @@
             <w:tcW w:type="dxa" w:w="6497"/>
             <w:tcBorders>
               <w:top w:val="single" w:sz="4" w:color="D9D9D9"/>
+              <w:left w:val="single" w:sz="4" w:color="D9D9D9"/>
               <w:bottom w:val="single" w:sz="4" w:color="D9D9D9"/>
-              <w:left w:val="single" w:sz="4" w:color="D9D9D9"/>
               <w:right w:val="single" w:sz="4" w:color="D9D9D9"/>
             </w:tcBorders>
             <w:shd w:fill="142D40"/>
             <w:tcMar>
               <w:top w:w="85" w:type="dxa"/>
+              <w:left w:w="85" w:type="dxa"/>
               <w:bottom w:w="85" w:type="dxa"/>
-              <w:left w:w="85" w:type="dxa"/>
               <w:right w:w="85" w:type="dxa"/>
             </w:tcMar>
           </w:tcPr>
@@ -2885,15 +2885,15 @@
             <w:tcW w:type="dxa" w:w="2843"/>
             <w:tcBorders>
               <w:top w:val="single" w:sz="4" w:color="D9D9D9"/>
+              <w:left w:val="single" w:sz="4" w:color="D9D9D9"/>
               <w:bottom w:val="single" w:sz="4" w:color="D9D9D9"/>
-              <w:left w:val="single" w:sz="4" w:color="D9D9D9"/>
               <w:right w:val="single" w:sz="4" w:color="D9D9D9"/>
             </w:tcBorders>
             <w:shd w:fill="142D40"/>
             <w:tcMar>
               <w:top w:w="85" w:type="dxa"/>
+              <w:left w:w="85" w:type="dxa"/>
               <w:bottom w:w="85" w:type="dxa"/>
-              <w:left w:w="85" w:type="dxa"/>
               <w:right w:w="85" w:type="dxa"/>
             </w:tcMar>
           </w:tcPr>
@@ -2918,15 +2918,15 @@
             <w:tcW w:type="dxa" w:w="812"/>
             <w:tcBorders>
               <w:top w:val="single" w:sz="4" w:color="D9D9D9"/>
+              <w:left w:val="single" w:sz="4" w:color="D9D9D9"/>
               <w:bottom w:val="single" w:sz="4" w:color="D9D9D9"/>
-              <w:left w:val="single" w:sz="4" w:color="D9D9D9"/>
               <w:right w:val="single" w:sz="4" w:color="D9D9D9"/>
             </w:tcBorders>
             <w:shd w:fill="FFFFFF"/>
             <w:tcMar>
               <w:top w:w="85" w:type="dxa"/>
+              <w:left w:w="85" w:type="dxa"/>
               <w:bottom w:w="85" w:type="dxa"/>
-              <w:left w:w="85" w:type="dxa"/>
               <w:right w:w="85" w:type="dxa"/>
             </w:tcMar>
           </w:tcPr>
@@ -2949,15 +2949,15 @@
             <w:tcW w:type="dxa" w:w="6497"/>
             <w:tcBorders>
               <w:top w:val="single" w:sz="4" w:color="D9D9D9"/>
+              <w:left w:val="single" w:sz="4" w:color="D9D9D9"/>
               <w:bottom w:val="single" w:sz="4" w:color="D9D9D9"/>
-              <w:left w:val="single" w:sz="4" w:color="D9D9D9"/>
               <w:right w:val="single" w:sz="4" w:color="D9D9D9"/>
             </w:tcBorders>
             <w:shd w:fill="FFFFFF"/>
             <w:tcMar>
               <w:top w:w="85" w:type="dxa"/>
+              <w:left w:w="85" w:type="dxa"/>
               <w:bottom w:w="85" w:type="dxa"/>
-              <w:left w:w="85" w:type="dxa"/>
               <w:right w:w="85" w:type="dxa"/>
             </w:tcMar>
           </w:tcPr>
@@ -2980,15 +2980,15 @@
             <w:tcW w:type="dxa" w:w="2843"/>
             <w:tcBorders>
               <w:top w:val="single" w:sz="4" w:color="D9D9D9"/>
+              <w:left w:val="single" w:sz="4" w:color="D9D9D9"/>
               <w:bottom w:val="single" w:sz="4" w:color="D9D9D9"/>
-              <w:left w:val="single" w:sz="4" w:color="D9D9D9"/>
               <w:right w:val="single" w:sz="4" w:color="D9D9D9"/>
             </w:tcBorders>
             <w:shd w:fill="FFFFFF"/>
             <w:tcMar>
               <w:top w:w="85" w:type="dxa"/>
+              <w:left w:w="85" w:type="dxa"/>
               <w:bottom w:w="85" w:type="dxa"/>
-              <w:left w:w="85" w:type="dxa"/>
               <w:right w:w="85" w:type="dxa"/>
             </w:tcMar>
           </w:tcPr>
@@ -3012,15 +3012,15 @@
             <w:tcW w:type="dxa" w:w="812"/>
             <w:tcBorders>
               <w:top w:val="single" w:sz="4" w:color="D9D9D9"/>
+              <w:left w:val="single" w:sz="4" w:color="D9D9D9"/>
               <w:bottom w:val="single" w:sz="4" w:color="D9D9D9"/>
-              <w:left w:val="single" w:sz="4" w:color="D9D9D9"/>
               <w:right w:val="single" w:sz="4" w:color="D9D9D9"/>
             </w:tcBorders>
             <w:shd w:fill="F1F5F7"/>
             <w:tcMar>
               <w:top w:w="85" w:type="dxa"/>
+              <w:left w:w="85" w:type="dxa"/>
               <w:bottom w:w="85" w:type="dxa"/>
-              <w:left w:w="85" w:type="dxa"/>
               <w:right w:w="85" w:type="dxa"/>
             </w:tcMar>
           </w:tcPr>
@@ -3043,15 +3043,15 @@
             <w:tcW w:type="dxa" w:w="6497"/>
             <w:tcBorders>
               <w:top w:val="single" w:sz="4" w:color="D9D9D9"/>
+              <w:left w:val="single" w:sz="4" w:color="D9D9D9"/>
               <w:bottom w:val="single" w:sz="4" w:color="D9D9D9"/>
-              <w:left w:val="single" w:sz="4" w:color="D9D9D9"/>
               <w:right w:val="single" w:sz="4" w:color="D9D9D9"/>
             </w:tcBorders>
             <w:shd w:fill="F1F5F7"/>
             <w:tcMar>
               <w:top w:w="85" w:type="dxa"/>
+              <w:left w:w="85" w:type="dxa"/>
               <w:bottom w:w="85" w:type="dxa"/>
-              <w:left w:w="85" w:type="dxa"/>
               <w:right w:w="85" w:type="dxa"/>
             </w:tcMar>
           </w:tcPr>
@@ -3074,15 +3074,15 @@
             <w:tcW w:type="dxa" w:w="2843"/>
             <w:tcBorders>
               <w:top w:val="single" w:sz="4" w:color="D9D9D9"/>
+              <w:left w:val="single" w:sz="4" w:color="D9D9D9"/>
               <w:bottom w:val="single" w:sz="4" w:color="D9D9D9"/>
-              <w:left w:val="single" w:sz="4" w:color="D9D9D9"/>
               <w:right w:val="single" w:sz="4" w:color="D9D9D9"/>
             </w:tcBorders>
             <w:shd w:fill="F1F5F7"/>
             <w:tcMar>
               <w:top w:w="85" w:type="dxa"/>
+              <w:left w:w="85" w:type="dxa"/>
               <w:bottom w:w="85" w:type="dxa"/>
-              <w:left w:w="85" w:type="dxa"/>
               <w:right w:w="85" w:type="dxa"/>
             </w:tcMar>
           </w:tcPr>
@@ -3106,15 +3106,15 @@
             <w:tcW w:type="dxa" w:w="812"/>
             <w:tcBorders>
               <w:top w:val="single" w:sz="4" w:color="D9D9D9"/>
+              <w:left w:val="single" w:sz="4" w:color="D9D9D9"/>
               <w:bottom w:val="single" w:sz="4" w:color="D9D9D9"/>
-              <w:left w:val="single" w:sz="4" w:color="D9D9D9"/>
               <w:right w:val="single" w:sz="4" w:color="D9D9D9"/>
             </w:tcBorders>
             <w:shd w:fill="FFFFFF"/>
             <w:tcMar>
               <w:top w:w="85" w:type="dxa"/>
+              <w:left w:w="85" w:type="dxa"/>
               <w:bottom w:w="85" w:type="dxa"/>
-              <w:left w:w="85" w:type="dxa"/>
               <w:right w:w="85" w:type="dxa"/>
             </w:tcMar>
           </w:tcPr>
@@ -3137,15 +3137,15 @@
             <w:tcW w:type="dxa" w:w="6497"/>
             <w:tcBorders>
               <w:top w:val="single" w:sz="4" w:color="D9D9D9"/>
+              <w:left w:val="single" w:sz="4" w:color="D9D9D9"/>
               <w:bottom w:val="single" w:sz="4" w:color="D9D9D9"/>
-              <w:left w:val="single" w:sz="4" w:color="D9D9D9"/>
               <w:right w:val="single" w:sz="4" w:color="D9D9D9"/>
             </w:tcBorders>
             <w:shd w:fill="FFFFFF"/>
             <w:tcMar>
               <w:top w:w="85" w:type="dxa"/>
+              <w:left w:w="85" w:type="dxa"/>
               <w:bottom w:w="85" w:type="dxa"/>
-              <w:left w:w="85" w:type="dxa"/>
               <w:right w:w="85" w:type="dxa"/>
             </w:tcMar>
           </w:tcPr>
@@ -3168,15 +3168,15 @@
             <w:tcW w:type="dxa" w:w="2843"/>
             <w:tcBorders>
               <w:top w:val="single" w:sz="4" w:color="D9D9D9"/>
+              <w:left w:val="single" w:sz="4" w:color="D9D9D9"/>
               <w:bottom w:val="single" w:sz="4" w:color="D9D9D9"/>
-              <w:left w:val="single" w:sz="4" w:color="D9D9D9"/>
               <w:right w:val="single" w:sz="4" w:color="D9D9D9"/>
             </w:tcBorders>
             <w:shd w:fill="FFFFFF"/>
             <w:tcMar>
               <w:top w:w="85" w:type="dxa"/>
+              <w:left w:w="85" w:type="dxa"/>
               <w:bottom w:w="85" w:type="dxa"/>
-              <w:left w:w="85" w:type="dxa"/>
               <w:right w:w="85" w:type="dxa"/>
             </w:tcMar>
           </w:tcPr>
@@ -3200,15 +3200,15 @@
             <w:tcW w:type="dxa" w:w="812"/>
             <w:tcBorders>
               <w:top w:val="single" w:sz="4" w:color="D9D9D9"/>
+              <w:left w:val="single" w:sz="4" w:color="D9D9D9"/>
               <w:bottom w:val="single" w:sz="4" w:color="D9D9D9"/>
-              <w:left w:val="single" w:sz="4" w:color="D9D9D9"/>
               <w:right w:val="single" w:sz="4" w:color="D9D9D9"/>
             </w:tcBorders>
             <w:shd w:fill="F1F5F7"/>
             <w:tcMar>
               <w:top w:w="85" w:type="dxa"/>
+              <w:left w:w="85" w:type="dxa"/>
               <w:bottom w:w="85" w:type="dxa"/>
-              <w:left w:w="85" w:type="dxa"/>
               <w:right w:w="85" w:type="dxa"/>
             </w:tcMar>
           </w:tcPr>
@@ -3231,15 +3231,15 @@
             <w:tcW w:type="dxa" w:w="6497"/>
             <w:tcBorders>
               <w:top w:val="single" w:sz="4" w:color="D9D9D9"/>
+              <w:left w:val="single" w:sz="4" w:color="D9D9D9"/>
               <w:bottom w:val="single" w:sz="4" w:color="D9D9D9"/>
-              <w:left w:val="single" w:sz="4" w:color="D9D9D9"/>
               <w:right w:val="single" w:sz="4" w:color="D9D9D9"/>
             </w:tcBorders>
             <w:shd w:fill="F1F5F7"/>
             <w:tcMar>
               <w:top w:w="85" w:type="dxa"/>
+              <w:left w:w="85" w:type="dxa"/>
               <w:bottom w:w="85" w:type="dxa"/>
-              <w:left w:w="85" w:type="dxa"/>
               <w:right w:w="85" w:type="dxa"/>
             </w:tcMar>
           </w:tcPr>
@@ -3262,15 +3262,15 @@
             <w:tcW w:type="dxa" w:w="2843"/>
             <w:tcBorders>
               <w:top w:val="single" w:sz="4" w:color="D9D9D9"/>
+              <w:left w:val="single" w:sz="4" w:color="D9D9D9"/>
               <w:bottom w:val="single" w:sz="4" w:color="D9D9D9"/>
-              <w:left w:val="single" w:sz="4" w:color="D9D9D9"/>
               <w:right w:val="single" w:sz="4" w:color="D9D9D9"/>
             </w:tcBorders>
             <w:shd w:fill="F1F5F7"/>
             <w:tcMar>
               <w:top w:w="85" w:type="dxa"/>
+              <w:left w:w="85" w:type="dxa"/>
               <w:bottom w:w="85" w:type="dxa"/>
-              <w:left w:w="85" w:type="dxa"/>
               <w:right w:w="85" w:type="dxa"/>
             </w:tcMar>
           </w:tcPr>
@@ -3294,15 +3294,15 @@
             <w:tcW w:type="dxa" w:w="812"/>
             <w:tcBorders>
               <w:top w:val="single" w:sz="4" w:color="D9D9D9"/>
+              <w:left w:val="single" w:sz="4" w:color="D9D9D9"/>
               <w:bottom w:val="single" w:sz="4" w:color="D9D9D9"/>
-              <w:left w:val="single" w:sz="4" w:color="D9D9D9"/>
               <w:right w:val="single" w:sz="4" w:color="D9D9D9"/>
             </w:tcBorders>
             <w:shd w:fill="FFFFFF"/>
             <w:tcMar>
               <w:top w:w="85" w:type="dxa"/>
+              <w:left w:w="85" w:type="dxa"/>
               <w:bottom w:w="85" w:type="dxa"/>
-              <w:left w:w="85" w:type="dxa"/>
               <w:right w:w="85" w:type="dxa"/>
             </w:tcMar>
           </w:tcPr>
@@ -3325,15 +3325,15 @@
             <w:tcW w:type="dxa" w:w="6497"/>
             <w:tcBorders>
               <w:top w:val="single" w:sz="4" w:color="D9D9D9"/>
+              <w:left w:val="single" w:sz="4" w:color="D9D9D9"/>
               <w:bottom w:val="single" w:sz="4" w:color="D9D9D9"/>
-              <w:left w:val="single" w:sz="4" w:color="D9D9D9"/>
               <w:right w:val="single" w:sz="4" w:color="D9D9D9"/>
             </w:tcBorders>
             <w:shd w:fill="FFFFFF"/>
             <w:tcMar>
               <w:top w:w="85" w:type="dxa"/>
+              <w:left w:w="85" w:type="dxa"/>
               <w:bottom w:w="85" w:type="dxa"/>
-              <w:left w:w="85" w:type="dxa"/>
               <w:right w:w="85" w:type="dxa"/>
             </w:tcMar>
           </w:tcPr>
@@ -3356,15 +3356,15 @@
             <w:tcW w:type="dxa" w:w="2843"/>
             <w:tcBorders>
               <w:top w:val="single" w:sz="4" w:color="D9D9D9"/>
+              <w:left w:val="single" w:sz="4" w:color="D9D9D9"/>
               <w:bottom w:val="single" w:sz="4" w:color="D9D9D9"/>
-              <w:left w:val="single" w:sz="4" w:color="D9D9D9"/>
               <w:right w:val="single" w:sz="4" w:color="D9D9D9"/>
             </w:tcBorders>
             <w:shd w:fill="FFFFFF"/>
             <w:tcMar>
               <w:top w:w="85" w:type="dxa"/>
+              <w:left w:w="85" w:type="dxa"/>
               <w:bottom w:w="85" w:type="dxa"/>
-              <w:left w:w="85" w:type="dxa"/>
               <w:right w:w="85" w:type="dxa"/>
             </w:tcMar>
           </w:tcPr>
@@ -3388,15 +3388,15 @@
             <w:tcW w:type="dxa" w:w="812"/>
             <w:tcBorders>
               <w:top w:val="single" w:sz="4" w:color="D9D9D9"/>
+              <w:left w:val="single" w:sz="4" w:color="D9D9D9"/>
               <w:bottom w:val="single" w:sz="4" w:color="D9D9D9"/>
-              <w:left w:val="single" w:sz="4" w:color="D9D9D9"/>
               <w:right w:val="single" w:sz="4" w:color="D9D9D9"/>
             </w:tcBorders>
             <w:shd w:fill="F1F5F7"/>
             <w:tcMar>
               <w:top w:w="85" w:type="dxa"/>
+              <w:left w:w="85" w:type="dxa"/>
               <w:bottom w:w="85" w:type="dxa"/>
-              <w:left w:w="85" w:type="dxa"/>
               <w:right w:w="85" w:type="dxa"/>
             </w:tcMar>
           </w:tcPr>
@@ -3419,15 +3419,15 @@
             <w:tcW w:type="dxa" w:w="6497"/>
             <w:tcBorders>
               <w:top w:val="single" w:sz="4" w:color="D9D9D9"/>
+              <w:left w:val="single" w:sz="4" w:color="D9D9D9"/>
               <w:bottom w:val="single" w:sz="4" w:color="D9D9D9"/>
-              <w:left w:val="single" w:sz="4" w:color="D9D9D9"/>
               <w:right w:val="single" w:sz="4" w:color="D9D9D9"/>
             </w:tcBorders>
             <w:shd w:fill="F1F5F7"/>
             <w:tcMar>
               <w:top w:w="85" w:type="dxa"/>
+              <w:left w:w="85" w:type="dxa"/>
               <w:bottom w:w="85" w:type="dxa"/>
-              <w:left w:w="85" w:type="dxa"/>
               <w:right w:w="85" w:type="dxa"/>
             </w:tcMar>
           </w:tcPr>
@@ -3450,15 +3450,15 @@
             <w:tcW w:type="dxa" w:w="2843"/>
             <w:tcBorders>
               <w:top w:val="single" w:sz="4" w:color="D9D9D9"/>
+              <w:left w:val="single" w:sz="4" w:color="D9D9D9"/>
               <w:bottom w:val="single" w:sz="4" w:color="D9D9D9"/>
-              <w:left w:val="single" w:sz="4" w:color="D9D9D9"/>
               <w:right w:val="single" w:sz="4" w:color="D9D9D9"/>
             </w:tcBorders>
             <w:shd w:fill="F1F5F7"/>
             <w:tcMar>
               <w:top w:w="85" w:type="dxa"/>
+              <w:left w:w="85" w:type="dxa"/>
               <w:bottom w:w="85" w:type="dxa"/>
-              <w:left w:w="85" w:type="dxa"/>
               <w:right w:w="85" w:type="dxa"/>
             </w:tcMar>
           </w:tcPr>
@@ -3482,15 +3482,15 @@
             <w:tcW w:type="dxa" w:w="812"/>
             <w:tcBorders>
               <w:top w:val="single" w:sz="4" w:color="D9D9D9"/>
+              <w:left w:val="single" w:sz="4" w:color="D9D9D9"/>
               <w:bottom w:val="single" w:sz="4" w:color="D9D9D9"/>
-              <w:left w:val="single" w:sz="4" w:color="D9D9D9"/>
               <w:right w:val="single" w:sz="4" w:color="D9D9D9"/>
             </w:tcBorders>
             <w:shd w:fill="FFFFFF"/>
             <w:tcMar>
               <w:top w:w="85" w:type="dxa"/>
+              <w:left w:w="85" w:type="dxa"/>
               <w:bottom w:w="85" w:type="dxa"/>
-              <w:left w:w="85" w:type="dxa"/>
               <w:right w:w="85" w:type="dxa"/>
             </w:tcMar>
           </w:tcPr>
@@ -3513,15 +3513,15 @@
             <w:tcW w:type="dxa" w:w="6497"/>
             <w:tcBorders>
               <w:top w:val="single" w:sz="4" w:color="D9D9D9"/>
+              <w:left w:val="single" w:sz="4" w:color="D9D9D9"/>
               <w:bottom w:val="single" w:sz="4" w:color="D9D9D9"/>
-              <w:left w:val="single" w:sz="4" w:color="D9D9D9"/>
               <w:right w:val="single" w:sz="4" w:color="D9D9D9"/>
             </w:tcBorders>
             <w:shd w:fill="FFFFFF"/>
             <w:tcMar>
               <w:top w:w="85" w:type="dxa"/>
+              <w:left w:w="85" w:type="dxa"/>
               <w:bottom w:w="85" w:type="dxa"/>
-              <w:left w:w="85" w:type="dxa"/>
               <w:right w:w="85" w:type="dxa"/>
             </w:tcMar>
           </w:tcPr>
@@ -3544,15 +3544,15 @@
             <w:tcW w:type="dxa" w:w="2843"/>
             <w:tcBorders>
               <w:top w:val="single" w:sz="4" w:color="D9D9D9"/>
+              <w:left w:val="single" w:sz="4" w:color="D9D9D9"/>
               <w:bottom w:val="single" w:sz="4" w:color="D9D9D9"/>
-              <w:left w:val="single" w:sz="4" w:color="D9D9D9"/>
               <w:right w:val="single" w:sz="4" w:color="D9D9D9"/>
             </w:tcBorders>
             <w:shd w:fill="FFFFFF"/>
             <w:tcMar>
               <w:top w:w="85" w:type="dxa"/>
+              <w:left w:w="85" w:type="dxa"/>
               <w:bottom w:w="85" w:type="dxa"/>
-              <w:left w:w="85" w:type="dxa"/>
               <w:right w:w="85" w:type="dxa"/>
             </w:tcMar>
           </w:tcPr>
@@ -3576,15 +3576,15 @@
             <w:tcW w:type="dxa" w:w="812"/>
             <w:tcBorders>
               <w:top w:val="single" w:sz="4" w:color="D9D9D9"/>
+              <w:left w:val="single" w:sz="4" w:color="D9D9D9"/>
               <w:bottom w:val="single" w:sz="4" w:color="D9D9D9"/>
-              <w:left w:val="single" w:sz="4" w:color="D9D9D9"/>
               <w:right w:val="single" w:sz="4" w:color="D9D9D9"/>
             </w:tcBorders>
             <w:shd w:fill="F1F5F7"/>
             <w:tcMar>
               <w:top w:w="85" w:type="dxa"/>
+              <w:left w:w="85" w:type="dxa"/>
               <w:bottom w:w="85" w:type="dxa"/>
-              <w:left w:w="85" w:type="dxa"/>
               <w:right w:w="85" w:type="dxa"/>
             </w:tcMar>
           </w:tcPr>
@@ -3607,15 +3607,15 @@
             <w:tcW w:type="dxa" w:w="6497"/>
             <w:tcBorders>
               <w:top w:val="single" w:sz="4" w:color="D9D9D9"/>
+              <w:left w:val="single" w:sz="4" w:color="D9D9D9"/>
               <w:bottom w:val="single" w:sz="4" w:color="D9D9D9"/>
-              <w:left w:val="single" w:sz="4" w:color="D9D9D9"/>
               <w:right w:val="single" w:sz="4" w:color="D9D9D9"/>
             </w:tcBorders>
             <w:shd w:fill="F1F5F7"/>
             <w:tcMar>
               <w:top w:w="85" w:type="dxa"/>
+              <w:left w:w="85" w:type="dxa"/>
               <w:bottom w:w="85" w:type="dxa"/>
-              <w:left w:w="85" w:type="dxa"/>
               <w:right w:w="85" w:type="dxa"/>
             </w:tcMar>
           </w:tcPr>
@@ -3638,15 +3638,15 @@
             <w:tcW w:type="dxa" w:w="2843"/>
             <w:tcBorders>
               <w:top w:val="single" w:sz="4" w:color="D9D9D9"/>
+              <w:left w:val="single" w:sz="4" w:color="D9D9D9"/>
               <w:bottom w:val="single" w:sz="4" w:color="D9D9D9"/>
-              <w:left w:val="single" w:sz="4" w:color="D9D9D9"/>
               <w:right w:val="single" w:sz="4" w:color="D9D9D9"/>
             </w:tcBorders>
             <w:shd w:fill="F1F5F7"/>
             <w:tcMar>
               <w:top w:w="85" w:type="dxa"/>
+              <w:left w:w="85" w:type="dxa"/>
               <w:bottom w:w="85" w:type="dxa"/>
-              <w:left w:w="85" w:type="dxa"/>
               <w:right w:w="85" w:type="dxa"/>
             </w:tcMar>
           </w:tcPr>
@@ -3768,15 +3768,15 @@
             <w:tcW w:type="dxa" w:w="1827"/>
             <w:tcBorders>
               <w:top w:val="single" w:sz="4" w:color="D9D9D9"/>
+              <w:left w:val="single" w:sz="4" w:color="D9D9D9"/>
               <w:bottom w:val="single" w:sz="4" w:color="D9D9D9"/>
-              <w:left w:val="single" w:sz="4" w:color="D9D9D9"/>
               <w:right w:val="single" w:sz="4" w:color="D9D9D9"/>
             </w:tcBorders>
             <w:shd w:fill="142D40"/>
             <w:tcMar>
               <w:top w:w="85" w:type="dxa"/>
+              <w:left w:w="85" w:type="dxa"/>
               <w:bottom w:w="85" w:type="dxa"/>
-              <w:left w:w="85" w:type="dxa"/>
               <w:right w:w="85" w:type="dxa"/>
             </w:tcMar>
           </w:tcPr>
@@ -3799,15 +3799,15 @@
             <w:tcW w:type="dxa" w:w="4467"/>
             <w:tcBorders>
               <w:top w:val="single" w:sz="4" w:color="D9D9D9"/>
+              <w:left w:val="single" w:sz="4" w:color="D9D9D9"/>
               <w:bottom w:val="single" w:sz="4" w:color="D9D9D9"/>
-              <w:left w:val="single" w:sz="4" w:color="D9D9D9"/>
               <w:right w:val="single" w:sz="4" w:color="D9D9D9"/>
             </w:tcBorders>
             <w:shd w:fill="142D40"/>
             <w:tcMar>
               <w:top w:w="85" w:type="dxa"/>
+              <w:left w:w="85" w:type="dxa"/>
               <w:bottom w:w="85" w:type="dxa"/>
-              <w:left w:w="85" w:type="dxa"/>
               <w:right w:w="85" w:type="dxa"/>
             </w:tcMar>
           </w:tcPr>
@@ -3830,15 +3830,15 @@
             <w:tcW w:type="dxa" w:w="3858"/>
             <w:tcBorders>
               <w:top w:val="single" w:sz="4" w:color="D9D9D9"/>
+              <w:left w:val="single" w:sz="4" w:color="D9D9D9"/>
               <w:bottom w:val="single" w:sz="4" w:color="D9D9D9"/>
-              <w:left w:val="single" w:sz="4" w:color="D9D9D9"/>
               <w:right w:val="single" w:sz="4" w:color="D9D9D9"/>
             </w:tcBorders>
             <w:shd w:fill="142D40"/>
             <w:tcMar>
               <w:top w:w="85" w:type="dxa"/>
+              <w:left w:w="85" w:type="dxa"/>
               <w:bottom w:w="85" w:type="dxa"/>
-              <w:left w:w="85" w:type="dxa"/>
               <w:right w:w="85" w:type="dxa"/>
             </w:tcMar>
           </w:tcPr>
@@ -3863,15 +3863,15 @@
             <w:tcW w:type="dxa" w:w="1827"/>
             <w:tcBorders>
               <w:top w:val="single" w:sz="4" w:color="D9D9D9"/>
+              <w:left w:val="single" w:sz="4" w:color="D9D9D9"/>
               <w:bottom w:val="single" w:sz="4" w:color="D9D9D9"/>
-              <w:left w:val="single" w:sz="4" w:color="D9D9D9"/>
               <w:right w:val="single" w:sz="4" w:color="D9D9D9"/>
             </w:tcBorders>
             <w:shd w:fill="FFFFFF"/>
             <w:tcMar>
               <w:top w:w="85" w:type="dxa"/>
+              <w:left w:w="85" w:type="dxa"/>
               <w:bottom w:w="85" w:type="dxa"/>
-              <w:left w:w="85" w:type="dxa"/>
               <w:right w:w="85" w:type="dxa"/>
             </w:tcMar>
           </w:tcPr>
@@ -3894,15 +3894,15 @@
             <w:tcW w:type="dxa" w:w="4467"/>
             <w:tcBorders>
               <w:top w:val="single" w:sz="4" w:color="D9D9D9"/>
+              <w:left w:val="single" w:sz="4" w:color="D9D9D9"/>
               <w:bottom w:val="single" w:sz="4" w:color="D9D9D9"/>
-              <w:left w:val="single" w:sz="4" w:color="D9D9D9"/>
               <w:right w:val="single" w:sz="4" w:color="D9D9D9"/>
             </w:tcBorders>
             <w:shd w:fill="FFFFFF"/>
             <w:tcMar>
               <w:top w:w="85" w:type="dxa"/>
+              <w:left w:w="85" w:type="dxa"/>
               <w:bottom w:w="85" w:type="dxa"/>
-              <w:left w:w="85" w:type="dxa"/>
               <w:right w:w="85" w:type="dxa"/>
             </w:tcMar>
           </w:tcPr>
@@ -3925,15 +3925,15 @@
             <w:tcW w:type="dxa" w:w="3858"/>
             <w:tcBorders>
               <w:top w:val="single" w:sz="4" w:color="D9D9D9"/>
+              <w:left w:val="single" w:sz="4" w:color="D9D9D9"/>
               <w:bottom w:val="single" w:sz="4" w:color="D9D9D9"/>
-              <w:left w:val="single" w:sz="4" w:color="D9D9D9"/>
               <w:right w:val="single" w:sz="4" w:color="D9D9D9"/>
             </w:tcBorders>
             <w:shd w:fill="FFFFFF"/>
             <w:tcMar>
               <w:top w:w="85" w:type="dxa"/>
+              <w:left w:w="85" w:type="dxa"/>
               <w:bottom w:w="85" w:type="dxa"/>
-              <w:left w:w="85" w:type="dxa"/>
               <w:right w:w="85" w:type="dxa"/>
             </w:tcMar>
           </w:tcPr>
@@ -3958,15 +3958,15 @@
             <w:tcW w:type="dxa" w:w="1827"/>
             <w:tcBorders>
               <w:top w:val="single" w:sz="4" w:color="D9D9D9"/>
+              <w:left w:val="single" w:sz="4" w:color="D9D9D9"/>
               <w:bottom w:val="single" w:sz="4" w:color="D9D9D9"/>
-              <w:left w:val="single" w:sz="4" w:color="D9D9D9"/>
               <w:right w:val="single" w:sz="4" w:color="D9D9D9"/>
             </w:tcBorders>
             <w:shd w:fill="F1F5F7"/>
             <w:tcMar>
               <w:top w:w="85" w:type="dxa"/>
+              <w:left w:w="85" w:type="dxa"/>
               <w:bottom w:w="85" w:type="dxa"/>
-              <w:left w:w="85" w:type="dxa"/>
               <w:right w:w="85" w:type="dxa"/>
             </w:tcMar>
           </w:tcPr>
@@ -3989,15 +3989,15 @@
             <w:tcW w:type="dxa" w:w="4467"/>
             <w:tcBorders>
               <w:top w:val="single" w:sz="4" w:color="D9D9D9"/>
+              <w:left w:val="single" w:sz="4" w:color="D9D9D9"/>
               <w:bottom w:val="single" w:sz="4" w:color="D9D9D9"/>
-              <w:left w:val="single" w:sz="4" w:color="D9D9D9"/>
               <w:right w:val="single" w:sz="4" w:color="D9D9D9"/>
             </w:tcBorders>
             <w:shd w:fill="F1F5F7"/>
             <w:tcMar>
               <w:top w:w="85" w:type="dxa"/>
+              <w:left w:w="85" w:type="dxa"/>
               <w:bottom w:w="85" w:type="dxa"/>
-              <w:left w:w="85" w:type="dxa"/>
               <w:right w:w="85" w:type="dxa"/>
             </w:tcMar>
           </w:tcPr>
@@ -4020,15 +4020,15 @@
             <w:tcW w:type="dxa" w:w="3858"/>
             <w:tcBorders>
               <w:top w:val="single" w:sz="4" w:color="D9D9D9"/>
+              <w:left w:val="single" w:sz="4" w:color="D9D9D9"/>
               <w:bottom w:val="single" w:sz="4" w:color="D9D9D9"/>
-              <w:left w:val="single" w:sz="4" w:color="D9D9D9"/>
               <w:right w:val="single" w:sz="4" w:color="D9D9D9"/>
             </w:tcBorders>
             <w:shd w:fill="F1F5F7"/>
             <w:tcMar>
               <w:top w:w="85" w:type="dxa"/>
+              <w:left w:w="85" w:type="dxa"/>
               <w:bottom w:w="85" w:type="dxa"/>
-              <w:left w:w="85" w:type="dxa"/>
               <w:right w:w="85" w:type="dxa"/>
             </w:tcMar>
           </w:tcPr>
@@ -4053,15 +4053,15 @@
             <w:tcW w:type="dxa" w:w="1827"/>
             <w:tcBorders>
               <w:top w:val="single" w:sz="4" w:color="D9D9D9"/>
+              <w:left w:val="single" w:sz="4" w:color="D9D9D9"/>
               <w:bottom w:val="single" w:sz="4" w:color="D9D9D9"/>
-              <w:left w:val="single" w:sz="4" w:color="D9D9D9"/>
               <w:right w:val="single" w:sz="4" w:color="D9D9D9"/>
             </w:tcBorders>
             <w:shd w:fill="FFFFFF"/>
             <w:tcMar>
               <w:top w:w="85" w:type="dxa"/>
+              <w:left w:w="85" w:type="dxa"/>
               <w:bottom w:w="85" w:type="dxa"/>
-              <w:left w:w="85" w:type="dxa"/>
               <w:right w:w="85" w:type="dxa"/>
             </w:tcMar>
           </w:tcPr>
@@ -4084,15 +4084,15 @@
             <w:tcW w:type="dxa" w:w="4467"/>
             <w:tcBorders>
               <w:top w:val="single" w:sz="4" w:color="D9D9D9"/>
+              <w:left w:val="single" w:sz="4" w:color="D9D9D9"/>
               <w:bottom w:val="single" w:sz="4" w:color="D9D9D9"/>
-              <w:left w:val="single" w:sz="4" w:color="D9D9D9"/>
               <w:right w:val="single" w:sz="4" w:color="D9D9D9"/>
             </w:tcBorders>
             <w:shd w:fill="FFFFFF"/>
             <w:tcMar>
               <w:top w:w="85" w:type="dxa"/>
+              <w:left w:w="85" w:type="dxa"/>
               <w:bottom w:w="85" w:type="dxa"/>
-              <w:left w:w="85" w:type="dxa"/>
               <w:right w:w="85" w:type="dxa"/>
             </w:tcMar>
           </w:tcPr>
@@ -4115,15 +4115,15 @@
             <w:tcW w:type="dxa" w:w="3858"/>
             <w:tcBorders>
               <w:top w:val="single" w:sz="4" w:color="D9D9D9"/>
+              <w:left w:val="single" w:sz="4" w:color="D9D9D9"/>
               <w:bottom w:val="single" w:sz="4" w:color="D9D9D9"/>
-              <w:left w:val="single" w:sz="4" w:color="D9D9D9"/>
               <w:right w:val="single" w:sz="4" w:color="D9D9D9"/>
             </w:tcBorders>
             <w:shd w:fill="FFFFFF"/>
             <w:tcMar>
               <w:top w:w="85" w:type="dxa"/>
+              <w:left w:w="85" w:type="dxa"/>
               <w:bottom w:w="85" w:type="dxa"/>
-              <w:left w:w="85" w:type="dxa"/>
               <w:right w:w="85" w:type="dxa"/>
             </w:tcMar>
           </w:tcPr>
@@ -4170,15 +4170,15 @@
             <w:tcW w:type="dxa" w:w="2436"/>
             <w:tcBorders>
               <w:top w:val="single" w:sz="4" w:color="D9D9D9"/>
+              <w:left w:val="single" w:sz="4" w:color="D9D9D9"/>
               <w:bottom w:val="single" w:sz="4" w:color="D9D9D9"/>
-              <w:left w:val="single" w:sz="4" w:color="D9D9D9"/>
               <w:right w:val="single" w:sz="4" w:color="D9D9D9"/>
             </w:tcBorders>
             <w:shd w:fill="142D40"/>
             <w:tcMar>
               <w:top w:w="85" w:type="dxa"/>
+              <w:left w:w="85" w:type="dxa"/>
               <w:bottom w:w="85" w:type="dxa"/>
-              <w:left w:w="85" w:type="dxa"/>
               <w:right w:w="85" w:type="dxa"/>
             </w:tcMar>
           </w:tcPr>
@@ -4201,15 +4201,15 @@
             <w:tcW w:type="dxa" w:w="4670"/>
             <w:tcBorders>
               <w:top w:val="single" w:sz="4" w:color="D9D9D9"/>
+              <w:left w:val="single" w:sz="4" w:color="D9D9D9"/>
               <w:bottom w:val="single" w:sz="4" w:color="D9D9D9"/>
-              <w:left w:val="single" w:sz="4" w:color="D9D9D9"/>
               <w:right w:val="single" w:sz="4" w:color="D9D9D9"/>
             </w:tcBorders>
             <w:shd w:fill="142D40"/>
             <w:tcMar>
               <w:top w:w="85" w:type="dxa"/>
+              <w:left w:w="85" w:type="dxa"/>
               <w:bottom w:w="85" w:type="dxa"/>
-              <w:left w:w="85" w:type="dxa"/>
               <w:right w:w="85" w:type="dxa"/>
             </w:tcMar>
           </w:tcPr>
@@ -4232,15 +4232,15 @@
             <w:tcW w:type="dxa" w:w="3046"/>
             <w:tcBorders>
               <w:top w:val="single" w:sz="4" w:color="D9D9D9"/>
+              <w:left w:val="single" w:sz="4" w:color="D9D9D9"/>
               <w:bottom w:val="single" w:sz="4" w:color="D9D9D9"/>
-              <w:left w:val="single" w:sz="4" w:color="D9D9D9"/>
               <w:right w:val="single" w:sz="4" w:color="D9D9D9"/>
             </w:tcBorders>
             <w:shd w:fill="142D40"/>
             <w:tcMar>
               <w:top w:w="85" w:type="dxa"/>
+              <w:left w:w="85" w:type="dxa"/>
               <w:bottom w:w="85" w:type="dxa"/>
-              <w:left w:w="85" w:type="dxa"/>
               <w:right w:w="85" w:type="dxa"/>
             </w:tcMar>
           </w:tcPr>
@@ -4265,15 +4265,15 @@
             <w:tcW w:type="dxa" w:w="2436"/>
             <w:tcBorders>
               <w:top w:val="single" w:sz="4" w:color="D9D9D9"/>
+              <w:left w:val="single" w:sz="4" w:color="D9D9D9"/>
               <w:bottom w:val="single" w:sz="4" w:color="D9D9D9"/>
-              <w:left w:val="single" w:sz="4" w:color="D9D9D9"/>
               <w:right w:val="single" w:sz="4" w:color="D9D9D9"/>
             </w:tcBorders>
             <w:shd w:fill="FFFFFF"/>
             <w:tcMar>
               <w:top w:w="85" w:type="dxa"/>
+              <w:left w:w="85" w:type="dxa"/>
               <w:bottom w:w="85" w:type="dxa"/>
-              <w:left w:w="85" w:type="dxa"/>
               <w:right w:w="85" w:type="dxa"/>
             </w:tcMar>
           </w:tcPr>
@@ -4296,15 +4296,15 @@
             <w:tcW w:type="dxa" w:w="4670"/>
             <w:tcBorders>
               <w:top w:val="single" w:sz="4" w:color="D9D9D9"/>
+              <w:left w:val="single" w:sz="4" w:color="D9D9D9"/>
               <w:bottom w:val="single" w:sz="4" w:color="D9D9D9"/>
-              <w:left w:val="single" w:sz="4" w:color="D9D9D9"/>
               <w:right w:val="single" w:sz="4" w:color="D9D9D9"/>
             </w:tcBorders>
             <w:shd w:fill="FFFFFF"/>
             <w:tcMar>
               <w:top w:w="85" w:type="dxa"/>
+              <w:left w:w="85" w:type="dxa"/>
               <w:bottom w:w="85" w:type="dxa"/>
-              <w:left w:w="85" w:type="dxa"/>
               <w:right w:w="85" w:type="dxa"/>
             </w:tcMar>
           </w:tcPr>
@@ -4326,15 +4326,15 @@
             <w:tcW w:type="dxa" w:w="3046"/>
             <w:tcBorders>
               <w:top w:val="single" w:sz="4" w:color="D9D9D9"/>
+              <w:left w:val="single" w:sz="4" w:color="D9D9D9"/>
               <w:bottom w:val="single" w:sz="4" w:color="D9D9D9"/>
-              <w:left w:val="single" w:sz="4" w:color="D9D9D9"/>
               <w:right w:val="single" w:sz="4" w:color="D9D9D9"/>
             </w:tcBorders>
             <w:shd w:fill="FFFFFF"/>
             <w:tcMar>
               <w:top w:w="85" w:type="dxa"/>
+              <w:left w:w="85" w:type="dxa"/>
               <w:bottom w:w="85" w:type="dxa"/>
-              <w:left w:w="85" w:type="dxa"/>
               <w:right w:w="85" w:type="dxa"/>
             </w:tcMar>
           </w:tcPr>
@@ -4358,15 +4358,15 @@
             <w:tcW w:type="dxa" w:w="2436"/>
             <w:tcBorders>
               <w:top w:val="single" w:sz="4" w:color="D9D9D9"/>
+              <w:left w:val="single" w:sz="4" w:color="D9D9D9"/>
               <w:bottom w:val="single" w:sz="4" w:color="D9D9D9"/>
-              <w:left w:val="single" w:sz="4" w:color="D9D9D9"/>
               <w:right w:val="single" w:sz="4" w:color="D9D9D9"/>
             </w:tcBorders>
             <w:shd w:fill="F1F5F7"/>
             <w:tcMar>
               <w:top w:w="85" w:type="dxa"/>
+              <w:left w:w="85" w:type="dxa"/>
               <w:bottom w:w="85" w:type="dxa"/>
-              <w:left w:w="85" w:type="dxa"/>
               <w:right w:w="85" w:type="dxa"/>
             </w:tcMar>
           </w:tcPr>
@@ -4389,15 +4389,15 @@
             <w:tcW w:type="dxa" w:w="4670"/>
             <w:tcBorders>
               <w:top w:val="single" w:sz="4" w:color="D9D9D9"/>
+              <w:left w:val="single" w:sz="4" w:color="D9D9D9"/>
               <w:bottom w:val="single" w:sz="4" w:color="D9D9D9"/>
-              <w:left w:val="single" w:sz="4" w:color="D9D9D9"/>
               <w:right w:val="single" w:sz="4" w:color="D9D9D9"/>
             </w:tcBorders>
             <w:shd w:fill="F1F5F7"/>
             <w:tcMar>
               <w:top w:w="85" w:type="dxa"/>
+              <w:left w:w="85" w:type="dxa"/>
               <w:bottom w:w="85" w:type="dxa"/>
-              <w:left w:w="85" w:type="dxa"/>
               <w:right w:w="85" w:type="dxa"/>
             </w:tcMar>
           </w:tcPr>
@@ -4419,15 +4419,15 @@
             <w:tcW w:type="dxa" w:w="3046"/>
             <w:tcBorders>
               <w:top w:val="single" w:sz="4" w:color="D9D9D9"/>
+              <w:left w:val="single" w:sz="4" w:color="D9D9D9"/>
               <w:bottom w:val="single" w:sz="4" w:color="D9D9D9"/>
-              <w:left w:val="single" w:sz="4" w:color="D9D9D9"/>
               <w:right w:val="single" w:sz="4" w:color="D9D9D9"/>
             </w:tcBorders>
             <w:shd w:fill="F1F5F7"/>
             <w:tcMar>
               <w:top w:w="85" w:type="dxa"/>
+              <w:left w:w="85" w:type="dxa"/>
               <w:bottom w:w="85" w:type="dxa"/>
-              <w:left w:w="85" w:type="dxa"/>
               <w:right w:w="85" w:type="dxa"/>
             </w:tcMar>
           </w:tcPr>
@@ -4451,15 +4451,15 @@
             <w:tcW w:type="dxa" w:w="2436"/>
             <w:tcBorders>
               <w:top w:val="single" w:sz="4" w:color="D9D9D9"/>
+              <w:left w:val="single" w:sz="4" w:color="D9D9D9"/>
               <w:bottom w:val="single" w:sz="4" w:color="D9D9D9"/>
-              <w:left w:val="single" w:sz="4" w:color="D9D9D9"/>
               <w:right w:val="single" w:sz="4" w:color="D9D9D9"/>
             </w:tcBorders>
             <w:shd w:fill="FFFFFF"/>
             <w:tcMar>
               <w:top w:w="85" w:type="dxa"/>
+              <w:left w:w="85" w:type="dxa"/>
               <w:bottom w:w="85" w:type="dxa"/>
-              <w:left w:w="85" w:type="dxa"/>
               <w:right w:w="85" w:type="dxa"/>
             </w:tcMar>
           </w:tcPr>
@@ -4482,15 +4482,15 @@
             <w:tcW w:type="dxa" w:w="4670"/>
             <w:tcBorders>
               <w:top w:val="single" w:sz="4" w:color="D9D9D9"/>
+              <w:left w:val="single" w:sz="4" w:color="D9D9D9"/>
               <w:bottom w:val="single" w:sz="4" w:color="D9D9D9"/>
-              <w:left w:val="single" w:sz="4" w:color="D9D9D9"/>
               <w:right w:val="single" w:sz="4" w:color="D9D9D9"/>
             </w:tcBorders>
             <w:shd w:fill="FFFFFF"/>
             <w:tcMar>
               <w:top w:w="85" w:type="dxa"/>
+              <w:left w:w="85" w:type="dxa"/>
               <w:bottom w:w="85" w:type="dxa"/>
-              <w:left w:w="85" w:type="dxa"/>
               <w:right w:w="85" w:type="dxa"/>
             </w:tcMar>
           </w:tcPr>
@@ -4512,15 +4512,15 @@
             <w:tcW w:type="dxa" w:w="3046"/>
             <w:tcBorders>
               <w:top w:val="single" w:sz="4" w:color="D9D9D9"/>
+              <w:left w:val="single" w:sz="4" w:color="D9D9D9"/>
               <w:bottom w:val="single" w:sz="4" w:color="D9D9D9"/>
-              <w:left w:val="single" w:sz="4" w:color="D9D9D9"/>
               <w:right w:val="single" w:sz="4" w:color="D9D9D9"/>
             </w:tcBorders>
             <w:shd w:fill="FFFFFF"/>
             <w:tcMar>
               <w:top w:w="85" w:type="dxa"/>
+              <w:left w:w="85" w:type="dxa"/>
               <w:bottom w:w="85" w:type="dxa"/>
-              <w:left w:w="85" w:type="dxa"/>
               <w:right w:w="85" w:type="dxa"/>
             </w:tcMar>
           </w:tcPr>
